--- a/lessons/9-1/downloads/9-1-notes.docx
+++ b/lessons/9-1/downloads/9-1-notes.docx
@@ -401,6 +401,232 @@
           <w:szCs w:val="19"/>
         </w:rPr>
         <w:t xml:space="preserve">..., -3, -2, -1, 0, 1, 2, 3, ...</w:t>
+      </w:r>
+    </w:p>
+    <w:p>
+      <w:pPr>
+        <w:pStyle w:val="Heading2"/>
+        <w:pBdr>
+          <w:left w:val="single" w:color="1FA6A2" w:sz="18" w:space="8"/>
+        </w:pBdr>
+        <w:spacing w:after="100" w:before="200"/>
+      </w:pPr>
+      <w:r>
+        <w:rPr>
+          <w:b/>
+          <w:bCs/>
+          <w:color w:val="1FA6A2"/>
+          <w:sz w:val="26"/>
+          <w:szCs w:val="26"/>
+        </w:rPr>
+        <w:t xml:space="preserve">Turn &amp; Talk — Discussion Points  (Level 1 support · Level 2)</w:t>
+      </w:r>
+    </w:p>
+    <w:p>
+      <w:pPr>
+        <w:spacing w:after="60"/>
+      </w:pPr>
+      <w:r>
+        <w:rPr>
+          <w:i/>
+          <w:iCs/>
+          <w:color w:val="5F6F80"/>
+          <w:sz w:val="19"/>
+          <w:szCs w:val="19"/>
+        </w:rPr>
+        <w:t xml:space="preserve">Talk with a partner. Use the Level 1 stems if you need help getting started; try the Level 2 question when you are ready for more.</w:t>
+      </w:r>
+    </w:p>
+    <w:p>
+      <w:pPr>
+        <w:spacing w:after="60"/>
+      </w:pPr>
+      <w:r>
+        <w:rPr>
+          <w:b/>
+          <w:bCs/>
+          <w:color w:val="12355B"/>
+          <w:sz w:val="21"/>
+          <w:szCs w:val="21"/>
+        </w:rPr>
+        <w:t xml:space="preserve">1. [Explore] </w:t>
+      </w:r>
+      <w:r>
+        <w:rPr>
+          <w:b/>
+          <w:bCs/>
+          <w:sz w:val="21"/>
+          <w:szCs w:val="21"/>
+        </w:rPr>
+        <w:t xml:space="preserve">How do the x and y numbers tell you where to plot a point?</w:t>
+      </w:r>
+    </w:p>
+    <w:p>
+      <w:pPr>
+        <w:spacing w:after="60"/>
+      </w:pPr>
+      <w:r>
+        <w:rPr>
+          <w:sz w:val="21"/>
+          <w:szCs w:val="21"/>
+        </w:rPr>
+        <w:t xml:space="preserve">The first number tells me ___.</w:t>
+      </w:r>
+      <w:r>
+        <w:rPr>
+          <w:i/>
+          <w:iCs/>
+          <w:color w:val="5F6F80"/>
+          <w:sz w:val="19"/>
+          <w:szCs w:val="19"/>
+        </w:rPr>
+        <w:br/>
+        <w:t xml:space="preserve">
+El primer número me dice ___.</w:t>
+      </w:r>
+    </w:p>
+    <w:p>
+      <w:pPr>
+        <w:spacing w:after="60"/>
+      </w:pPr>
+      <w:r>
+        <w:rPr>
+          <w:sz w:val="21"/>
+          <w:szCs w:val="21"/>
+        </w:rPr>
+        <w:t xml:space="preserve">The point is at ___.</w:t>
+      </w:r>
+      <w:r>
+        <w:rPr>
+          <w:i/>
+          <w:iCs/>
+          <w:color w:val="5F6F80"/>
+          <w:sz w:val="19"/>
+          <w:szCs w:val="19"/>
+        </w:rPr>
+        <w:br/>
+        <w:t xml:space="preserve">
+El punto está en ___.</w:t>
+      </w:r>
+    </w:p>
+    <w:p>
+      <w:pPr>
+        <w:spacing w:after="60"/>
+      </w:pPr>
+      <w:r>
+        <w:rPr>
+          <w:sz w:val="21"/>
+          <w:szCs w:val="21"/>
+        </w:rPr>
+        <w:t xml:space="preserve">I use grids when ___.</w:t>
+      </w:r>
+      <w:r>
+        <w:rPr>
+          <w:i/>
+          <w:iCs/>
+          <w:color w:val="5F6F80"/>
+          <w:sz w:val="19"/>
+          <w:szCs w:val="19"/>
+        </w:rPr>
+        <w:br/>
+        <w:t xml:space="preserve">
+Uso cuadrículas cuando ___.</w:t>
+      </w:r>
+    </w:p>
+    <w:p>
+      <w:pPr>
+        <w:spacing w:after="60"/>
+      </w:pPr>
+      <w:r>
+        <w:rPr>
+          <w:b/>
+          <w:bCs/>
+          <w:color w:val="12355B"/>
+          <w:sz w:val="21"/>
+          <w:szCs w:val="21"/>
+        </w:rPr>
+        <w:t xml:space="preserve">2. [Connect] </w:t>
+      </w:r>
+      <w:r>
+        <w:rPr>
+          <w:b/>
+          <w:bCs/>
+          <w:sz w:val="21"/>
+          <w:szCs w:val="21"/>
+        </w:rPr>
+        <w:t xml:space="preserve">Where do you use coordinate grids, like maps or video games?</w:t>
+      </w:r>
+    </w:p>
+    <w:p>
+      <w:pPr>
+        <w:spacing w:after="60"/>
+      </w:pPr>
+      <w:r>
+        <w:rPr>
+          <w:sz w:val="21"/>
+          <w:szCs w:val="21"/>
+        </w:rPr>
+        <w:t xml:space="preserve">The first number tells me ___.</w:t>
+      </w:r>
+      <w:r>
+        <w:rPr>
+          <w:i/>
+          <w:iCs/>
+          <w:color w:val="5F6F80"/>
+          <w:sz w:val="19"/>
+          <w:szCs w:val="19"/>
+        </w:rPr>
+        <w:br/>
+        <w:t xml:space="preserve">
+El primer número me dice ___.</w:t>
+      </w:r>
+    </w:p>
+    <w:p>
+      <w:pPr>
+        <w:spacing w:after="60"/>
+      </w:pPr>
+      <w:r>
+        <w:rPr>
+          <w:sz w:val="21"/>
+          <w:szCs w:val="21"/>
+        </w:rPr>
+        <w:t xml:space="preserve">The point is at ___.</w:t>
+      </w:r>
+      <w:r>
+        <w:rPr>
+          <w:i/>
+          <w:iCs/>
+          <w:color w:val="5F6F80"/>
+          <w:sz w:val="19"/>
+          <w:szCs w:val="19"/>
+        </w:rPr>
+        <w:br/>
+        <w:t xml:space="preserve">
+El punto está en ___.</w:t>
+      </w:r>
+    </w:p>
+    <w:p>
+      <w:pPr>
+        <w:spacing w:after="60"/>
+      </w:pPr>
+      <w:r>
+        <w:rPr>
+          <w:sz w:val="21"/>
+          <w:szCs w:val="21"/>
+        </w:rPr>
+        <w:t xml:space="preserve">I use grids when ___.</w:t>
+      </w:r>
+      <w:r>
+        <w:rPr>
+          <w:i/>
+          <w:iCs/>
+          <w:color w:val="5F6F80"/>
+          <w:sz w:val="19"/>
+          <w:szCs w:val="19"/>
+        </w:rPr>
+        <w:br/>
+        <w:t xml:space="preserve">
+Uso cuadrículas cuando ___.</w:t>
       </w:r>
     </w:p>
     <w:p>

--- a/lessons/9-1/downloads/9-1-notes.docx
+++ b/lessons/9-1/downloads/9-1-notes.docx
@@ -449,28 +449,50 @@
           <w:sz w:val="21"/>
           <w:szCs w:val="21"/>
         </w:rPr>
-        <w:t xml:space="preserve">1. [Explore] </w:t>
-      </w:r>
-      <w:r>
-        <w:rPr>
-          <w:b/>
-          <w:bCs/>
-          <w:sz w:val="21"/>
-          <w:szCs w:val="21"/>
-        </w:rPr>
-        <w:t xml:space="preserve">How do the x and y numbers tell you where to plot a point?</w:t>
-      </w:r>
-    </w:p>
-    <w:p>
-      <w:pPr>
-        <w:spacing w:after="60"/>
-      </w:pPr>
-      <w:r>
-        <w:rPr>
-          <w:sz w:val="21"/>
-          <w:szCs w:val="21"/>
-        </w:rPr>
-        <w:t xml:space="preserve">The first number tells me ___.</w:t>
+        <w:t xml:space="preserve">1. [Launch] </w:t>
+      </w:r>
+      <w:r>
+        <w:rPr>
+          <w:b/>
+          <w:bCs/>
+          <w:sz w:val="21"/>
+          <w:szCs w:val="21"/>
+        </w:rPr>
+        <w:t xml:space="preserve">On the coordinate plane, why do we always start at the origin (0, 0) and move sideways before we move up or down to plot a point?</w:t>
+      </w:r>
+    </w:p>
+    <w:p>
+      <w:pPr>
+        <w:spacing w:after="60"/>
+      </w:pPr>
+      <w:r>
+        <w:rPr>
+          <w:b/>
+          <w:bCs/>
+          <w:color w:val="1FA6A2"/>
+          <w:sz w:val="20"/>
+          <w:szCs w:val="20"/>
+        </w:rPr>
+        <w:t xml:space="preserve">Level 1 — Start here: </w:t>
+      </w:r>
+      <w:r>
+        <w:rPr>
+          <w:sz w:val="20"/>
+          <w:szCs w:val="20"/>
+        </w:rPr>
+        <w:t xml:space="preserve">We start at the origin and move along the x-axis first because ___.</w:t>
+      </w:r>
+    </w:p>
+    <w:p>
+      <w:pPr>
+        <w:spacing w:after="60"/>
+      </w:pPr>
+      <w:r>
+        <w:rPr>
+          <w:sz w:val="21"/>
+          <w:szCs w:val="21"/>
+        </w:rPr>
+        <w:t xml:space="preserve">The first number in (x, y) tells me to move ___.</w:t>
       </w:r>
       <w:r>
         <w:rPr>
@@ -482,19 +504,19 @@
         </w:rPr>
         <w:br/>
         <w:t xml:space="preserve">
-El primer número me dice ___.</w:t>
-      </w:r>
-    </w:p>
-    <w:p>
-      <w:pPr>
-        <w:spacing w:after="60"/>
-      </w:pPr>
-      <w:r>
-        <w:rPr>
-          <w:sz w:val="21"/>
-          <w:szCs w:val="21"/>
-        </w:rPr>
-        <w:t xml:space="preserve">The point is at ___.</w:t>
+El primer numero en (x, y) me dice que me mueva ___.</w:t>
+      </w:r>
+    </w:p>
+    <w:p>
+      <w:pPr>
+        <w:spacing w:after="60"/>
+      </w:pPr>
+      <w:r>
+        <w:rPr>
+          <w:sz w:val="21"/>
+          <w:szCs w:val="21"/>
+        </w:rPr>
+        <w:t xml:space="preserve">The second number tells me to move ___.</w:t>
       </w:r>
       <w:r>
         <w:rPr>
@@ -506,19 +528,161 @@
         </w:rPr>
         <w:br/>
         <w:t xml:space="preserve">
-El punto está en ___.</w:t>
-      </w:r>
-    </w:p>
-    <w:p>
-      <w:pPr>
-        <w:spacing w:after="60"/>
-      </w:pPr>
-      <w:r>
-        <w:rPr>
-          <w:sz w:val="21"/>
-          <w:szCs w:val="21"/>
-        </w:rPr>
-        <w:t xml:space="preserve">I use grids when ___.</w:t>
+El segundo numero me dice que me mueva ___.</w:t>
+      </w:r>
+    </w:p>
+    <w:p>
+      <w:pPr>
+        <w:spacing w:after="60"/>
+      </w:pPr>
+      <w:r>
+        <w:rPr>
+          <w:b/>
+          <w:bCs/>
+          <w:color w:val="12355B"/>
+          <w:sz w:val="20"/>
+          <w:szCs w:val="20"/>
+        </w:rPr>
+        <w:t xml:space="preserve">Word bank: </w:t>
+      </w:r>
+      <w:r>
+        <w:rPr>
+          <w:color w:val="1FA6A2"/>
+          <w:sz w:val="20"/>
+          <w:szCs w:val="20"/>
+        </w:rPr>
+        <w:t xml:space="preserve">coordinate plane, origin, ordered pair, x-axis, y-axis</w:t>
+      </w:r>
+    </w:p>
+    <w:p>
+      <w:pPr>
+        <w:spacing w:after="60"/>
+      </w:pPr>
+      <w:r>
+        <w:rPr>
+          <w:b/>
+          <w:bCs/>
+          <w:color w:val="12355B"/>
+          <w:sz w:val="19"/>
+          <w:szCs w:val="19"/>
+        </w:rPr>
+        <w:t xml:space="preserve">Listen for: </w:t>
+      </w:r>
+      <w:r>
+        <w:rPr>
+          <w:i/>
+          <w:iCs/>
+          <w:color w:val="5F6F80"/>
+          <w:sz w:val="19"/>
+          <w:szCs w:val="19"/>
+        </w:rPr>
+        <w:t xml:space="preserve">Student states the x-coordinate is the sideways (horizontal) move and the y-coordinate is the up/down (vertical) move, both starting from the origin.</w:t>
+      </w:r>
+    </w:p>
+    <w:p>
+      <w:pPr>
+        <w:spacing w:after="60"/>
+      </w:pPr>
+      <w:r>
+        <w:rPr>
+          <w:b/>
+          <w:bCs/>
+          <w:color w:val="9A6B12"/>
+          <w:sz w:val="20"/>
+          <w:szCs w:val="20"/>
+        </w:rPr>
+        <w:t xml:space="preserve">Level 2: </w:t>
+      </w:r>
+      <w:r>
+        <w:rPr>
+          <w:sz w:val="20"/>
+          <w:szCs w:val="20"/>
+        </w:rPr>
+        <w:t xml:space="preserve">Push students to explain why (3, 5) and (5, 3) land on different points even though they use the same numbers.</w:t>
+      </w:r>
+    </w:p>
+    <w:p>
+      <w:pPr>
+        <w:spacing w:after="60"/>
+        <w:ind w:left="360"/>
+      </w:pPr>
+      <w:r>
+        <w:rPr>
+          <w:sz w:val="20"/>
+          <w:szCs w:val="20"/>
+        </w:rPr>
+        <w:t xml:space="preserve">• (3, 5) and (5, 3) are different because ___.</w:t>
+      </w:r>
+    </w:p>
+    <w:p>
+      <w:pPr>
+        <w:spacing w:after="60"/>
+        <w:ind w:left="360"/>
+      </w:pPr>
+      <w:r>
+        <w:rPr>
+          <w:sz w:val="20"/>
+          <w:szCs w:val="20"/>
+        </w:rPr>
+        <w:t xml:space="preserve">• The order in an ordered pair matters because ___.</w:t>
+      </w:r>
+    </w:p>
+    <w:p>
+      <w:pPr>
+        <w:spacing w:after="60"/>
+      </w:pPr>
+      <w:r>
+        <w:rPr>
+          <w:b/>
+          <w:bCs/>
+          <w:color w:val="12355B"/>
+          <w:sz w:val="21"/>
+          <w:szCs w:val="21"/>
+        </w:rPr>
+        <w:t xml:space="preserve">2. [Explore] </w:t>
+      </w:r>
+      <w:r>
+        <w:rPr>
+          <w:b/>
+          <w:bCs/>
+          <w:sz w:val="21"/>
+          <w:szCs w:val="21"/>
+        </w:rPr>
+        <w:t xml:space="preserve">You need to plot (4, 2). Walk your partner through every move you make from the origin, using the words x-axis and y-axis.</w:t>
+      </w:r>
+    </w:p>
+    <w:p>
+      <w:pPr>
+        <w:spacing w:after="60"/>
+      </w:pPr>
+      <w:r>
+        <w:rPr>
+          <w:b/>
+          <w:bCs/>
+          <w:color w:val="1FA6A2"/>
+          <w:sz w:val="20"/>
+          <w:szCs w:val="20"/>
+        </w:rPr>
+        <w:t xml:space="preserve">Level 1 — Start here: </w:t>
+      </w:r>
+      <w:r>
+        <w:rPr>
+          <w:sz w:val="20"/>
+          <w:szCs w:val="20"/>
+        </w:rPr>
+        <w:t xml:space="preserve">Starting at the origin, I first move ___, then I move ___.</w:t>
+      </w:r>
+    </w:p>
+    <w:p>
+      <w:pPr>
+        <w:spacing w:after="60"/>
+      </w:pPr>
+      <w:r>
+        <w:rPr>
+          <w:sz w:val="21"/>
+          <w:szCs w:val="21"/>
+        </w:rPr>
+        <w:t xml:space="preserve">I move ___ units along the x-axis.</w:t>
       </w:r>
       <w:r>
         <w:rPr>
@@ -530,43 +694,19 @@
         </w:rPr>
         <w:br/>
         <w:t xml:space="preserve">
-Uso cuadrículas cuando ___.</w:t>
-      </w:r>
-    </w:p>
-    <w:p>
-      <w:pPr>
-        <w:spacing w:after="60"/>
-      </w:pPr>
-      <w:r>
-        <w:rPr>
-          <w:b/>
-          <w:bCs/>
-          <w:color w:val="12355B"/>
-          <w:sz w:val="21"/>
-          <w:szCs w:val="21"/>
-        </w:rPr>
-        <w:t xml:space="preserve">2. [Connect] </w:t>
-      </w:r>
-      <w:r>
-        <w:rPr>
-          <w:b/>
-          <w:bCs/>
-          <w:sz w:val="21"/>
-          <w:szCs w:val="21"/>
-        </w:rPr>
-        <w:t xml:space="preserve">Where do you use coordinate grids, like maps or video games?</w:t>
-      </w:r>
-    </w:p>
-    <w:p>
-      <w:pPr>
-        <w:spacing w:after="60"/>
-      </w:pPr>
-      <w:r>
-        <w:rPr>
-          <w:sz w:val="21"/>
-          <w:szCs w:val="21"/>
-        </w:rPr>
-        <w:t xml:space="preserve">The first number tells me ___.</w:t>
+Me muevo ___ unidades por el eje x.</w:t>
+      </w:r>
+    </w:p>
+    <w:p>
+      <w:pPr>
+        <w:spacing w:after="60"/>
+      </w:pPr>
+      <w:r>
+        <w:rPr>
+          <w:sz w:val="21"/>
+          <w:szCs w:val="21"/>
+        </w:rPr>
+        <w:t xml:space="preserve">Then I move ___ units along the y-axis.</w:t>
       </w:r>
       <w:r>
         <w:rPr>
@@ -578,19 +718,161 @@
         </w:rPr>
         <w:br/>
         <w:t xml:space="preserve">
-El primer número me dice ___.</w:t>
-      </w:r>
-    </w:p>
-    <w:p>
-      <w:pPr>
-        <w:spacing w:after="60"/>
-      </w:pPr>
-      <w:r>
-        <w:rPr>
-          <w:sz w:val="21"/>
-          <w:szCs w:val="21"/>
-        </w:rPr>
-        <w:t xml:space="preserve">The point is at ___.</w:t>
+Luego me muevo ___ unidades por el eje y.</w:t>
+      </w:r>
+    </w:p>
+    <w:p>
+      <w:pPr>
+        <w:spacing w:after="60"/>
+      </w:pPr>
+      <w:r>
+        <w:rPr>
+          <w:b/>
+          <w:bCs/>
+          <w:color w:val="12355B"/>
+          <w:sz w:val="20"/>
+          <w:szCs w:val="20"/>
+        </w:rPr>
+        <w:t xml:space="preserve">Word bank: </w:t>
+      </w:r>
+      <w:r>
+        <w:rPr>
+          <w:color w:val="1FA6A2"/>
+          <w:sz w:val="20"/>
+          <w:szCs w:val="20"/>
+        </w:rPr>
+        <w:t xml:space="preserve">origin, ordered pair, x-axis, y-axis, coordinate plane</w:t>
+      </w:r>
+    </w:p>
+    <w:p>
+      <w:pPr>
+        <w:spacing w:after="60"/>
+      </w:pPr>
+      <w:r>
+        <w:rPr>
+          <w:b/>
+          <w:bCs/>
+          <w:color w:val="12355B"/>
+          <w:sz w:val="19"/>
+          <w:szCs w:val="19"/>
+        </w:rPr>
+        <w:t xml:space="preserve">Listen for: </w:t>
+      </w:r>
+      <w:r>
+        <w:rPr>
+          <w:i/>
+          <w:iCs/>
+          <w:color w:val="5F6F80"/>
+          <w:sz w:val="19"/>
+          <w:szCs w:val="19"/>
+        </w:rPr>
+        <w:t xml:space="preserve">Student moves 4 right along the x-axis and 2 up along the y-axis, naming each axis and the origin as the start.</w:t>
+      </w:r>
+    </w:p>
+    <w:p>
+      <w:pPr>
+        <w:spacing w:after="60"/>
+      </w:pPr>
+      <w:r>
+        <w:rPr>
+          <w:b/>
+          <w:bCs/>
+          <w:color w:val="9A6B12"/>
+          <w:sz w:val="20"/>
+          <w:szCs w:val="20"/>
+        </w:rPr>
+        <w:t xml:space="preserve">Level 2: </w:t>
+      </w:r>
+      <w:r>
+        <w:rPr>
+          <w:sz w:val="20"/>
+          <w:szCs w:val="20"/>
+        </w:rPr>
+        <w:t xml:space="preserve">Ask students to predict which quadrant the point (4, 2) lands in and justify their answer using the signs of the coordinates.</w:t>
+      </w:r>
+    </w:p>
+    <w:p>
+      <w:pPr>
+        <w:spacing w:after="60"/>
+        <w:ind w:left="360"/>
+      </w:pPr>
+      <w:r>
+        <w:rPr>
+          <w:sz w:val="20"/>
+          <w:szCs w:val="20"/>
+        </w:rPr>
+        <w:t xml:space="preserve">• (4, 2) lands in quadrant ___ because ___.</w:t>
+      </w:r>
+    </w:p>
+    <w:p>
+      <w:pPr>
+        <w:spacing w:after="60"/>
+        <w:ind w:left="360"/>
+      </w:pPr>
+      <w:r>
+        <w:rPr>
+          <w:sz w:val="20"/>
+          <w:szCs w:val="20"/>
+        </w:rPr>
+        <w:t xml:space="preserve">• I can tell the quadrant from the coordinates by ___.</w:t>
+      </w:r>
+    </w:p>
+    <w:p>
+      <w:pPr>
+        <w:spacing w:after="60"/>
+      </w:pPr>
+      <w:r>
+        <w:rPr>
+          <w:b/>
+          <w:bCs/>
+          <w:color w:val="12355B"/>
+          <w:sz w:val="21"/>
+          <w:szCs w:val="21"/>
+        </w:rPr>
+        <w:t xml:space="preserve">3. [Connect] </w:t>
+      </w:r>
+      <w:r>
+        <w:rPr>
+          <w:b/>
+          <w:bCs/>
+          <w:sz w:val="21"/>
+          <w:szCs w:val="21"/>
+        </w:rPr>
+        <w:t xml:space="preserve">How is reading a coordinate pair like reading directions on a map or in a video game?</w:t>
+      </w:r>
+    </w:p>
+    <w:p>
+      <w:pPr>
+        <w:spacing w:after="60"/>
+      </w:pPr>
+      <w:r>
+        <w:rPr>
+          <w:b/>
+          <w:bCs/>
+          <w:color w:val="1FA6A2"/>
+          <w:sz w:val="20"/>
+          <w:szCs w:val="20"/>
+        </w:rPr>
+        <w:t xml:space="preserve">Level 1 — Start here: </w:t>
+      </w:r>
+      <w:r>
+        <w:rPr>
+          <w:sz w:val="20"/>
+          <w:szCs w:val="20"/>
+        </w:rPr>
+        <w:t xml:space="preserve">An ordered pair works like map directions because ___.</w:t>
+      </w:r>
+    </w:p>
+    <w:p>
+      <w:pPr>
+        <w:spacing w:after="60"/>
+      </w:pPr>
+      <w:r>
+        <w:rPr>
+          <w:sz w:val="21"/>
+          <w:szCs w:val="21"/>
+        </w:rPr>
+        <w:t xml:space="preserve">The x-coordinate is like going ___.</w:t>
       </w:r>
       <w:r>
         <w:rPr>
@@ -602,19 +884,19 @@
         </w:rPr>
         <w:br/>
         <w:t xml:space="preserve">
-El punto está en ___.</w:t>
-      </w:r>
-    </w:p>
-    <w:p>
-      <w:pPr>
-        <w:spacing w:after="60"/>
-      </w:pPr>
-      <w:r>
-        <w:rPr>
-          <w:sz w:val="21"/>
-          <w:szCs w:val="21"/>
-        </w:rPr>
-        <w:t xml:space="preserve">I use grids when ___.</w:t>
+La coordenada x es como ir ___.</w:t>
+      </w:r>
+    </w:p>
+    <w:p>
+      <w:pPr>
+        <w:spacing w:after="60"/>
+      </w:pPr>
+      <w:r>
+        <w:rPr>
+          <w:sz w:val="21"/>
+          <w:szCs w:val="21"/>
+        </w:rPr>
+        <w:t xml:space="preserve">The y-coordinate is like going ___.</w:t>
       </w:r>
       <w:r>
         <w:rPr>
@@ -626,7 +908,293 @@
         </w:rPr>
         <w:br/>
         <w:t xml:space="preserve">
-Uso cuadrículas cuando ___.</w:t>
+La coordenada y es como ir ___.</w:t>
+      </w:r>
+    </w:p>
+    <w:p>
+      <w:pPr>
+        <w:spacing w:after="60"/>
+      </w:pPr>
+      <w:r>
+        <w:rPr>
+          <w:b/>
+          <w:bCs/>
+          <w:color w:val="12355B"/>
+          <w:sz w:val="20"/>
+          <w:szCs w:val="20"/>
+        </w:rPr>
+        <w:t xml:space="preserve">Word bank: </w:t>
+      </w:r>
+      <w:r>
+        <w:rPr>
+          <w:color w:val="1FA6A2"/>
+          <w:sz w:val="20"/>
+          <w:szCs w:val="20"/>
+        </w:rPr>
+        <w:t xml:space="preserve">ordered pair, coordinate plane, x-axis, y-axis, origin</w:t>
+      </w:r>
+    </w:p>
+    <w:p>
+      <w:pPr>
+        <w:spacing w:after="60"/>
+      </w:pPr>
+      <w:r>
+        <w:rPr>
+          <w:b/>
+          <w:bCs/>
+          <w:color w:val="12355B"/>
+          <w:sz w:val="19"/>
+          <w:szCs w:val="19"/>
+        </w:rPr>
+        <w:t xml:space="preserve">Listen for: </w:t>
+      </w:r>
+      <w:r>
+        <w:rPr>
+          <w:i/>
+          <w:iCs/>
+          <w:color w:val="5F6F80"/>
+          <w:sz w:val="19"/>
+          <w:szCs w:val="19"/>
+        </w:rPr>
+        <w:t xml:space="preserve">Student connects the x-value to horizontal travel and the y-value to vertical travel, like map or grid directions from a starting point.</w:t>
+      </w:r>
+    </w:p>
+    <w:p>
+      <w:pPr>
+        <w:spacing w:after="60"/>
+      </w:pPr>
+      <w:r>
+        <w:rPr>
+          <w:b/>
+          <w:bCs/>
+          <w:color w:val="9A6B12"/>
+          <w:sz w:val="20"/>
+          <w:szCs w:val="20"/>
+        </w:rPr>
+        <w:t xml:space="preserve">Level 2: </w:t>
+      </w:r>
+      <w:r>
+        <w:rPr>
+          <w:sz w:val="20"/>
+          <w:szCs w:val="20"/>
+        </w:rPr>
+        <w:t xml:space="preserve">Push students to generalize a rule for plotting ANY ordered pair, including ones with zero in them.</w:t>
+      </w:r>
+    </w:p>
+    <w:p>
+      <w:pPr>
+        <w:spacing w:after="60"/>
+        <w:ind w:left="360"/>
+      </w:pPr>
+      <w:r>
+        <w:rPr>
+          <w:sz w:val="20"/>
+          <w:szCs w:val="20"/>
+        </w:rPr>
+        <w:t xml:space="preserve">• A rule that always works for plotting (x, y) is ___.</w:t>
+      </w:r>
+    </w:p>
+    <w:p>
+      <w:pPr>
+        <w:spacing w:after="60"/>
+        <w:ind w:left="360"/>
+      </w:pPr>
+      <w:r>
+        <w:rPr>
+          <w:sz w:val="20"/>
+          <w:szCs w:val="20"/>
+        </w:rPr>
+        <w:t xml:space="preserve">• If one coordinate is 0, the point lands on ___ because ___.</w:t>
+      </w:r>
+    </w:p>
+    <w:p>
+      <w:pPr>
+        <w:spacing w:after="60"/>
+      </w:pPr>
+      <w:r>
+        <w:rPr>
+          <w:b/>
+          <w:bCs/>
+          <w:color w:val="12355B"/>
+          <w:sz w:val="21"/>
+          <w:szCs w:val="21"/>
+        </w:rPr>
+        <w:t xml:space="preserve">4. [Reflect] </w:t>
+      </w:r>
+      <w:r>
+        <w:rPr>
+          <w:b/>
+          <w:bCs/>
+          <w:sz w:val="21"/>
+          <w:szCs w:val="21"/>
+        </w:rPr>
+        <w:t xml:space="preserve">A classmate plotted (2, 6) but moved up 2 and over 6. What mistake did they make, and how would you coach them?</w:t>
+      </w:r>
+    </w:p>
+    <w:p>
+      <w:pPr>
+        <w:spacing w:after="60"/>
+      </w:pPr>
+      <w:r>
+        <w:rPr>
+          <w:b/>
+          <w:bCs/>
+          <w:color w:val="1FA6A2"/>
+          <w:sz w:val="20"/>
+          <w:szCs w:val="20"/>
+        </w:rPr>
+        <w:t xml:space="preserve">Level 1 — Start here: </w:t>
+      </w:r>
+      <w:r>
+        <w:rPr>
+          <w:sz w:val="20"/>
+          <w:szCs w:val="20"/>
+        </w:rPr>
+        <w:t xml:space="preserve">The mistake was ___, and to fix it they should ___.</w:t>
+      </w:r>
+    </w:p>
+    <w:p>
+      <w:pPr>
+        <w:spacing w:after="60"/>
+      </w:pPr>
+      <w:r>
+        <w:rPr>
+          <w:sz w:val="21"/>
+          <w:szCs w:val="21"/>
+        </w:rPr>
+        <w:t xml:space="preserve">They mixed up the ___ and the ___.</w:t>
+      </w:r>
+      <w:r>
+        <w:rPr>
+          <w:i/>
+          <w:iCs/>
+          <w:color w:val="5F6F80"/>
+          <w:sz w:val="19"/>
+          <w:szCs w:val="19"/>
+        </w:rPr>
+        <w:br/>
+        <w:t xml:space="preserve">
+Confundieron la ___ y la ___.</w:t>
+      </w:r>
+    </w:p>
+    <w:p>
+      <w:pPr>
+        <w:spacing w:after="60"/>
+      </w:pPr>
+      <w:r>
+        <w:rPr>
+          <w:sz w:val="21"/>
+          <w:szCs w:val="21"/>
+        </w:rPr>
+        <w:t xml:space="preserve">The correct way is to move ___ first.</w:t>
+      </w:r>
+      <w:r>
+        <w:rPr>
+          <w:i/>
+          <w:iCs/>
+          <w:color w:val="5F6F80"/>
+          <w:sz w:val="19"/>
+          <w:szCs w:val="19"/>
+        </w:rPr>
+        <w:br/>
+        <w:t xml:space="preserve">
+La forma correcta es moverse ___ primero.</w:t>
+      </w:r>
+    </w:p>
+    <w:p>
+      <w:pPr>
+        <w:spacing w:after="60"/>
+      </w:pPr>
+      <w:r>
+        <w:rPr>
+          <w:b/>
+          <w:bCs/>
+          <w:color w:val="12355B"/>
+          <w:sz w:val="20"/>
+          <w:szCs w:val="20"/>
+        </w:rPr>
+        <w:t xml:space="preserve">Word bank: </w:t>
+      </w:r>
+      <w:r>
+        <w:rPr>
+          <w:color w:val="1FA6A2"/>
+          <w:sz w:val="20"/>
+          <w:szCs w:val="20"/>
+        </w:rPr>
+        <w:t xml:space="preserve">ordered pair, x-axis, y-axis, origin, coordinate plane</w:t>
+      </w:r>
+    </w:p>
+    <w:p>
+      <w:pPr>
+        <w:spacing w:after="60"/>
+      </w:pPr>
+      <w:r>
+        <w:rPr>
+          <w:b/>
+          <w:bCs/>
+          <w:color w:val="12355B"/>
+          <w:sz w:val="19"/>
+          <w:szCs w:val="19"/>
+        </w:rPr>
+        <w:t xml:space="preserve">Listen for: </w:t>
+      </w:r>
+      <w:r>
+        <w:rPr>
+          <w:i/>
+          <w:iCs/>
+          <w:color w:val="5F6F80"/>
+          <w:sz w:val="19"/>
+          <w:szCs w:val="19"/>
+        </w:rPr>
+        <w:t xml:space="preserve">Student identifies that the x- and y-coordinates were swapped and explains the correct order (x first, then y).</w:t>
+      </w:r>
+    </w:p>
+    <w:p>
+      <w:pPr>
+        <w:spacing w:after="60"/>
+      </w:pPr>
+      <w:r>
+        <w:rPr>
+          <w:b/>
+          <w:bCs/>
+          <w:color w:val="9A6B12"/>
+          <w:sz w:val="20"/>
+          <w:szCs w:val="20"/>
+        </w:rPr>
+        <w:t xml:space="preserve">Level 2: </w:t>
+      </w:r>
+      <w:r>
+        <w:rPr>
+          <w:sz w:val="20"/>
+          <w:szCs w:val="20"/>
+        </w:rPr>
+        <w:t xml:space="preserve">Ask students to critique why this swap error is so common and suggest a strategy to avoid it every time.</w:t>
+      </w:r>
+    </w:p>
+    <w:p>
+      <w:pPr>
+        <w:spacing w:after="60"/>
+        <w:ind w:left="360"/>
+      </w:pPr>
+      <w:r>
+        <w:rPr>
+          <w:sz w:val="20"/>
+          <w:szCs w:val="20"/>
+        </w:rPr>
+        <w:t xml:space="preserve">• This error happens a lot because ___.</w:t>
+      </w:r>
+    </w:p>
+    <w:p>
+      <w:pPr>
+        <w:spacing w:after="60"/>
+        <w:ind w:left="360"/>
+      </w:pPr>
+      <w:r>
+        <w:rPr>
+          <w:sz w:val="20"/>
+          <w:szCs w:val="20"/>
+        </w:rPr>
+        <w:t xml:space="preserve">• A strategy to remember the order is ___.</w:t>
       </w:r>
     </w:p>
     <w:p>
@@ -1213,7 +1781,7 @@
           <w:sz w:val="21"/>
           <w:szCs w:val="21"/>
         </w:rPr>
-        <w:t xml:space="preserve">The first number tells me ___.</w:t>
+        <w:t xml:space="preserve">The first number in (x, y) tells me to move ___.</w:t>
       </w:r>
       <w:r>
         <w:rPr>
@@ -1225,19 +1793,19 @@
         </w:rPr>
         <w:br/>
         <w:t xml:space="preserve">
-El primer número me dice ___.</w:t>
-      </w:r>
-    </w:p>
-    <w:p>
-      <w:pPr>
-        <w:spacing w:after="60"/>
-      </w:pPr>
-      <w:r>
-        <w:rPr>
-          <w:sz w:val="21"/>
-          <w:szCs w:val="21"/>
-        </w:rPr>
-        <w:t xml:space="preserve">The point is at ___.</w:t>
+El primer numero en (x, y) me dice que me mueva ___.</w:t>
+      </w:r>
+    </w:p>
+    <w:p>
+      <w:pPr>
+        <w:spacing w:after="60"/>
+      </w:pPr>
+      <w:r>
+        <w:rPr>
+          <w:sz w:val="21"/>
+          <w:szCs w:val="21"/>
+        </w:rPr>
+        <w:t xml:space="preserve">The second number tells me to move ___.</w:t>
       </w:r>
       <w:r>
         <w:rPr>
@@ -1249,19 +1817,19 @@
         </w:rPr>
         <w:br/>
         <w:t xml:space="preserve">
-El punto está en ___.</w:t>
-      </w:r>
-    </w:p>
-    <w:p>
-      <w:pPr>
-        <w:spacing w:after="60"/>
-      </w:pPr>
-      <w:r>
-        <w:rPr>
-          <w:sz w:val="21"/>
-          <w:szCs w:val="21"/>
-        </w:rPr>
-        <w:t xml:space="preserve">I use grids when ___.</w:t>
+El segundo numero me dice que me mueva ___.</w:t>
+      </w:r>
+    </w:p>
+    <w:p>
+      <w:pPr>
+        <w:spacing w:after="60"/>
+      </w:pPr>
+      <w:r>
+        <w:rPr>
+          <w:sz w:val="21"/>
+          <w:szCs w:val="21"/>
+        </w:rPr>
+        <w:t xml:space="preserve">I move ___ units along the x-axis.</w:t>
       </w:r>
       <w:r>
         <w:rPr>
@@ -1273,7 +1841,7 @@
         </w:rPr>
         <w:br/>
         <w:t xml:space="preserve">
-Uso cuadrículas cuando ___.</w:t>
+Me muevo ___ unidades por el eje x.</w:t>
       </w:r>
     </w:p>
     <w:p>

--- a/lessons/9-1/downloads/9-1-notes.docx
+++ b/lessons/9-1/downloads/9-1-notes.docx
@@ -489,6 +489,43 @@
       </w:pPr>
       <w:r>
         <w:rPr>
+          <w:b/>
+          <w:bCs/>
+          <w:color w:val="1FA6A2"/>
+          <w:sz w:val="20"/>
+          <w:szCs w:val="20"/>
+        </w:rPr>
+        <w:t xml:space="preserve">Hint (optional): </w:t>
+      </w:r>
+      <w:r>
+        <w:rPr>
+          <w:sz w:val="20"/>
+          <w:szCs w:val="20"/>
+        </w:rPr>
+        <w:t xml:space="preserve">Try starting with the word "coordinate plane" or "origin". Re-read the question and underline what it is asking you to compare or find. Use one number or word from the problem as your evidence.</w:t>
+      </w:r>
+    </w:p>
+    <w:p>
+      <w:pPr>
+        <w:spacing w:after="60"/>
+      </w:pPr>
+      <w:r>
+        <w:rPr>
+          <w:b/>
+          <w:bCs/>
+          <w:color w:val="12355B"/>
+          <w:sz w:val="19"/>
+          <w:szCs w:val="19"/>
+        </w:rPr>
+        <w:t xml:space="preserve">Sentence starters (optional)</w:t>
+      </w:r>
+    </w:p>
+    <w:p>
+      <w:pPr>
+        <w:spacing w:after="60"/>
+      </w:pPr>
+      <w:r>
+        <w:rPr>
           <w:sz w:val="21"/>
           <w:szCs w:val="21"/>
         </w:rPr>
@@ -679,6 +716,43 @@
       </w:pPr>
       <w:r>
         <w:rPr>
+          <w:b/>
+          <w:bCs/>
+          <w:color w:val="1FA6A2"/>
+          <w:sz w:val="20"/>
+          <w:szCs w:val="20"/>
+        </w:rPr>
+        <w:t xml:space="preserve">Hint (optional): </w:t>
+      </w:r>
+      <w:r>
+        <w:rPr>
+          <w:sz w:val="20"/>
+          <w:szCs w:val="20"/>
+        </w:rPr>
+        <w:t xml:space="preserve">Try starting with the word "origin" or "ordered pair". Re-read the question and underline what it is asking you to compare or find. Use one number or word from the problem as your evidence.</w:t>
+      </w:r>
+    </w:p>
+    <w:p>
+      <w:pPr>
+        <w:spacing w:after="60"/>
+      </w:pPr>
+      <w:r>
+        <w:rPr>
+          <w:b/>
+          <w:bCs/>
+          <w:color w:val="12355B"/>
+          <w:sz w:val="19"/>
+          <w:szCs w:val="19"/>
+        </w:rPr>
+        <w:t xml:space="preserve">Sentence starters (optional)</w:t>
+      </w:r>
+    </w:p>
+    <w:p>
+      <w:pPr>
+        <w:spacing w:after="60"/>
+      </w:pPr>
+      <w:r>
+        <w:rPr>
           <w:sz w:val="21"/>
           <w:szCs w:val="21"/>
         </w:rPr>
@@ -869,6 +943,43 @@
       </w:pPr>
       <w:r>
         <w:rPr>
+          <w:b/>
+          <w:bCs/>
+          <w:color w:val="1FA6A2"/>
+          <w:sz w:val="20"/>
+          <w:szCs w:val="20"/>
+        </w:rPr>
+        <w:t xml:space="preserve">Hint (optional): </w:t>
+      </w:r>
+      <w:r>
+        <w:rPr>
+          <w:sz w:val="20"/>
+          <w:szCs w:val="20"/>
+        </w:rPr>
+        <w:t xml:space="preserve">Try starting with the word "ordered pair" or "coordinate plane". Re-read the question and underline what it is asking you to compare or find. Use one number or word from the problem as your evidence.</w:t>
+      </w:r>
+    </w:p>
+    <w:p>
+      <w:pPr>
+        <w:spacing w:after="60"/>
+      </w:pPr>
+      <w:r>
+        <w:rPr>
+          <w:b/>
+          <w:bCs/>
+          <w:color w:val="12355B"/>
+          <w:sz w:val="19"/>
+          <w:szCs w:val="19"/>
+        </w:rPr>
+        <w:t xml:space="preserve">Sentence starters (optional)</w:t>
+      </w:r>
+    </w:p>
+    <w:p>
+      <w:pPr>
+        <w:spacing w:after="60"/>
+      </w:pPr>
+      <w:r>
+        <w:rPr>
           <w:sz w:val="21"/>
           <w:szCs w:val="21"/>
         </w:rPr>
@@ -1051,6 +1162,43 @@
           <w:szCs w:val="20"/>
         </w:rPr>
         <w:t xml:space="preserve">The mistake was ___, and to fix it they should ___.</w:t>
+      </w:r>
+    </w:p>
+    <w:p>
+      <w:pPr>
+        <w:spacing w:after="60"/>
+      </w:pPr>
+      <w:r>
+        <w:rPr>
+          <w:b/>
+          <w:bCs/>
+          <w:color w:val="1FA6A2"/>
+          <w:sz w:val="20"/>
+          <w:szCs w:val="20"/>
+        </w:rPr>
+        <w:t xml:space="preserve">Hint (optional): </w:t>
+      </w:r>
+      <w:r>
+        <w:rPr>
+          <w:sz w:val="20"/>
+          <w:szCs w:val="20"/>
+        </w:rPr>
+        <w:t xml:space="preserve">Try starting with the word "ordered pair" or "x-axis". Re-read the question and underline what it is asking you to compare or find. Use one number or word from the problem as your evidence.</w:t>
+      </w:r>
+    </w:p>
+    <w:p>
+      <w:pPr>
+        <w:spacing w:after="60"/>
+      </w:pPr>
+      <w:r>
+        <w:rPr>
+          <w:b/>
+          <w:bCs/>
+          <w:color w:val="12355B"/>
+          <w:sz w:val="19"/>
+          <w:szCs w:val="19"/>
+        </w:rPr>
+        <w:t xml:space="preserve">Sentence starters (optional)</w:t>
       </w:r>
     </w:p>
     <w:p>

--- a/lessons/9-1/downloads/9-1-notes.docx
+++ b/lessons/9-1/downloads/9-1-notes.docx
@@ -97,6 +97,69 @@
       </w:pPr>
       <w:r>
         <w:rPr>
+          <w:i/>
+          <w:iCs/>
+          <w:color w:val="5F6F80"/>
+          <w:sz w:val="19"/>
+          <w:szCs w:val="19"/>
+        </w:rPr>
+        <w:t xml:space="preserve">Picture first, then the word, then a plain-language meaning.</w:t>
+      </w:r>
+    </w:p>
+    <w:p>
+      <w:pPr>
+        <w:keepNext/>
+        <w:spacing w:after="20" w:before="120"/>
+        <w:jc w:val="center"/>
+      </w:pPr>
+      <w:r>
+        <w:drawing>
+          <wp:inline distT="0" distB="0" distL="0" distR="0">
+            <wp:extent cx="1238250" cy="933450"/>
+            <wp:effectExtent t="0" r="0" b="0" l="0"/>
+            <wp:docPr id="1" name="" descr="" title=""/>
+            <wp:cNvGraphicFramePr>
+              <a:graphicFrameLocks xmlns:a="http://schemas.openxmlformats.org/drawingml/2006/main" noChangeAspect="1"/>
+            </wp:cNvGraphicFramePr>
+            <a:graphic xmlns:a="http://schemas.openxmlformats.org/drawingml/2006/main">
+              <a:graphicData uri="http://schemas.openxmlformats.org/drawingml/2006/picture">
+                <pic:pic xmlns:pic="http://schemas.openxmlformats.org/drawingml/2006/picture">
+                  <pic:nvPicPr>
+                    <pic:cNvPr id="0" name="" descr=""/>
+                    <pic:cNvPicPr>
+                      <a:picLocks noChangeAspect="1" noChangeArrowheads="1"/>
+                    </pic:cNvPicPr>
+                  </pic:nvPicPr>
+                  <pic:blipFill>
+                    <a:blip r:embed="rId9" cstate="none"/>
+                    <a:srcRect/>
+                    <a:stretch>
+                      <a:fillRect/>
+                    </a:stretch>
+                  </pic:blipFill>
+                  <pic:spPr bwMode="auto">
+                    <a:xfrm>
+                      <a:off x="0" y="0"/>
+                      <a:ext cx="1238250" cy="933450"/>
+                    </a:xfrm>
+                    <a:prstGeom prst="rect">
+                      <a:avLst/>
+                    </a:prstGeom>
+                  </pic:spPr>
+                </pic:pic>
+              </a:graphicData>
+            </a:graphic>
+          </wp:inline>
+        </w:drawing>
+      </w:r>
+    </w:p>
+    <w:p>
+      <w:pPr>
+        <w:keepNext/>
+        <w:spacing w:after="20"/>
+      </w:pPr>
+      <w:r>
+        <w:rPr>
           <w:b/>
           <w:bCs/>
           <w:color w:val="12355B"/>
@@ -118,7 +181,7 @@
     </w:p>
     <w:p>
       <w:pPr>
-        <w:spacing w:after="60"/>
+        <w:spacing w:after="160"/>
       </w:pPr>
       <w:r>
         <w:rPr>
@@ -130,22 +193,55 @@
     </w:p>
     <w:p>
       <w:pPr>
-        <w:spacing w:after="60"/>
-      </w:pPr>
-      <w:r>
-        <w:rPr>
-          <w:i/>
-          <w:iCs/>
-          <w:color w:val="5F6F80"/>
-          <w:sz w:val="19"/>
-          <w:szCs w:val="19"/>
-        </w:rPr>
-        <w:t xml:space="preserve">A grid with a horizontal line (x-axis) crossing a vertical line (y-axis), making four sections</w:t>
-      </w:r>
-    </w:p>
-    <w:p>
-      <w:pPr>
-        <w:spacing w:after="60"/>
+        <w:keepNext/>
+        <w:spacing w:after="20" w:before="120"/>
+        <w:jc w:val="center"/>
+      </w:pPr>
+      <w:r>
+        <w:drawing>
+          <wp:inline distT="0" distB="0" distL="0" distR="0">
+            <wp:extent cx="1238250" cy="933450"/>
+            <wp:effectExtent t="0" r="0" b="0" l="0"/>
+            <wp:docPr id="1" name="" descr="" title=""/>
+            <wp:cNvGraphicFramePr>
+              <a:graphicFrameLocks xmlns:a="http://schemas.openxmlformats.org/drawingml/2006/main" noChangeAspect="1"/>
+            </wp:cNvGraphicFramePr>
+            <a:graphic xmlns:a="http://schemas.openxmlformats.org/drawingml/2006/main">
+              <a:graphicData uri="http://schemas.openxmlformats.org/drawingml/2006/picture">
+                <pic:pic xmlns:pic="http://schemas.openxmlformats.org/drawingml/2006/picture">
+                  <pic:nvPicPr>
+                    <pic:cNvPr id="0" name="" descr=""/>
+                    <pic:cNvPicPr>
+                      <a:picLocks noChangeAspect="1" noChangeArrowheads="1"/>
+                    </pic:cNvPicPr>
+                  </pic:nvPicPr>
+                  <pic:blipFill>
+                    <a:blip r:embed="rId10" cstate="none"/>
+                    <a:srcRect/>
+                    <a:stretch>
+                      <a:fillRect/>
+                    </a:stretch>
+                  </pic:blipFill>
+                  <pic:spPr bwMode="auto">
+                    <a:xfrm>
+                      <a:off x="0" y="0"/>
+                      <a:ext cx="1238250" cy="933450"/>
+                    </a:xfrm>
+                    <a:prstGeom prst="rect">
+                      <a:avLst/>
+                    </a:prstGeom>
+                  </pic:spPr>
+                </pic:pic>
+              </a:graphicData>
+            </a:graphic>
+          </wp:inline>
+        </w:drawing>
+      </w:r>
+    </w:p>
+    <w:p>
+      <w:pPr>
+        <w:keepNext/>
+        <w:spacing w:after="20"/>
       </w:pPr>
       <w:r>
         <w:rPr>
@@ -170,7 +266,7 @@
     </w:p>
     <w:p>
       <w:pPr>
-        <w:spacing w:after="60"/>
+        <w:spacing w:after="160"/>
       </w:pPr>
       <w:r>
         <w:rPr>
@@ -182,22 +278,55 @@
     </w:p>
     <w:p>
       <w:pPr>
-        <w:spacing w:after="60"/>
-      </w:pPr>
-      <w:r>
-        <w:rPr>
-          <w:i/>
-          <w:iCs/>
-          <w:color w:val="5F6F80"/>
-          <w:sz w:val="19"/>
-          <w:szCs w:val="19"/>
-        </w:rPr>
-        <w:t xml:space="preserve">(3, 5) means move right 3 from the origin, then up 5</w:t>
-      </w:r>
-    </w:p>
-    <w:p>
-      <w:pPr>
-        <w:spacing w:after="60"/>
+        <w:keepNext/>
+        <w:spacing w:after="20" w:before="120"/>
+        <w:jc w:val="center"/>
+      </w:pPr>
+      <w:r>
+        <w:drawing>
+          <wp:inline distT="0" distB="0" distL="0" distR="0">
+            <wp:extent cx="1238250" cy="933450"/>
+            <wp:effectExtent t="0" r="0" b="0" l="0"/>
+            <wp:docPr id="1" name="" descr="" title=""/>
+            <wp:cNvGraphicFramePr>
+              <a:graphicFrameLocks xmlns:a="http://schemas.openxmlformats.org/drawingml/2006/main" noChangeAspect="1"/>
+            </wp:cNvGraphicFramePr>
+            <a:graphic xmlns:a="http://schemas.openxmlformats.org/drawingml/2006/main">
+              <a:graphicData uri="http://schemas.openxmlformats.org/drawingml/2006/picture">
+                <pic:pic xmlns:pic="http://schemas.openxmlformats.org/drawingml/2006/picture">
+                  <pic:nvPicPr>
+                    <pic:cNvPr id="0" name="" descr=""/>
+                    <pic:cNvPicPr>
+                      <a:picLocks noChangeAspect="1" noChangeArrowheads="1"/>
+                    </pic:cNvPicPr>
+                  </pic:nvPicPr>
+                  <pic:blipFill>
+                    <a:blip r:embed="rId11" cstate="none"/>
+                    <a:srcRect/>
+                    <a:stretch>
+                      <a:fillRect/>
+                    </a:stretch>
+                  </pic:blipFill>
+                  <pic:spPr bwMode="auto">
+                    <a:xfrm>
+                      <a:off x="0" y="0"/>
+                      <a:ext cx="1238250" cy="933450"/>
+                    </a:xfrm>
+                    <a:prstGeom prst="rect">
+                      <a:avLst/>
+                    </a:prstGeom>
+                  </pic:spPr>
+                </pic:pic>
+              </a:graphicData>
+            </a:graphic>
+          </wp:inline>
+        </w:drawing>
+      </w:r>
+    </w:p>
+    <w:p>
+      <w:pPr>
+        <w:keepNext/>
+        <w:spacing w:after="20"/>
       </w:pPr>
       <w:r>
         <w:rPr>
@@ -222,7 +351,7 @@
     </w:p>
     <w:p>
       <w:pPr>
-        <w:spacing w:after="60"/>
+        <w:spacing w:after="160"/>
       </w:pPr>
       <w:r>
         <w:rPr>
@@ -234,22 +363,55 @@
     </w:p>
     <w:p>
       <w:pPr>
-        <w:spacing w:after="60"/>
-      </w:pPr>
-      <w:r>
-        <w:rPr>
-          <w:i/>
-          <w:iCs/>
-          <w:color w:val="5F6F80"/>
-          <w:sz w:val="19"/>
-          <w:szCs w:val="19"/>
-        </w:rPr>
-        <w:t xml:space="preserve">The starting point at the center where both axes cross — (0, 0)</w:t>
-      </w:r>
-    </w:p>
-    <w:p>
-      <w:pPr>
-        <w:spacing w:after="60"/>
+        <w:keepNext/>
+        <w:spacing w:after="20" w:before="120"/>
+        <w:jc w:val="center"/>
+      </w:pPr>
+      <w:r>
+        <w:drawing>
+          <wp:inline distT="0" distB="0" distL="0" distR="0">
+            <wp:extent cx="1238250" cy="933450"/>
+            <wp:effectExtent t="0" r="0" b="0" l="0"/>
+            <wp:docPr id="1" name="" descr="" title=""/>
+            <wp:cNvGraphicFramePr>
+              <a:graphicFrameLocks xmlns:a="http://schemas.openxmlformats.org/drawingml/2006/main" noChangeAspect="1"/>
+            </wp:cNvGraphicFramePr>
+            <a:graphic xmlns:a="http://schemas.openxmlformats.org/drawingml/2006/main">
+              <a:graphicData uri="http://schemas.openxmlformats.org/drawingml/2006/picture">
+                <pic:pic xmlns:pic="http://schemas.openxmlformats.org/drawingml/2006/picture">
+                  <pic:nvPicPr>
+                    <pic:cNvPr id="0" name="" descr=""/>
+                    <pic:cNvPicPr>
+                      <a:picLocks noChangeAspect="1" noChangeArrowheads="1"/>
+                    </pic:cNvPicPr>
+                  </pic:nvPicPr>
+                  <pic:blipFill>
+                    <a:blip r:embed="rId12" cstate="none"/>
+                    <a:srcRect/>
+                    <a:stretch>
+                      <a:fillRect/>
+                    </a:stretch>
+                  </pic:blipFill>
+                  <pic:spPr bwMode="auto">
+                    <a:xfrm>
+                      <a:off x="0" y="0"/>
+                      <a:ext cx="1238250" cy="933450"/>
+                    </a:xfrm>
+                    <a:prstGeom prst="rect">
+                      <a:avLst/>
+                    </a:prstGeom>
+                  </pic:spPr>
+                </pic:pic>
+              </a:graphicData>
+            </a:graphic>
+          </wp:inline>
+        </w:drawing>
+      </w:r>
+    </w:p>
+    <w:p>
+      <w:pPr>
+        <w:keepNext/>
+        <w:spacing w:after="20"/>
       </w:pPr>
       <w:r>
         <w:rPr>
@@ -274,7 +436,7 @@
     </w:p>
     <w:p>
       <w:pPr>
-        <w:spacing w:after="60"/>
+        <w:spacing w:after="160"/>
       </w:pPr>
       <w:r>
         <w:rPr>
@@ -286,22 +448,55 @@
     </w:p>
     <w:p>
       <w:pPr>
-        <w:spacing w:after="60"/>
-      </w:pPr>
-      <w:r>
-        <w:rPr>
-          <w:i/>
-          <w:iCs/>
-          <w:color w:val="5F6F80"/>
-          <w:sz w:val="19"/>
-          <w:szCs w:val="19"/>
-        </w:rPr>
-        <w:t xml:space="preserve">I (+,+) top-right, II (-,+) top-left, III (-,-) bottom-left, IV (+,-) bottom-right</w:t>
-      </w:r>
-    </w:p>
-    <w:p>
-      <w:pPr>
-        <w:spacing w:after="60"/>
+        <w:keepNext/>
+        <w:spacing w:after="20" w:before="120"/>
+        <w:jc w:val="center"/>
+      </w:pPr>
+      <w:r>
+        <w:drawing>
+          <wp:inline distT="0" distB="0" distL="0" distR="0">
+            <wp:extent cx="1238250" cy="933450"/>
+            <wp:effectExtent t="0" r="0" b="0" l="0"/>
+            <wp:docPr id="1" name="" descr="" title=""/>
+            <wp:cNvGraphicFramePr>
+              <a:graphicFrameLocks xmlns:a="http://schemas.openxmlformats.org/drawingml/2006/main" noChangeAspect="1"/>
+            </wp:cNvGraphicFramePr>
+            <a:graphic xmlns:a="http://schemas.openxmlformats.org/drawingml/2006/main">
+              <a:graphicData uri="http://schemas.openxmlformats.org/drawingml/2006/picture">
+                <pic:pic xmlns:pic="http://schemas.openxmlformats.org/drawingml/2006/picture">
+                  <pic:nvPicPr>
+                    <pic:cNvPr id="0" name="" descr=""/>
+                    <pic:cNvPicPr>
+                      <a:picLocks noChangeAspect="1" noChangeArrowheads="1"/>
+                    </pic:cNvPicPr>
+                  </pic:nvPicPr>
+                  <pic:blipFill>
+                    <a:blip r:embed="rId9" cstate="none"/>
+                    <a:srcRect/>
+                    <a:stretch>
+                      <a:fillRect/>
+                    </a:stretch>
+                  </pic:blipFill>
+                  <pic:spPr bwMode="auto">
+                    <a:xfrm>
+                      <a:off x="0" y="0"/>
+                      <a:ext cx="1238250" cy="933450"/>
+                    </a:xfrm>
+                    <a:prstGeom prst="rect">
+                      <a:avLst/>
+                    </a:prstGeom>
+                  </pic:spPr>
+                </pic:pic>
+              </a:graphicData>
+            </a:graphic>
+          </wp:inline>
+        </w:drawing>
+      </w:r>
+    </w:p>
+    <w:p>
+      <w:pPr>
+        <w:keepNext/>
+        <w:spacing w:after="20"/>
       </w:pPr>
       <w:r>
         <w:rPr>
@@ -326,7 +521,7 @@
     </w:p>
     <w:p>
       <w:pPr>
-        <w:spacing w:after="60"/>
+        <w:spacing w:after="160"/>
       </w:pPr>
       <w:r>
         <w:rPr>
@@ -338,22 +533,55 @@
     </w:p>
     <w:p>
       <w:pPr>
-        <w:spacing w:after="60"/>
-      </w:pPr>
-      <w:r>
-        <w:rPr>
-          <w:i/>
-          <w:iCs/>
-          <w:color w:val="5F6F80"/>
-          <w:sz w:val="19"/>
-          <w:szCs w:val="19"/>
-        </w:rPr>
-        <w:t xml:space="preserve">(3, 2) reflected over the x-axis becomes (3, -2) — same x, opposite y</w:t>
-      </w:r>
-    </w:p>
-    <w:p>
-      <w:pPr>
-        <w:spacing w:after="60"/>
+        <w:keepNext/>
+        <w:spacing w:after="20" w:before="120"/>
+        <w:jc w:val="center"/>
+      </w:pPr>
+      <w:r>
+        <w:drawing>
+          <wp:inline distT="0" distB="0" distL="0" distR="0">
+            <wp:extent cx="1238250" cy="933450"/>
+            <wp:effectExtent t="0" r="0" b="0" l="0"/>
+            <wp:docPr id="1" name="" descr="" title=""/>
+            <wp:cNvGraphicFramePr>
+              <a:graphicFrameLocks xmlns:a="http://schemas.openxmlformats.org/drawingml/2006/main" noChangeAspect="1"/>
+            </wp:cNvGraphicFramePr>
+            <a:graphic xmlns:a="http://schemas.openxmlformats.org/drawingml/2006/main">
+              <a:graphicData uri="http://schemas.openxmlformats.org/drawingml/2006/picture">
+                <pic:pic xmlns:pic="http://schemas.openxmlformats.org/drawingml/2006/picture">
+                  <pic:nvPicPr>
+                    <pic:cNvPr id="0" name="" descr=""/>
+                    <pic:cNvPicPr>
+                      <a:picLocks noChangeAspect="1" noChangeArrowheads="1"/>
+                    </pic:cNvPicPr>
+                  </pic:nvPicPr>
+                  <pic:blipFill>
+                    <a:blip r:embed="rId13" cstate="none"/>
+                    <a:srcRect/>
+                    <a:stretch>
+                      <a:fillRect/>
+                    </a:stretch>
+                  </pic:blipFill>
+                  <pic:spPr bwMode="auto">
+                    <a:xfrm>
+                      <a:off x="0" y="0"/>
+                      <a:ext cx="1238250" cy="933450"/>
+                    </a:xfrm>
+                    <a:prstGeom prst="rect">
+                      <a:avLst/>
+                    </a:prstGeom>
+                  </pic:spPr>
+                </pic:pic>
+              </a:graphicData>
+            </a:graphic>
+          </wp:inline>
+        </w:drawing>
+      </w:r>
+    </w:p>
+    <w:p>
+      <w:pPr>
+        <w:keepNext/>
+        <w:spacing w:after="20"/>
       </w:pPr>
       <w:r>
         <w:rPr>
@@ -378,7 +606,7 @@
     </w:p>
     <w:p>
       <w:pPr>
-        <w:spacing w:after="60"/>
+        <w:spacing w:after="160"/>
       </w:pPr>
       <w:r>
         <w:rPr>
@@ -386,21 +614,6 @@
           <w:szCs w:val="21"/>
         </w:rPr>
         <w:t xml:space="preserve">Whole numbers and their opposites, like -2, -1, 0, 1, 2.</w:t>
-      </w:r>
-    </w:p>
-    <w:p>
-      <w:pPr>
-        <w:spacing w:after="60"/>
-      </w:pPr>
-      <w:r>
-        <w:rPr>
-          <w:i/>
-          <w:iCs/>
-          <w:color w:val="5F6F80"/>
-          <w:sz w:val="19"/>
-          <w:szCs w:val="19"/>
-        </w:rPr>
-        <w:t xml:space="preserve">..., -3, -2, -1, 0, 1, 2, 3, ...</w:t>
       </w:r>
     </w:p>
     <w:p>

--- a/lessons/9-1/downloads/9-1-notes.docx
+++ b/lessons/9-1/downloads/9-1-notes.docx
@@ -1377,7 +1377,7 @@
           <w:sz w:val="24"/>
           <w:szCs w:val="24"/>
         </w:rPr>
-        <w:t xml:space="preserve">Try the Model</w:t>
+        <w:t xml:space="preserve">Solved Example</w:t>
       </w:r>
       <w:r>
         <w:rPr>
@@ -1387,90 +1387,152 @@
           <w:sz w:val="19"/>
           <w:szCs w:val="19"/>
         </w:rPr>
-        <w:t xml:space="preserve">   step through it together</w:t>
-      </w:r>
-    </w:p>
-    <w:p>
-      <w:pPr>
-        <w:spacing w:after="80"/>
-      </w:pPr>
-      <w:r>
-        <w:rPr>
-          <w:sz w:val="21"/>
-          <w:szCs w:val="21"/>
-        </w:rPr>
-        <w:t xml:space="preserve">Plot Captain Vega's treasure map points and connect them to reveal the path!</w:t>
-      </w:r>
-    </w:p>
-    <w:p>
-      <w:pPr>
+        <w:t xml:space="preserve">   I Do — watch each step</w:t>
+      </w:r>
+    </w:p>
+    <w:p>
+      <w:pPr>
+        <w:keepNext/>
         <w:spacing w:after="40"/>
       </w:pPr>
       <w:r>
-        <w:t xml:space="preserve"/>
-      </w:r>
-    </w:p>
-    <w:tbl>
-      <w:tblPr>
-        <w:tblW w:type="pct" w:w="100%"/>
-        <w:tblBorders>
-          <w:top w:val="single" w:color="C7D2DD" w:sz="6"/>
-          <w:left w:val="single" w:color="C7D2DD" w:sz="6"/>
-          <w:bottom w:val="single" w:color="C7D2DD" w:sz="6"/>
-          <w:right w:val="single" w:color="C7D2DD" w:sz="6"/>
-          <w:insideH w:val="single" w:color="auto" w:sz="4"/>
-          <w:insideV w:val="single" w:color="auto" w:sz="4"/>
-        </w:tblBorders>
-      </w:tblPr>
-      <w:tblGrid>
-        <w:gridCol w:w="100"/>
-      </w:tblGrid>
-      <w:tr>
-        <w:tc>
-          <w:tcPr>
-            <w:shd w:fill="E6F4F3" w:color="auto" w:val="clear"/>
-            <w:tcMar>
-              <w:top w:type="dxa" w:w="60"/>
-              <w:left w:type="dxa" w:w="120"/>
-              <w:bottom w:type="dxa" w:w="60"/>
-              <w:right w:type="dxa" w:w="120"/>
-            </w:tcMar>
-          </w:tcPr>
-          <w:p>
-            <w:pPr>
-              <w:spacing w:after="0" w:line="320"/>
-            </w:pPr>
-            <w:r>
-              <w:t xml:space="preserve"/>
-            </w:r>
-          </w:p>
-          <w:p>
-            <w:pPr>
-              <w:spacing w:after="0" w:line="320"/>
-            </w:pPr>
-            <w:r>
-              <w:t xml:space="preserve"/>
-            </w:r>
-          </w:p>
-          <w:p>
-            <w:pPr>
-              <w:spacing w:after="0" w:line="320"/>
-            </w:pPr>
-            <w:r>
-              <w:t xml:space="preserve"/>
-            </w:r>
-          </w:p>
-          <w:p>
-            <w:pPr>
-              <w:spacing w:after="0" w:line="320"/>
-            </w:pPr>
-            <w:r>
-              <w:t xml:space="preserve"/>
-            </w:r>
-          </w:p>
-        </w:tc>
-      </w:tr>
-    </w:tbl>
+        <w:rPr>
+          <w:b/>
+          <w:bCs/>
+          <w:color w:val="12355B"/>
+          <w:sz w:val="21"/>
+          <w:szCs w:val="21"/>
+        </w:rPr>
+        <w:t xml:space="preserve">Problem:  </w:t>
+      </w:r>
+      <w:r>
+        <w:rPr>
+          <w:sz w:val="21"/>
+          <w:szCs w:val="21"/>
+        </w:rPr>
+        <w:t xml:space="preserve">Which ordered pair names a point 3 units right and 7 units up from the origin?</w:t>
+      </w:r>
+    </w:p>
+    <w:p>
+      <w:pPr>
+        <w:spacing w:after="30"/>
+        <w:ind w:left="420"/>
+      </w:pPr>
+      <w:r>
+        <w:rPr>
+          <w:sz w:val="20"/>
+          <w:szCs w:val="20"/>
+        </w:rPr>
+        <w:t xml:space="preserve">A)  (3, 7)</w:t>
+      </w:r>
+    </w:p>
+    <w:p>
+      <w:pPr>
+        <w:spacing w:after="30"/>
+        <w:ind w:left="420"/>
+      </w:pPr>
+      <w:r>
+        <w:rPr>
+          <w:sz w:val="20"/>
+          <w:szCs w:val="20"/>
+        </w:rPr>
+        <w:t xml:space="preserve">B)  (7, 3)</w:t>
+      </w:r>
+    </w:p>
+    <w:p>
+      <w:pPr>
+        <w:spacing w:after="30"/>
+        <w:ind w:left="420"/>
+      </w:pPr>
+      <w:r>
+        <w:rPr>
+          <w:sz w:val="20"/>
+          <w:szCs w:val="20"/>
+        </w:rPr>
+        <w:t xml:space="preserve">C)  (3, 3)</w:t>
+      </w:r>
+    </w:p>
+    <w:p>
+      <w:pPr>
+        <w:spacing w:after="30"/>
+        <w:ind w:left="420"/>
+      </w:pPr>
+      <w:r>
+        <w:rPr>
+          <w:sz w:val="20"/>
+          <w:szCs w:val="20"/>
+        </w:rPr>
+        <w:t xml:space="preserve">D)  (0, 7)</w:t>
+      </w:r>
+    </w:p>
+    <w:p>
+      <w:pPr>
+        <w:spacing w:after="20" w:before="50"/>
+      </w:pPr>
+      <w:r>
+        <w:rPr>
+          <w:b/>
+          <w:bCs/>
+          <w:color w:val="1FA6A2"/>
+          <w:sz w:val="21"/>
+          <w:szCs w:val="21"/>
+        </w:rPr>
+        <w:t xml:space="preserve">Step 1:  </w:t>
+      </w:r>
+      <w:r>
+        <w:rPr>
+          <w:sz w:val="21"/>
+          <w:szCs w:val="21"/>
+        </w:rPr>
+        <w:t xml:space="preserve">The first coordinate is horizontal (right 3), the second is vertical (up 7).</w:t>
+      </w:r>
+    </w:p>
+    <w:p>
+      <w:pPr>
+        <w:spacing w:after="20" w:before="50"/>
+      </w:pPr>
+      <w:r>
+        <w:rPr>
+          <w:b/>
+          <w:bCs/>
+          <w:color w:val="1FA6A2"/>
+          <w:sz w:val="21"/>
+          <w:szCs w:val="21"/>
+        </w:rPr>
+        <w:t xml:space="preserve">Step 2:  </w:t>
+      </w:r>
+      <w:r>
+        <w:rPr>
+          <w:sz w:val="21"/>
+          <w:szCs w:val="21"/>
+        </w:rPr>
+        <w:t xml:space="preserve">So (3, 7).</w:t>
+      </w:r>
+    </w:p>
+    <w:p>
+      <w:pPr>
+        <w:spacing w:after="40" w:before="60"/>
+      </w:pPr>
+      <w:r>
+        <w:rPr>
+          <w:b/>
+          <w:bCs/>
+          <w:color w:val="12355B"/>
+          <w:sz w:val="21"/>
+          <w:szCs w:val="21"/>
+        </w:rPr>
+        <w:t xml:space="preserve">Answer:  </w:t>
+      </w:r>
+      <w:r>
+        <w:rPr>
+          <w:b/>
+          <w:bCs/>
+          <w:sz w:val="21"/>
+          <w:szCs w:val="21"/>
+        </w:rPr>
+        <w:t xml:space="preserve">A. (3, 7)</w:t>
+      </w:r>
+    </w:p>
     <w:p>
       <w:pPr>
         <w:pStyle w:val="Heading1"/>
@@ -1515,6 +1577,170 @@
           <w:szCs w:val="19"/>
         </w:rPr>
         <w:t xml:space="preserve">   We Do — work with your class</w:t>
+      </w:r>
+    </w:p>
+    <w:p>
+      <w:pPr>
+        <w:keepNext/>
+        <w:spacing w:after="40" w:before="40"/>
+      </w:pPr>
+      <w:r>
+        <w:rPr>
+          <w:b/>
+          <w:bCs/>
+          <w:color w:val="12355B"/>
+          <w:sz w:val="21"/>
+          <w:szCs w:val="21"/>
+        </w:rPr>
+        <w:t xml:space="preserve">Problem:  </w:t>
+      </w:r>
+      <w:r>
+        <w:rPr>
+          <w:sz w:val="21"/>
+          <w:szCs w:val="21"/>
+        </w:rPr>
+        <w:t xml:space="preserve">What are the coordinates of the origin?</w:t>
+      </w:r>
+    </w:p>
+    <w:p>
+      <w:pPr>
+        <w:spacing w:after="30"/>
+        <w:ind w:left="420"/>
+      </w:pPr>
+      <w:r>
+        <w:rPr>
+          <w:sz w:val="20"/>
+          <w:szCs w:val="20"/>
+        </w:rPr>
+        <w:t xml:space="preserve">A)  (0, 0)</w:t>
+      </w:r>
+    </w:p>
+    <w:p>
+      <w:pPr>
+        <w:spacing w:after="30"/>
+        <w:ind w:left="420"/>
+      </w:pPr>
+      <w:r>
+        <w:rPr>
+          <w:sz w:val="20"/>
+          <w:szCs w:val="20"/>
+        </w:rPr>
+        <w:t xml:space="preserve">B)  (1, 1)</w:t>
+      </w:r>
+    </w:p>
+    <w:p>
+      <w:pPr>
+        <w:spacing w:after="30"/>
+        <w:ind w:left="420"/>
+      </w:pPr>
+      <w:r>
+        <w:rPr>
+          <w:sz w:val="20"/>
+          <w:szCs w:val="20"/>
+        </w:rPr>
+        <w:t xml:space="preserve">C)  (0, 1)</w:t>
+      </w:r>
+    </w:p>
+    <w:p>
+      <w:pPr>
+        <w:spacing w:after="30"/>
+        <w:ind w:left="420"/>
+      </w:pPr>
+      <w:r>
+        <w:rPr>
+          <w:sz w:val="20"/>
+          <w:szCs w:val="20"/>
+        </w:rPr>
+        <w:t xml:space="preserve">D)  (1, 0)</w:t>
+      </w:r>
+    </w:p>
+    <w:p>
+      <w:pPr>
+        <w:keepNext/>
+        <w:spacing w:after="0" w:before="50"/>
+      </w:pPr>
+      <w:r>
+        <w:rPr>
+          <w:b/>
+          <w:bCs/>
+          <w:color w:val="6B4FA0"/>
+          <w:sz w:val="21"/>
+          <w:szCs w:val="21"/>
+        </w:rPr>
+        <w:t xml:space="preserve">Step 1:</w:t>
+      </w:r>
+    </w:p>
+    <w:p>
+      <w:pPr>
+        <w:pBdr>
+          <w:bottom w:val="single" w:color="AFBECC" w:sz="6"/>
+        </w:pBdr>
+        <w:spacing w:after="30" w:before="150"/>
+      </w:pPr>
+      <w:r>
+        <w:t xml:space="preserve"/>
+      </w:r>
+    </w:p>
+    <w:p>
+      <w:pPr>
+        <w:keepNext/>
+        <w:spacing w:after="0" w:before="50"/>
+      </w:pPr>
+      <w:r>
+        <w:rPr>
+          <w:b/>
+          <w:bCs/>
+          <w:color w:val="6B4FA0"/>
+          <w:sz w:val="21"/>
+          <w:szCs w:val="21"/>
+        </w:rPr>
+        <w:t xml:space="preserve">Step 2:</w:t>
+      </w:r>
+    </w:p>
+    <w:p>
+      <w:pPr>
+        <w:pBdr>
+          <w:bottom w:val="single" w:color="AFBECC" w:sz="6"/>
+        </w:pBdr>
+        <w:spacing w:after="30" w:before="150"/>
+      </w:pPr>
+      <w:r>
+        <w:t xml:space="preserve"/>
+      </w:r>
+    </w:p>
+    <w:p>
+      <w:pPr>
+        <w:keepNext/>
+        <w:spacing w:after="0" w:before="60"/>
+      </w:pPr>
+      <w:r>
+        <w:rPr>
+          <w:b/>
+          <w:bCs/>
+          <w:color w:val="12355B"/>
+          <w:sz w:val="21"/>
+          <w:szCs w:val="21"/>
+        </w:rPr>
+        <w:t xml:space="preserve">Answer:</w:t>
+      </w:r>
+    </w:p>
+    <w:p>
+      <w:pPr>
+        <w:pBdr>
+          <w:bottom w:val="single" w:color="AFBECC" w:sz="6"/>
+        </w:pBdr>
+        <w:spacing w:after="30" w:before="150"/>
+      </w:pPr>
+      <w:r>
+        <w:t xml:space="preserve"/>
+      </w:r>
+    </w:p>
+    <w:p>
+      <w:pPr>
+        <w:spacing w:after="80"/>
+      </w:pPr>
+      <w:r>
+        <w:t xml:space="preserve"/>
       </w:r>
     </w:p>
     <w:tbl>
@@ -2115,7 +2341,7 @@
           <w:sz w:val="21"/>
           <w:szCs w:val="21"/>
         </w:rPr>
-        <w:t xml:space="preserve">Which ordered pair names a point 3 units right and 7 units up from the origin?</w:t>
+        <w:t xml:space="preserve">A point is at (6, 2). What does the 6 tell you?</w:t>
       </w:r>
     </w:p>
     <w:p>
@@ -2128,7 +2354,7 @@
           <w:sz w:val="20"/>
           <w:szCs w:val="20"/>
         </w:rPr>
-        <w:t xml:space="preserve">A)  (3, 7)</w:t>
+        <w:t xml:space="preserve">A)  Move 6 units to the right</w:t>
       </w:r>
     </w:p>
     <w:p>
@@ -2141,7 +2367,7 @@
           <w:sz w:val="20"/>
           <w:szCs w:val="20"/>
         </w:rPr>
-        <w:t xml:space="preserve">B)  (7, 3)</w:t>
+        <w:t xml:space="preserve">B)  Move 6 units up</w:t>
       </w:r>
     </w:p>
     <w:p>
@@ -2154,7 +2380,7 @@
           <w:sz w:val="20"/>
           <w:szCs w:val="20"/>
         </w:rPr>
-        <w:t xml:space="preserve">C)  (3, 3)</w:t>
+        <w:t xml:space="preserve">C)  Move 6 units to the left</w:t>
       </w:r>
     </w:p>
     <w:p>
@@ -2167,7 +2393,7 @@
           <w:sz w:val="20"/>
           <w:szCs w:val="20"/>
         </w:rPr>
-        <w:t xml:space="preserve">D)  (0, 7)</w:t>
+        <w:t xml:space="preserve">D)  The point is in Quadrant 6</w:t>
       </w:r>
     </w:p>
     <w:p>
@@ -2245,7 +2471,7 @@
           <w:sz w:val="21"/>
           <w:szCs w:val="21"/>
         </w:rPr>
-        <w:t xml:space="preserve">What are the coordinates of the origin?</w:t>
+        <w:t xml:space="preserve">In which quadrant is the point (-3, 5)?</w:t>
       </w:r>
     </w:p>
     <w:p>
@@ -2258,7 +2484,7 @@
           <w:sz w:val="20"/>
           <w:szCs w:val="20"/>
         </w:rPr>
-        <w:t xml:space="preserve">A)  (0, 0)</w:t>
+        <w:t xml:space="preserve">A)  Quadrant II</w:t>
       </w:r>
     </w:p>
     <w:p>
@@ -2271,7 +2497,7 @@
           <w:sz w:val="20"/>
           <w:szCs w:val="20"/>
         </w:rPr>
-        <w:t xml:space="preserve">B)  (1, 1)</w:t>
+        <w:t xml:space="preserve">B)  Quadrant I</w:t>
       </w:r>
     </w:p>
     <w:p>
@@ -2284,7 +2510,7 @@
           <w:sz w:val="20"/>
           <w:szCs w:val="20"/>
         </w:rPr>
-        <w:t xml:space="preserve">C)  (0, 1)</w:t>
+        <w:t xml:space="preserve">C)  Quadrant III</w:t>
       </w:r>
     </w:p>
     <w:p>
@@ -2297,7 +2523,7 @@
           <w:sz w:val="20"/>
           <w:szCs w:val="20"/>
         </w:rPr>
-        <w:t xml:space="preserve">D)  (1, 0)</w:t>
+        <w:t xml:space="preserve">D)  Quadrant IV</w:t>
       </w:r>
     </w:p>
     <w:p>
@@ -2375,7 +2601,7 @@
           <w:sz w:val="21"/>
           <w:szCs w:val="21"/>
         </w:rPr>
-        <w:t xml:space="preserve">A point is at (6, 2). What does the 6 tell you?</w:t>
+        <w:t xml:space="preserve">What are the coordinates of a point 4 units right and 2 units down from the origin?</w:t>
       </w:r>
     </w:p>
     <w:p>
@@ -2388,7 +2614,7 @@
           <w:sz w:val="20"/>
           <w:szCs w:val="20"/>
         </w:rPr>
-        <w:t xml:space="preserve">A)  Move 6 units to the right</w:t>
+        <w:t xml:space="preserve">A)  (4, -2)</w:t>
       </w:r>
     </w:p>
     <w:p>
@@ -2401,7 +2627,7 @@
           <w:sz w:val="20"/>
           <w:szCs w:val="20"/>
         </w:rPr>
-        <w:t xml:space="preserve">B)  Move 6 units up</w:t>
+        <w:t xml:space="preserve">B)  (-4, 2)</w:t>
       </w:r>
     </w:p>
     <w:p>
@@ -2414,7 +2640,7 @@
           <w:sz w:val="20"/>
           <w:szCs w:val="20"/>
         </w:rPr>
-        <w:t xml:space="preserve">C)  Move 6 units to the left</w:t>
+        <w:t xml:space="preserve">C)  (2, -4)</w:t>
       </w:r>
     </w:p>
     <w:p>
@@ -2427,7 +2653,7 @@
           <w:sz w:val="20"/>
           <w:szCs w:val="20"/>
         </w:rPr>
-        <w:t xml:space="preserve">D)  The point is in Quadrant 6</w:t>
+        <w:t xml:space="preserve">D)  (-2, 4)</w:t>
       </w:r>
     </w:p>
     <w:p>
@@ -2505,7 +2731,7 @@
           <w:sz w:val="21"/>
           <w:szCs w:val="21"/>
         </w:rPr>
-        <w:t xml:space="preserve">In which quadrant is the point (-3, 5)?</w:t>
+        <w:t xml:space="preserve">A point lies on the x-axis at x = -6. What is its y-coordinate?</w:t>
       </w:r>
     </w:p>
     <w:p>
@@ -2518,7 +2744,7 @@
           <w:sz w:val="20"/>
           <w:szCs w:val="20"/>
         </w:rPr>
-        <w:t xml:space="preserve">A)  Quadrant II</w:t>
+        <w:t xml:space="preserve">A)  0</w:t>
       </w:r>
     </w:p>
     <w:p>
@@ -2531,7 +2757,7 @@
           <w:sz w:val="20"/>
           <w:szCs w:val="20"/>
         </w:rPr>
-        <w:t xml:space="preserve">B)  Quadrant I</w:t>
+        <w:t xml:space="preserve">B)  -6</w:t>
       </w:r>
     </w:p>
     <w:p>
@@ -2544,7 +2770,7 @@
           <w:sz w:val="20"/>
           <w:szCs w:val="20"/>
         </w:rPr>
-        <w:t xml:space="preserve">C)  Quadrant III</w:t>
+        <w:t xml:space="preserve">C)  6</w:t>
       </w:r>
     </w:p>
     <w:p>
@@ -2557,7 +2783,7 @@
           <w:sz w:val="20"/>
           <w:szCs w:val="20"/>
         </w:rPr>
-        <w:t xml:space="preserve">D)  Quadrant IV</w:t>
+        <w:t xml:space="preserve">D)  1</w:t>
       </w:r>
     </w:p>
     <w:p>
@@ -3270,6 +3496,64 @@
           <w:sz w:val="24"/>
           <w:szCs w:val="24"/>
         </w:rPr>
+        <w:t xml:space="preserve">Worked Notes (I Do / We Do)</w:t>
+      </w:r>
+    </w:p>
+    <w:p>
+      <w:pPr>
+        <w:spacing w:after="80"/>
+      </w:pPr>
+      <w:r>
+        <w:rPr>
+          <w:b/>
+          <w:bCs/>
+          <w:sz w:val="21"/>
+          <w:szCs w:val="21"/>
+        </w:rPr>
+        <w:t xml:space="preserve">I Do:  </w:t>
+      </w:r>
+      <w:r>
+        <w:rPr>
+          <w:sz w:val="21"/>
+          <w:szCs w:val="21"/>
+        </w:rPr>
+        <w:t xml:space="preserve">A. (3, 7)</w:t>
+      </w:r>
+    </w:p>
+    <w:p>
+      <w:pPr>
+        <w:spacing w:after="80"/>
+      </w:pPr>
+      <w:r>
+        <w:rPr>
+          <w:b/>
+          <w:bCs/>
+          <w:sz w:val="21"/>
+          <w:szCs w:val="21"/>
+        </w:rPr>
+        <w:t xml:space="preserve">We Do:  </w:t>
+      </w:r>
+      <w:r>
+        <w:rPr>
+          <w:sz w:val="21"/>
+          <w:szCs w:val="21"/>
+        </w:rPr>
+        <w:t xml:space="preserve">A. (0, 0)</w:t>
+      </w:r>
+    </w:p>
+    <w:p>
+      <w:pPr>
+        <w:pStyle w:val="Heading2"/>
+        <w:spacing w:after="80" w:before="180"/>
+      </w:pPr>
+      <w:r>
+        <w:rPr>
+          <w:b/>
+          <w:bCs/>
+          <w:color w:val="12355B"/>
+          <w:sz w:val="24"/>
+          <w:szCs w:val="24"/>
+        </w:rPr>
         <w:t xml:space="preserve">Independent Practice</w:t>
       </w:r>
     </w:p>
@@ -3291,7 +3575,7 @@
           <w:sz w:val="21"/>
           <w:szCs w:val="21"/>
         </w:rPr>
-        <w:t xml:space="preserve">A)  (3, 7)</w:t>
+        <w:t xml:space="preserve">A)  Move 6 units to the right</w:t>
       </w:r>
       <w:r>
         <w:rPr>
@@ -3301,7 +3585,7 @@
           <w:sz w:val="19"/>
           <w:szCs w:val="19"/>
         </w:rPr>
-        <w:t xml:space="preserve">  — The first coordinate is horizontal (right 3), the second is vertical (up 7). So (3, 7).</w:t>
+        <w:t xml:space="preserve">  — The first number (x-coordinate) tells you horizontal movement. 6 means go right 6 units from the origin.</w:t>
       </w:r>
     </w:p>
     <w:p>
@@ -3322,7 +3606,7 @@
           <w:sz w:val="21"/>
           <w:szCs w:val="21"/>
         </w:rPr>
-        <w:t xml:space="preserve">A)  (0, 0)</w:t>
+        <w:t xml:space="preserve">A)  Quadrant II</w:t>
       </w:r>
       <w:r>
         <w:rPr>
@@ -3332,7 +3616,7 @@
           <w:sz w:val="19"/>
           <w:szCs w:val="19"/>
         </w:rPr>
-        <w:t xml:space="preserve">  — The origin is where the x-axis and y-axis cross, at (0, 0).</w:t>
+        <w:t xml:space="preserve">  — Negative x and positive y place a point in Quadrant II.</w:t>
       </w:r>
     </w:p>
     <w:p>
@@ -3353,7 +3637,7 @@
           <w:sz w:val="21"/>
           <w:szCs w:val="21"/>
         </w:rPr>
-        <w:t xml:space="preserve">A)  Move 6 units to the right</w:t>
+        <w:t xml:space="preserve">A)  (4, -2)</w:t>
       </w:r>
       <w:r>
         <w:rPr>
@@ -3363,7 +3647,7 @@
           <w:sz w:val="19"/>
           <w:szCs w:val="19"/>
         </w:rPr>
-        <w:t xml:space="preserve">  — The first number (x-coordinate) tells you horizontal movement. 6 means go right 6 units from the origin.</w:t>
+        <w:t xml:space="preserve">  — Right is positive x, down is negative y: (4, -2).</w:t>
       </w:r>
     </w:p>
     <w:p>
@@ -3384,7 +3668,7 @@
           <w:sz w:val="21"/>
           <w:szCs w:val="21"/>
         </w:rPr>
-        <w:t xml:space="preserve">A)  Quadrant II</w:t>
+        <w:t xml:space="preserve">A)  0</w:t>
       </w:r>
       <w:r>
         <w:rPr>
@@ -3394,7 +3678,7 @@
           <w:sz w:val="19"/>
           <w:szCs w:val="19"/>
         </w:rPr>
-        <w:t xml:space="preserve">  — Negative x and positive y place a point in Quadrant II.</w:t>
+        <w:t xml:space="preserve">  — Points on the x-axis always have y = 0, so the point is (-6, 0).</w:t>
       </w:r>
     </w:p>
     <w:p>

--- a/lessons/9-1/downloads/9-1-notes.docx
+++ b/lessons/9-1/downloads/9-1-notes.docx
@@ -1177,6 +1177,238 @@
     <w:p>
       <w:pPr>
         <w:pStyle w:val="Heading1"/>
+        <w:pBdr>
+          <w:bottom w:val="single" w:color="1FA6A2" w:sz="14" w:space="6"/>
+        </w:pBdr>
+        <w:spacing w:after="140" w:before="260"/>
+      </w:pPr>
+      <w:r>
+        <w:rPr>
+          <w:b/>
+          <w:bCs/>
+          <w:color w:val="12355B"/>
+          <w:sz w:val="30"/>
+          <w:szCs w:val="30"/>
+        </w:rPr>
+        <w:t xml:space="preserve">Guided Notes</w:t>
+      </w:r>
+    </w:p>
+    <w:p>
+      <w:pPr>
+        <w:spacing w:after="100"/>
+      </w:pPr>
+      <w:r>
+        <w:rPr>
+          <w:i/>
+          <w:iCs/>
+          <w:color w:val="5F6F80"/>
+          <w:sz w:val="19"/>
+          <w:szCs w:val="19"/>
+        </w:rPr>
+        <w:t xml:space="preserve">Fill in each blank as we go. Use the Word Bank to help you.</w:t>
+      </w:r>
+    </w:p>
+    <w:tbl>
+      <w:tblPr>
+        <w:tblW w:type="pct" w:w="100%"/>
+        <w:tblBorders>
+          <w:top w:val="single" w:color="BBD0DE" w:sz="8"/>
+          <w:left w:val="single" w:color="BBD0DE" w:sz="8"/>
+          <w:bottom w:val="single" w:color="BBD0DE" w:sz="8"/>
+          <w:right w:val="single" w:color="BBD0DE" w:sz="8"/>
+          <w:insideH w:val="single" w:color="auto" w:sz="4"/>
+          <w:insideV w:val="single" w:color="auto" w:sz="4"/>
+        </w:tblBorders>
+      </w:tblPr>
+      <w:tblGrid>
+        <w:gridCol w:w="100"/>
+      </w:tblGrid>
+      <w:tr>
+        <w:tc>
+          <w:tcPr>
+            <w:shd w:fill="EEF4F8" w:color="auto" w:val="clear"/>
+            <w:tcMar>
+              <w:top w:type="dxa" w:w="120"/>
+              <w:left w:type="dxa" w:w="180"/>
+              <w:bottom w:type="dxa" w:w="120"/>
+              <w:right w:type="dxa" w:w="180"/>
+            </w:tcMar>
+          </w:tcPr>
+          <w:p>
+            <w:pPr>
+              <w:spacing w:after="40"/>
+            </w:pPr>
+            <w:r>
+              <w:rPr>
+                <w:b/>
+                <w:bCs/>
+                <w:color w:val="1FA6A2"/>
+                <w:sz w:val="18"/>
+                <w:szCs w:val="18"/>
+              </w:rPr>
+              <w:t xml:space="preserve">WORD BANK</w:t>
+            </w:r>
+          </w:p>
+          <w:p>
+            <w:pPr>
+              <w:spacing w:after="80"/>
+            </w:pPr>
+            <w:r>
+              <w:rPr>
+                <w:b/>
+                <w:bCs/>
+                <w:sz w:val="21"/>
+                <w:szCs w:val="21"/>
+              </w:rPr>
+              <w:t xml:space="preserve">Coordinate plane      •      Ordered pair      •      Origin      •      Quadrant      •      Reflection      •      Integer</w:t>
+            </w:r>
+          </w:p>
+        </w:tc>
+      </w:tr>
+    </w:tbl>
+    <w:p>
+      <w:pPr>
+        <w:spacing w:after="80"/>
+      </w:pPr>
+      <w:r>
+        <w:t xml:space="preserve"/>
+      </w:r>
+    </w:p>
+    <w:p>
+      <w:pPr>
+        <w:spacing w:after="120" w:before="80"/>
+      </w:pPr>
+      <w:r>
+        <w:rPr>
+          <w:b/>
+          <w:bCs/>
+          <w:color w:val="12355B"/>
+          <w:sz w:val="22"/>
+          <w:szCs w:val="22"/>
+        </w:rPr>
+        <w:t xml:space="preserve">1.  </w:t>
+      </w:r>
+      <w:r>
+        <w:rPr>
+          <w:sz w:val="22"/>
+          <w:szCs w:val="22"/>
+        </w:rPr>
+        <w:t xml:space="preserve">The grid made by a horizontal and a vertical number line is the ___.</w:t>
+      </w:r>
+    </w:p>
+    <w:p>
+      <w:pPr>
+        <w:spacing w:after="120" w:before="80"/>
+      </w:pPr>
+      <w:r>
+        <w:rPr>
+          <w:b/>
+          <w:bCs/>
+          <w:color w:val="12355B"/>
+          <w:sz w:val="22"/>
+          <w:szCs w:val="22"/>
+        </w:rPr>
+        <w:t xml:space="preserve">2.  </w:t>
+      </w:r>
+      <w:r>
+        <w:rPr>
+          <w:sz w:val="22"/>
+          <w:szCs w:val="22"/>
+        </w:rPr>
+        <w:t xml:space="preserve">Two numbers (x, y) that tell the location of a point are an ___.</w:t>
+      </w:r>
+    </w:p>
+    <w:p>
+      <w:pPr>
+        <w:spacing w:after="120" w:before="80"/>
+      </w:pPr>
+      <w:r>
+        <w:rPr>
+          <w:b/>
+          <w:bCs/>
+          <w:color w:val="12355B"/>
+          <w:sz w:val="22"/>
+          <w:szCs w:val="22"/>
+        </w:rPr>
+        <w:t xml:space="preserve">3.  </w:t>
+      </w:r>
+      <w:r>
+        <w:rPr>
+          <w:sz w:val="22"/>
+          <w:szCs w:val="22"/>
+        </w:rPr>
+        <w:t xml:space="preserve">The point (0, 0) where the x-axis and y-axis cross is the ___.</w:t>
+      </w:r>
+    </w:p>
+    <w:p>
+      <w:pPr>
+        <w:spacing w:after="120" w:before="80"/>
+      </w:pPr>
+      <w:r>
+        <w:rPr>
+          <w:b/>
+          <w:bCs/>
+          <w:color w:val="12355B"/>
+          <w:sz w:val="22"/>
+          <w:szCs w:val="22"/>
+        </w:rPr>
+        <w:t xml:space="preserve">4.  </w:t>
+      </w:r>
+      <w:r>
+        <w:rPr>
+          <w:sz w:val="22"/>
+          <w:szCs w:val="22"/>
+        </w:rPr>
+        <w:t xml:space="preserve">One of the four regions of the coordinate plane is a ___.</w:t>
+      </w:r>
+    </w:p>
+    <w:p>
+      <w:pPr>
+        <w:spacing w:after="120" w:before="80"/>
+      </w:pPr>
+      <w:r>
+        <w:rPr>
+          <w:b/>
+          <w:bCs/>
+          <w:color w:val="12355B"/>
+          <w:sz w:val="22"/>
+          <w:szCs w:val="22"/>
+        </w:rPr>
+        <w:t xml:space="preserve">5.  </w:t>
+      </w:r>
+      <w:r>
+        <w:rPr>
+          <w:sz w:val="22"/>
+          <w:szCs w:val="22"/>
+        </w:rPr>
+        <w:t xml:space="preserve">A flip of a point or shape over an axis is a ___.</w:t>
+      </w:r>
+    </w:p>
+    <w:p>
+      <w:pPr>
+        <w:spacing w:after="120" w:before="80"/>
+      </w:pPr>
+      <w:r>
+        <w:rPr>
+          <w:b/>
+          <w:bCs/>
+          <w:color w:val="12355B"/>
+          <w:sz w:val="22"/>
+          <w:szCs w:val="22"/>
+        </w:rPr>
+        <w:t xml:space="preserve">6.  </w:t>
+      </w:r>
+      <w:r>
+        <w:rPr>
+          <w:sz w:val="22"/>
+          <w:szCs w:val="22"/>
+        </w:rPr>
+        <w:t xml:space="preserve">A whole number or its opposite, with no fraction part, is an ___.</w:t>
+      </w:r>
+    </w:p>
+    <w:p>
+      <w:pPr>
+        <w:pStyle w:val="Heading1"/>
         <w:pageBreakBefore/>
         <w:pBdr>
           <w:bottom w:val="single" w:color="1FA6A2" w:sz="14" w:space="6"/>
@@ -2260,6 +2492,87 @@
     </w:p>
     <w:p>
       <w:pPr>
+        <w:spacing w:after="40" w:before="80"/>
+      </w:pPr>
+      <w:r>
+        <w:rPr>
+          <w:b/>
+          <w:bCs/>
+          <w:color w:val="12355B"/>
+          <w:sz w:val="21"/>
+          <w:szCs w:val="21"/>
+        </w:rPr>
+        <w:t xml:space="preserve">5. </w:t>
+      </w:r>
+      <w:r>
+        <w:rPr>
+          <w:b/>
+          <w:bCs/>
+          <w:color w:val="6B4FA0"/>
+          <w:sz w:val="19"/>
+          <w:szCs w:val="19"/>
+        </w:rPr>
+        <w:t xml:space="preserve">[Practice] </w:t>
+      </w:r>
+      <w:r>
+        <w:rPr>
+          <w:b/>
+          <w:bCs/>
+          <w:sz w:val="21"/>
+          <w:szCs w:val="21"/>
+        </w:rPr>
+        <w:t xml:space="preserve">During practice on Graph on the Coordinate Plane, what strategy did you use when a problem felt tricky?</w:t>
+      </w:r>
+    </w:p>
+    <w:p>
+      <w:pPr>
+        <w:spacing w:after="60"/>
+      </w:pPr>
+      <w:r>
+        <w:rPr>
+          <w:color w:val="1A2733"/>
+          <w:sz w:val="21"/>
+          <w:szCs w:val="21"/>
+        </w:rPr>
+        <w:t xml:space="preserve">Start with:  I move ___ units along the x-axis.</w:t>
+      </w:r>
+      <w:r>
+        <w:rPr>
+          <w:i/>
+          <w:iCs/>
+          <w:color w:val="5F6F80"/>
+          <w:sz w:val="19"/>
+          <w:szCs w:val="19"/>
+        </w:rPr>
+        <w:br/>
+        <w:t xml:space="preserve">Me muevo ___ unidades por el eje x.</w:t>
+      </w:r>
+    </w:p>
+    <w:p>
+      <w:pPr>
+        <w:spacing w:after="80"/>
+      </w:pPr>
+      <w:r>
+        <w:rPr>
+          <w:b/>
+          <w:bCs/>
+          <w:color w:val="12355B"/>
+          <w:sz w:val="19"/>
+          <w:szCs w:val="19"/>
+        </w:rPr>
+        <w:t xml:space="preserve">Word bank:  </w:t>
+      </w:r>
+      <w:r>
+        <w:rPr>
+          <w:color w:val="1FA6A2"/>
+          <w:sz w:val="19"/>
+          <w:szCs w:val="19"/>
+        </w:rPr>
+        <w:t xml:space="preserve">Coordinate plane,  Ordered pair,  Origin,  Quadrant</w:t>
+      </w:r>
+    </w:p>
+    <w:p>
+      <w:pPr>
         <w:pStyle w:val="Heading1"/>
         <w:pageBreakBefore/>
         <w:pBdr>
@@ -2471,7 +2784,7 @@
           <w:sz w:val="21"/>
           <w:szCs w:val="21"/>
         </w:rPr>
-        <w:t xml:space="preserve">In which quadrant is the point (-3, 5)?</w:t>
+        <w:t xml:space="preserve">Spot 1 — Captain Vega's first clue says the Sandy Dock is right 7 and up 2 from the origin. Which ordered pair names the Sandy Dock?</w:t>
       </w:r>
     </w:p>
     <w:p>
@@ -2484,7 +2797,7 @@
           <w:sz w:val="20"/>
           <w:szCs w:val="20"/>
         </w:rPr>
-        <w:t xml:space="preserve">A)  Quadrant II</w:t>
+        <w:t xml:space="preserve">A)  (7, 2)</w:t>
       </w:r>
     </w:p>
     <w:p>
@@ -2497,7 +2810,7 @@
           <w:sz w:val="20"/>
           <w:szCs w:val="20"/>
         </w:rPr>
-        <w:t xml:space="preserve">B)  Quadrant I</w:t>
+        <w:t xml:space="preserve">B)  (2, 7)</w:t>
       </w:r>
     </w:p>
     <w:p>
@@ -2510,7 +2823,7 @@
           <w:sz w:val="20"/>
           <w:szCs w:val="20"/>
         </w:rPr>
-        <w:t xml:space="preserve">C)  Quadrant III</w:t>
+        <w:t xml:space="preserve">C)  (7, 0)</w:t>
       </w:r>
     </w:p>
     <w:p>
@@ -2523,7 +2836,7 @@
           <w:sz w:val="20"/>
           <w:szCs w:val="20"/>
         </w:rPr>
-        <w:t xml:space="preserve">D)  Quadrant IV</w:t>
+        <w:t xml:space="preserve">D)  (2, 2)</w:t>
       </w:r>
     </w:p>
     <w:p>
@@ -2601,7 +2914,7 @@
           <w:sz w:val="21"/>
           <w:szCs w:val="21"/>
         </w:rPr>
-        <w:t xml:space="preserve">What are the coordinates of a point 4 units right and 2 units down from the origin?</w:t>
+        <w:t xml:space="preserve">Spot 2 — The map marks the Lookout Tower at (4, 9). What does the 4 tell you to do from the origin?</w:t>
       </w:r>
     </w:p>
     <w:p>
@@ -2614,7 +2927,7 @@
           <w:sz w:val="20"/>
           <w:szCs w:val="20"/>
         </w:rPr>
-        <w:t xml:space="preserve">A)  (4, -2)</w:t>
+        <w:t xml:space="preserve">A)  Move 4 units to the right along the x-axis</w:t>
       </w:r>
     </w:p>
     <w:p>
@@ -2627,7 +2940,7 @@
           <w:sz w:val="20"/>
           <w:szCs w:val="20"/>
         </w:rPr>
-        <w:t xml:space="preserve">B)  (-4, 2)</w:t>
+        <w:t xml:space="preserve">B)  Move 4 units up along the y-axis</w:t>
       </w:r>
     </w:p>
     <w:p>
@@ -2640,7 +2953,7 @@
           <w:sz w:val="20"/>
           <w:szCs w:val="20"/>
         </w:rPr>
-        <w:t xml:space="preserve">C)  (2, -4)</w:t>
+        <w:t xml:space="preserve">C)  Move 4 units to the left</w:t>
       </w:r>
     </w:p>
     <w:p>
@@ -2653,7 +2966,7 @@
           <w:sz w:val="20"/>
           <w:szCs w:val="20"/>
         </w:rPr>
-        <w:t xml:space="preserve">D)  (-2, 4)</w:t>
+        <w:t xml:space="preserve">D)  Stay on the y-axis at 4</w:t>
       </w:r>
     </w:p>
     <w:p>
@@ -2731,7 +3044,7 @@
           <w:sz w:val="21"/>
           <w:szCs w:val="21"/>
         </w:rPr>
-        <w:t xml:space="preserve">A point lies on the x-axis at x = -6. What is its y-coordinate?</w:t>
+        <w:t xml:space="preserve">Spot 3 — Vega writes: 'The Coconut Grove is 3 across and 8 up.' Which point on the map is the Coconut Grove?</w:t>
       </w:r>
     </w:p>
     <w:p>
@@ -2744,7 +3057,7 @@
           <w:sz w:val="20"/>
           <w:szCs w:val="20"/>
         </w:rPr>
-        <w:t xml:space="preserve">A)  0</w:t>
+        <w:t xml:space="preserve">A)  (3, 8)</w:t>
       </w:r>
     </w:p>
     <w:p>
@@ -2757,7 +3070,7 @@
           <w:sz w:val="20"/>
           <w:szCs w:val="20"/>
         </w:rPr>
-        <w:t xml:space="preserve">B)  -6</w:t>
+        <w:t xml:space="preserve">B)  (8, 3)</w:t>
       </w:r>
     </w:p>
     <w:p>
@@ -2770,7 +3083,7 @@
           <w:sz w:val="20"/>
           <w:szCs w:val="20"/>
         </w:rPr>
-        <w:t xml:space="preserve">C)  6</w:t>
+        <w:t xml:space="preserve">C)  (3, 3)</w:t>
       </w:r>
     </w:p>
     <w:p>
@@ -2783,7 +3096,7 @@
           <w:sz w:val="20"/>
           <w:szCs w:val="20"/>
         </w:rPr>
-        <w:t xml:space="preserve">D)  1</w:t>
+        <w:t xml:space="preserve">D)  (0, 8)</w:t>
       </w:r>
     </w:p>
     <w:p>
@@ -2856,33 +3169,7 @@
           <w:sz w:val="30"/>
           <w:szCs w:val="30"/>
         </w:rPr>
-        <w:t xml:space="preserve">Write About the Math</w:t>
-      </w:r>
-    </w:p>
-    <w:p>
-      <w:pPr>
-        <w:pStyle w:val="Heading2"/>
-        <w:spacing w:after="80" w:before="180"/>
-      </w:pPr>
-      <w:r>
-        <w:rPr>
-          <w:b/>
-          <w:bCs/>
-          <w:color w:val="12355B"/>
-          <w:sz w:val="24"/>
-          <w:szCs w:val="24"/>
-        </w:rPr>
-        <w:t xml:space="preserve">Build Strong Sentences</w:t>
-      </w:r>
-      <w:r>
-        <w:rPr>
-          <w:i/>
-          <w:iCs/>
-          <w:color w:val="B97A12"/>
-          <w:sz w:val="19"/>
-          <w:szCs w:val="19"/>
-        </w:rPr>
-        <w:t xml:space="preserve">   The Writing Revolution</w:t>
+        <w:t xml:space="preserve">Exit Ticket</w:t>
       </w:r>
     </w:p>
     <w:p>
@@ -2897,435 +3184,86 @@
           <w:sz w:val="19"/>
           <w:szCs w:val="19"/>
         </w:rPr>
-        <w:t xml:space="preserve">I can explain my work using the words coordinate plane, ordered pair, origin, and quadrant.</w:t>
-      </w:r>
-    </w:p>
-    <w:p>
-      <w:pPr>
-        <w:pStyle w:val="Heading2"/>
-        <w:spacing w:after="80" w:before="180"/>
-      </w:pPr>
-      <w:r>
-        <w:rPr>
-          <w:b/>
-          <w:bCs/>
-          <w:color w:val="12355B"/>
-          <w:sz w:val="24"/>
-          <w:szCs w:val="24"/>
-        </w:rPr>
-        <w:t xml:space="preserve">1. Kernel Sentence</w:t>
-      </w:r>
-      <w:r>
-        <w:rPr>
-          <w:i/>
-          <w:iCs/>
-          <w:color w:val="1FA6A2"/>
-          <w:sz w:val="19"/>
-          <w:szCs w:val="19"/>
-        </w:rPr>
-        <w:t xml:space="preserve">   subject + verb</w:t>
-      </w:r>
-    </w:p>
-    <w:tbl>
-      <w:tblPr>
-        <w:tblW w:type="pct" w:w="100%"/>
-        <w:tblBorders>
-          <w:top w:val="single" w:color="B97A12" w:sz="8"/>
-          <w:left w:val="single" w:color="B97A12" w:sz="8"/>
-          <w:bottom w:val="single" w:color="B97A12" w:sz="8"/>
-          <w:right w:val="single" w:color="B97A12" w:sz="8"/>
-          <w:insideH w:val="single" w:color="auto" w:sz="4"/>
-          <w:insideV w:val="single" w:color="auto" w:sz="4"/>
-        </w:tblBorders>
-      </w:tblPr>
-      <w:tblGrid>
-        <w:gridCol w:w="100"/>
-      </w:tblGrid>
-      <w:tr>
-        <w:tc>
-          <w:tcPr>
-            <w:shd w:fill="FBF3E2" w:color="auto" w:val="clear"/>
-            <w:tcMar>
-              <w:top w:type="dxa" w:w="120"/>
-              <w:left w:type="dxa" w:w="180"/>
-              <w:bottom w:type="dxa" w:w="120"/>
-              <w:right w:type="dxa" w:w="180"/>
-            </w:tcMar>
-          </w:tcPr>
-          <w:p>
-            <w:pPr>
-              <w:spacing w:after="0"/>
-            </w:pPr>
-            <w:r>
-              <w:rPr>
-                <w:b/>
-                <w:bCs/>
-                <w:color w:val="1FA6A2"/>
-                <w:sz w:val="20"/>
-                <w:szCs w:val="20"/>
-              </w:rPr>
-              <w:t xml:space="preserve">Model:  </w:t>
-            </w:r>
-            <w:r>
-              <w:rPr>
-                <w:sz w:val="20"/>
-                <w:szCs w:val="20"/>
-              </w:rPr>
-              <w:t xml:space="preserve">Coordinate plane is a grid with a line going across and a line going up that cross.</w:t>
-            </w:r>
-          </w:p>
-        </w:tc>
-      </w:tr>
-    </w:tbl>
+        <w:t xml:space="preserve">Answer on your own. This shows what you learned today.</w:t>
+      </w:r>
+    </w:p>
+    <w:p>
+      <w:pPr>
+        <w:spacing w:after="80" w:before="80"/>
+      </w:pPr>
+      <w:r>
+        <w:rPr>
+          <w:color w:val="B97A12"/>
+          <w:sz w:val="22"/>
+          <w:szCs w:val="22"/>
+        </w:rPr>
+        <w:t xml:space="preserve">★  </w:t>
+      </w:r>
+      <w:r>
+        <w:rPr>
+          <w:b/>
+          <w:bCs/>
+          <w:sz w:val="22"/>
+          <w:szCs w:val="22"/>
+        </w:rPr>
+        <w:t xml:space="preserve">Point P is located 6 units right and 3 units up from the origin. What ordered pair names point P?</w:t>
+      </w:r>
+    </w:p>
+    <w:p>
+      <w:pPr>
+        <w:spacing w:after="60"/>
+        <w:ind w:left="420"/>
+      </w:pPr>
+      <w:r>
+        <w:rPr>
+          <w:sz w:val="21"/>
+          <w:szCs w:val="21"/>
+        </w:rPr>
+        <w:t xml:space="preserve">A)  (6, 3)</w:t>
+      </w:r>
+    </w:p>
+    <w:p>
+      <w:pPr>
+        <w:spacing w:after="60"/>
+        <w:ind w:left="420"/>
+      </w:pPr>
+      <w:r>
+        <w:rPr>
+          <w:sz w:val="21"/>
+          <w:szCs w:val="21"/>
+        </w:rPr>
+        <w:t xml:space="preserve">B)  (3, 6)</w:t>
+      </w:r>
+    </w:p>
+    <w:p>
+      <w:pPr>
+        <w:spacing w:after="60"/>
+        <w:ind w:left="420"/>
+      </w:pPr>
+      <w:r>
+        <w:rPr>
+          <w:sz w:val="21"/>
+          <w:szCs w:val="21"/>
+        </w:rPr>
+        <w:t xml:space="preserve">C)  (6, 0)</w:t>
+      </w:r>
+    </w:p>
+    <w:p>
+      <w:pPr>
+        <w:spacing w:after="60"/>
+        <w:ind w:left="420"/>
+      </w:pPr>
+      <w:r>
+        <w:rPr>
+          <w:sz w:val="21"/>
+          <w:szCs w:val="21"/>
+        </w:rPr>
+        <w:t xml:space="preserve">D)  (0, 3)</w:t>
+      </w:r>
+    </w:p>
     <w:p>
       <w:pPr>
         <w:spacing w:after="40"/>
-      </w:pPr>
-      <w:r>
-        <w:t xml:space="preserve"/>
-      </w:r>
-    </w:p>
-    <w:p>
-      <w:pPr>
-        <w:spacing w:after="60"/>
-      </w:pPr>
-      <w:r>
-        <w:rPr>
-          <w:color w:val="1A2733"/>
-          <w:sz w:val="21"/>
-          <w:szCs w:val="21"/>
-        </w:rPr>
-        <w:t xml:space="preserve">Write a kernel sentence about coordinate plane. Use a subject and a verb.</w:t>
-      </w:r>
-      <w:r>
-        <w:rPr>
-          <w:i/>
-          <w:iCs/>
-          <w:color w:val="5F6F80"/>
-          <w:sz w:val="19"/>
-          <w:szCs w:val="19"/>
-        </w:rPr>
-        <w:br/>
-        <w:t xml:space="preserve">Escribe una oración base sobre plano cartesiano. Usa un sujeto y un verbo.</w:t>
-      </w:r>
-    </w:p>
-    <w:p>
-      <w:pPr>
-        <w:pBdr>
-          <w:bottom w:val="single" w:color="AFBECC" w:sz="6"/>
-        </w:pBdr>
-        <w:spacing w:after="30" w:before="150"/>
-      </w:pPr>
-      <w:r>
-        <w:t xml:space="preserve"/>
-      </w:r>
-    </w:p>
-    <w:p>
-      <w:pPr>
-        <w:pBdr>
-          <w:bottom w:val="single" w:color="AFBECC" w:sz="6"/>
-        </w:pBdr>
-        <w:spacing w:after="30" w:before="150"/>
-      </w:pPr>
-      <w:r>
-        <w:t xml:space="preserve"/>
-      </w:r>
-    </w:p>
-    <w:p>
-      <w:pPr>
-        <w:pStyle w:val="Heading2"/>
-        <w:spacing w:after="80" w:before="180"/>
-      </w:pPr>
-      <w:r>
-        <w:rPr>
-          <w:b/>
-          <w:bCs/>
-          <w:color w:val="12355B"/>
-          <w:sz w:val="24"/>
-          <w:szCs w:val="24"/>
-        </w:rPr>
-        <w:t xml:space="preserve">2. Sentence Expansion</w:t>
-      </w:r>
-      <w:r>
-        <w:rPr>
-          <w:i/>
-          <w:iCs/>
-          <w:color w:val="1FA6A2"/>
-          <w:sz w:val="19"/>
-          <w:szCs w:val="19"/>
-        </w:rPr>
-        <w:t xml:space="preserve">   because · but · so</w:t>
-      </w:r>
-    </w:p>
-    <w:p>
-      <w:pPr>
-        <w:spacing w:after="80"/>
-      </w:pPr>
-      <w:r>
-        <w:rPr>
-          <w:b/>
-          <w:bCs/>
-          <w:color w:val="1FA6A2"/>
-          <w:sz w:val="20"/>
-          <w:szCs w:val="20"/>
-        </w:rPr>
-        <w:t xml:space="preserve">Kernel:  </w:t>
-      </w:r>
-      <w:r>
-        <w:rPr>
-          <w:sz w:val="20"/>
-          <w:szCs w:val="20"/>
-        </w:rPr>
-        <w:t xml:space="preserve">Coordinate plane matters in math</w:t>
-      </w:r>
-    </w:p>
-    <w:p>
-      <w:pPr>
-        <w:spacing w:after="80"/>
-      </w:pPr>
-      <w:r>
-        <w:rPr>
-          <w:b/>
-          <w:bCs/>
-          <w:color w:val="12355B"/>
-          <w:sz w:val="21"/>
-          <w:szCs w:val="21"/>
-        </w:rPr>
-        <w:t xml:space="preserve">because  </w:t>
-      </w:r>
-      <w:r>
-        <w:rPr>
-          <w:sz w:val="21"/>
-          <w:szCs w:val="21"/>
-        </w:rPr>
-        <w:t xml:space="preserve">Coordinate plane matters in math because ___.</w:t>
-      </w:r>
-      <w:r>
-        <w:rPr>
-          <w:i/>
-          <w:iCs/>
-          <w:color w:val="5F6F80"/>
-          <w:sz w:val="19"/>
-          <w:szCs w:val="19"/>
-        </w:rPr>
-        <w:br/>
-        <w:t xml:space="preserve">Plano cartesiano importa en matemáticas porque ___.</w:t>
-      </w:r>
-    </w:p>
-    <w:p>
-      <w:pPr>
-        <w:pBdr>
-          <w:bottom w:val="single" w:color="AFBECC" w:sz="6"/>
-        </w:pBdr>
-        <w:spacing w:after="30" w:before="150"/>
-      </w:pPr>
-      <w:r>
-        <w:t xml:space="preserve"/>
-      </w:r>
-    </w:p>
-    <w:p>
-      <w:pPr>
-        <w:spacing w:after="80"/>
-      </w:pPr>
-      <w:r>
-        <w:rPr>
-          <w:b/>
-          <w:bCs/>
-          <w:color w:val="12355B"/>
-          <w:sz w:val="21"/>
-          <w:szCs w:val="21"/>
-        </w:rPr>
-        <w:t xml:space="preserve">but  </w:t>
-      </w:r>
-      <w:r>
-        <w:rPr>
-          <w:sz w:val="21"/>
-          <w:szCs w:val="21"/>
-        </w:rPr>
-        <w:t xml:space="preserve">Coordinate plane matters in math, but ___.</w:t>
-      </w:r>
-      <w:r>
-        <w:rPr>
-          <w:i/>
-          <w:iCs/>
-          <w:color w:val="5F6F80"/>
-          <w:sz w:val="19"/>
-          <w:szCs w:val="19"/>
-        </w:rPr>
-        <w:br/>
-        <w:t xml:space="preserve">Plano cartesiano importa en matemáticas, pero ___.</w:t>
-      </w:r>
-    </w:p>
-    <w:p>
-      <w:pPr>
-        <w:pBdr>
-          <w:bottom w:val="single" w:color="AFBECC" w:sz="6"/>
-        </w:pBdr>
-        <w:spacing w:after="30" w:before="150"/>
-      </w:pPr>
-      <w:r>
-        <w:t xml:space="preserve"/>
-      </w:r>
-    </w:p>
-    <w:p>
-      <w:pPr>
-        <w:spacing w:after="80"/>
-      </w:pPr>
-      <w:r>
-        <w:rPr>
-          <w:b/>
-          <w:bCs/>
-          <w:color w:val="12355B"/>
-          <w:sz w:val="21"/>
-          <w:szCs w:val="21"/>
-        </w:rPr>
-        <w:t xml:space="preserve">so  </w:t>
-      </w:r>
-      <w:r>
-        <w:rPr>
-          <w:sz w:val="21"/>
-          <w:szCs w:val="21"/>
-        </w:rPr>
-        <w:t xml:space="preserve">Coordinate plane matters in math, so ___.</w:t>
-      </w:r>
-      <w:r>
-        <w:rPr>
-          <w:i/>
-          <w:iCs/>
-          <w:color w:val="5F6F80"/>
-          <w:sz w:val="19"/>
-          <w:szCs w:val="19"/>
-        </w:rPr>
-        <w:br/>
-        <w:t xml:space="preserve">Plano cartesiano importa en matemáticas, entonces ___.</w:t>
-      </w:r>
-    </w:p>
-    <w:p>
-      <w:pPr>
-        <w:pBdr>
-          <w:bottom w:val="single" w:color="AFBECC" w:sz="6"/>
-        </w:pBdr>
-        <w:spacing w:after="30" w:before="150"/>
-      </w:pPr>
-      <w:r>
-        <w:t xml:space="preserve"/>
-      </w:r>
-    </w:p>
-    <w:p>
-      <w:pPr>
-        <w:pStyle w:val="Heading2"/>
-        <w:spacing w:after="80" w:before="180"/>
-      </w:pPr>
-      <w:r>
-        <w:rPr>
-          <w:b/>
-          <w:bCs/>
-          <w:color w:val="12355B"/>
-          <w:sz w:val="24"/>
-          <w:szCs w:val="24"/>
-        </w:rPr>
-        <w:t xml:space="preserve">3. Explain Your Reasoning</w:t>
-      </w:r>
-      <w:r>
-        <w:rPr>
-          <w:i/>
-          <w:iCs/>
-          <w:color w:val="1FA6A2"/>
-          <w:sz w:val="19"/>
-          <w:szCs w:val="19"/>
-        </w:rPr>
-        <w:t xml:space="preserve">   use a sentence starter</w:t>
-      </w:r>
-    </w:p>
-    <w:p>
-      <w:pPr>
-        <w:spacing w:after="60"/>
-      </w:pPr>
-      <w:r>
-        <w:rPr>
-          <w:color w:val="1A2733"/>
-          <w:sz w:val="21"/>
-          <w:szCs w:val="21"/>
-        </w:rPr>
-        <w:t xml:space="preserve">The first number in (x, y) tells me to move ___.</w:t>
-      </w:r>
-      <w:r>
-        <w:rPr>
-          <w:i/>
-          <w:iCs/>
-          <w:color w:val="5F6F80"/>
-          <w:sz w:val="19"/>
-          <w:szCs w:val="19"/>
-        </w:rPr>
-        <w:br/>
-        <w:t xml:space="preserve">El primer numero en (x, y) me dice que me mueva ___.</w:t>
-      </w:r>
-    </w:p>
-    <w:p>
-      <w:pPr>
-        <w:spacing w:after="60"/>
-      </w:pPr>
-      <w:r>
-        <w:rPr>
-          <w:color w:val="1A2733"/>
-          <w:sz w:val="21"/>
-          <w:szCs w:val="21"/>
-        </w:rPr>
-        <w:t xml:space="preserve">The second number tells me to move ___.</w:t>
-      </w:r>
-      <w:r>
-        <w:rPr>
-          <w:i/>
-          <w:iCs/>
-          <w:color w:val="5F6F80"/>
-          <w:sz w:val="19"/>
-          <w:szCs w:val="19"/>
-        </w:rPr>
-        <w:br/>
-        <w:t xml:space="preserve">El segundo numero me dice que me mueva ___.</w:t>
-      </w:r>
-    </w:p>
-    <w:p>
-      <w:pPr>
-        <w:spacing w:after="60"/>
-      </w:pPr>
-      <w:r>
-        <w:rPr>
-          <w:color w:val="1A2733"/>
-          <w:sz w:val="21"/>
-          <w:szCs w:val="21"/>
-        </w:rPr>
-        <w:t xml:space="preserve">I move ___ units along the x-axis.</w:t>
-      </w:r>
-      <w:r>
-        <w:rPr>
-          <w:i/>
-          <w:iCs/>
-          <w:color w:val="5F6F80"/>
-          <w:sz w:val="19"/>
-          <w:szCs w:val="19"/>
-        </w:rPr>
-        <w:br/>
-        <w:t xml:space="preserve">Me muevo ___ unidades por el eje x.</w:t>
-      </w:r>
-    </w:p>
-    <w:p>
-      <w:pPr>
-        <w:pBdr>
-          <w:bottom w:val="single" w:color="AFBECC" w:sz="6"/>
-        </w:pBdr>
-        <w:spacing w:after="30" w:before="150"/>
-      </w:pPr>
-      <w:r>
-        <w:t xml:space="preserve"/>
-      </w:r>
-    </w:p>
-    <w:p>
-      <w:pPr>
-        <w:pBdr>
-          <w:bottom w:val="single" w:color="AFBECC" w:sz="6"/>
-        </w:pBdr>
-        <w:spacing w:after="30" w:before="150"/>
       </w:pPr>
       <w:r>
         <w:t xml:space="preserve"/>
@@ -3348,7 +3286,7 @@
           <w:sz w:val="30"/>
           <w:szCs w:val="30"/>
         </w:rPr>
-        <w:t xml:space="preserve">Exit Ticket</w:t>
+        <w:t xml:space="preserve">Answer Key &amp; Teacher Guide</w:t>
       </w:r>
     </w:p>
     <w:p>
@@ -3363,115 +3301,245 @@
           <w:sz w:val="19"/>
           <w:szCs w:val="19"/>
         </w:rPr>
-        <w:t xml:space="preserve">Answer on your own. This shows what you learned today.</w:t>
-      </w:r>
-    </w:p>
-    <w:p>
-      <w:pPr>
-        <w:spacing w:after="80" w:before="80"/>
-      </w:pPr>
-      <w:r>
-        <w:rPr>
-          <w:color w:val="B97A12"/>
-          <w:sz w:val="22"/>
-          <w:szCs w:val="22"/>
-        </w:rPr>
-        <w:t xml:space="preserve">★  </w:t>
-      </w:r>
-      <w:r>
-        <w:rPr>
-          <w:b/>
-          <w:bCs/>
-          <w:sz w:val="22"/>
-          <w:szCs w:val="22"/>
-        </w:rPr>
-        <w:t xml:space="preserve">Point P is located 6 units right and 3 units up from the origin. What ordered pair names point P?</w:t>
-      </w:r>
-    </w:p>
-    <w:p>
-      <w:pPr>
-        <w:spacing w:after="60"/>
-        <w:ind w:left="420"/>
-      </w:pPr>
-      <w:r>
-        <w:rPr>
-          <w:sz w:val="21"/>
-          <w:szCs w:val="21"/>
-        </w:rPr>
-        <w:t xml:space="preserve">A)  (6, 3)</w:t>
-      </w:r>
-    </w:p>
-    <w:p>
-      <w:pPr>
-        <w:spacing w:after="60"/>
-        <w:ind w:left="420"/>
-      </w:pPr>
-      <w:r>
-        <w:rPr>
-          <w:sz w:val="21"/>
-          <w:szCs w:val="21"/>
-        </w:rPr>
-        <w:t xml:space="preserve">B)  (3, 6)</w:t>
-      </w:r>
-    </w:p>
-    <w:p>
-      <w:pPr>
-        <w:spacing w:after="60"/>
-        <w:ind w:left="420"/>
-      </w:pPr>
-      <w:r>
-        <w:rPr>
-          <w:sz w:val="21"/>
-          <w:szCs w:val="21"/>
-        </w:rPr>
-        <w:t xml:space="preserve">C)  (6, 0)</w:t>
-      </w:r>
-    </w:p>
-    <w:p>
-      <w:pPr>
-        <w:spacing w:after="60"/>
-        <w:ind w:left="420"/>
-      </w:pPr>
-      <w:r>
-        <w:rPr>
-          <w:sz w:val="21"/>
-          <w:szCs w:val="21"/>
-        </w:rPr>
-        <w:t xml:space="preserve">D)  (0, 3)</w:t>
-      </w:r>
-    </w:p>
-    <w:p>
-      <w:pPr>
-        <w:spacing w:after="40"/>
-      </w:pPr>
-      <w:r>
-        <w:t xml:space="preserve"/>
-      </w:r>
-    </w:p>
-    <w:p>
-      <w:pPr>
-        <w:pStyle w:val="Heading1"/>
-        <w:pageBreakBefore/>
-        <w:pBdr>
-          <w:bottom w:val="single" w:color="1FA6A2" w:sz="14" w:space="6"/>
-        </w:pBdr>
-        <w:spacing w:after="140" w:before="0"/>
-      </w:pPr>
-      <w:r>
-        <w:rPr>
-          <w:b/>
-          <w:bCs/>
-          <w:color w:val="12355B"/>
-          <w:sz w:val="30"/>
-          <w:szCs w:val="30"/>
-        </w:rPr>
-        <w:t xml:space="preserve">Answer Key &amp; Teacher Guide</w:t>
-      </w:r>
-    </w:p>
-    <w:p>
-      <w:pPr>
-        <w:spacing w:after="100"/>
-      </w:pPr>
+        <w:t xml:space="preserve">Teacher reference — remove or fold back before distributing to students.</w:t>
+      </w:r>
+    </w:p>
+    <w:p>
+      <w:pPr>
+        <w:pStyle w:val="Heading2"/>
+        <w:spacing w:after="80" w:before="180"/>
+      </w:pPr>
+      <w:r>
+        <w:rPr>
+          <w:b/>
+          <w:bCs/>
+          <w:color w:val="12355B"/>
+          <w:sz w:val="24"/>
+          <w:szCs w:val="24"/>
+        </w:rPr>
+        <w:t xml:space="preserve">Guided Notes (Fill-in)</w:t>
+      </w:r>
+    </w:p>
+    <w:p>
+      <w:pPr>
+        <w:spacing w:after="80"/>
+      </w:pPr>
+      <w:r>
+        <w:rPr>
+          <w:b/>
+          <w:bCs/>
+          <w:sz w:val="21"/>
+          <w:szCs w:val="21"/>
+        </w:rPr>
+        <w:t xml:space="preserve">Notes 1:  </w:t>
+      </w:r>
+      <w:r>
+        <w:rPr>
+          <w:sz w:val="21"/>
+          <w:szCs w:val="21"/>
+        </w:rPr>
+        <w:t xml:space="preserve">Coordinate plane</w:t>
+      </w:r>
+    </w:p>
+    <w:p>
+      <w:pPr>
+        <w:spacing w:after="80"/>
+      </w:pPr>
+      <w:r>
+        <w:rPr>
+          <w:b/>
+          <w:bCs/>
+          <w:sz w:val="21"/>
+          <w:szCs w:val="21"/>
+        </w:rPr>
+        <w:t xml:space="preserve">Notes 2:  </w:t>
+      </w:r>
+      <w:r>
+        <w:rPr>
+          <w:sz w:val="21"/>
+          <w:szCs w:val="21"/>
+        </w:rPr>
+        <w:t xml:space="preserve">Ordered pair</w:t>
+      </w:r>
+    </w:p>
+    <w:p>
+      <w:pPr>
+        <w:spacing w:after="80"/>
+      </w:pPr>
+      <w:r>
+        <w:rPr>
+          <w:b/>
+          <w:bCs/>
+          <w:sz w:val="21"/>
+          <w:szCs w:val="21"/>
+        </w:rPr>
+        <w:t xml:space="preserve">Notes 3:  </w:t>
+      </w:r>
+      <w:r>
+        <w:rPr>
+          <w:sz w:val="21"/>
+          <w:szCs w:val="21"/>
+        </w:rPr>
+        <w:t xml:space="preserve">Origin</w:t>
+      </w:r>
+    </w:p>
+    <w:p>
+      <w:pPr>
+        <w:spacing w:after="80"/>
+      </w:pPr>
+      <w:r>
+        <w:rPr>
+          <w:b/>
+          <w:bCs/>
+          <w:sz w:val="21"/>
+          <w:szCs w:val="21"/>
+        </w:rPr>
+        <w:t xml:space="preserve">Notes 4:  </w:t>
+      </w:r>
+      <w:r>
+        <w:rPr>
+          <w:sz w:val="21"/>
+          <w:szCs w:val="21"/>
+        </w:rPr>
+        <w:t xml:space="preserve">Quadrant</w:t>
+      </w:r>
+    </w:p>
+    <w:p>
+      <w:pPr>
+        <w:spacing w:after="80"/>
+      </w:pPr>
+      <w:r>
+        <w:rPr>
+          <w:b/>
+          <w:bCs/>
+          <w:sz w:val="21"/>
+          <w:szCs w:val="21"/>
+        </w:rPr>
+        <w:t xml:space="preserve">Notes 5:  </w:t>
+      </w:r>
+      <w:r>
+        <w:rPr>
+          <w:sz w:val="21"/>
+          <w:szCs w:val="21"/>
+        </w:rPr>
+        <w:t xml:space="preserve">Reflection</w:t>
+      </w:r>
+    </w:p>
+    <w:p>
+      <w:pPr>
+        <w:spacing w:after="80"/>
+      </w:pPr>
+      <w:r>
+        <w:rPr>
+          <w:b/>
+          <w:bCs/>
+          <w:sz w:val="21"/>
+          <w:szCs w:val="21"/>
+        </w:rPr>
+        <w:t xml:space="preserve">Notes 6:  </w:t>
+      </w:r>
+      <w:r>
+        <w:rPr>
+          <w:sz w:val="21"/>
+          <w:szCs w:val="21"/>
+        </w:rPr>
+        <w:t xml:space="preserve">Integer</w:t>
+      </w:r>
+    </w:p>
+    <w:p>
+      <w:pPr>
+        <w:pStyle w:val="Heading2"/>
+        <w:spacing w:after="80" w:before="180"/>
+      </w:pPr>
+      <w:r>
+        <w:rPr>
+          <w:b/>
+          <w:bCs/>
+          <w:color w:val="12355B"/>
+          <w:sz w:val="24"/>
+          <w:szCs w:val="24"/>
+        </w:rPr>
+        <w:t xml:space="preserve">Worked Notes (I Do / We Do)</w:t>
+      </w:r>
+    </w:p>
+    <w:p>
+      <w:pPr>
+        <w:spacing w:after="80"/>
+      </w:pPr>
+      <w:r>
+        <w:rPr>
+          <w:b/>
+          <w:bCs/>
+          <w:sz w:val="21"/>
+          <w:szCs w:val="21"/>
+        </w:rPr>
+        <w:t xml:space="preserve">I Do:  </w:t>
+      </w:r>
+      <w:r>
+        <w:rPr>
+          <w:sz w:val="21"/>
+          <w:szCs w:val="21"/>
+        </w:rPr>
+        <w:t xml:space="preserve">A. (3, 7)</w:t>
+      </w:r>
+    </w:p>
+    <w:p>
+      <w:pPr>
+        <w:spacing w:after="80"/>
+      </w:pPr>
+      <w:r>
+        <w:rPr>
+          <w:b/>
+          <w:bCs/>
+          <w:sz w:val="21"/>
+          <w:szCs w:val="21"/>
+        </w:rPr>
+        <w:t xml:space="preserve">We Do:  </w:t>
+      </w:r>
+      <w:r>
+        <w:rPr>
+          <w:sz w:val="21"/>
+          <w:szCs w:val="21"/>
+        </w:rPr>
+        <w:t xml:space="preserve">A. (0, 0)</w:t>
+      </w:r>
+    </w:p>
+    <w:p>
+      <w:pPr>
+        <w:pStyle w:val="Heading2"/>
+        <w:spacing w:after="80" w:before="180"/>
+      </w:pPr>
+      <w:r>
+        <w:rPr>
+          <w:b/>
+          <w:bCs/>
+          <w:color w:val="12355B"/>
+          <w:sz w:val="24"/>
+          <w:szCs w:val="24"/>
+        </w:rPr>
+        <w:t xml:space="preserve">Independent Practice</w:t>
+      </w:r>
+    </w:p>
+    <w:p>
+      <w:pPr>
+        <w:spacing w:after="80"/>
+      </w:pPr>
+      <w:r>
+        <w:rPr>
+          <w:b/>
+          <w:bCs/>
+          <w:sz w:val="21"/>
+          <w:szCs w:val="21"/>
+        </w:rPr>
+        <w:t xml:space="preserve">1.  </w:t>
+      </w:r>
+      <w:r>
+        <w:rPr>
+          <w:sz w:val="21"/>
+          <w:szCs w:val="21"/>
+        </w:rPr>
+        <w:t xml:space="preserve">A)  Move 6 units to the right</w:t>
+      </w:r>
       <w:r>
         <w:rPr>
           <w:i/>
@@ -3480,23 +3548,7 @@
           <w:sz w:val="19"/>
           <w:szCs w:val="19"/>
         </w:rPr>
-        <w:t xml:space="preserve">Teacher reference — remove or fold back before distributing to students.</w:t>
-      </w:r>
-    </w:p>
-    <w:p>
-      <w:pPr>
-        <w:pStyle w:val="Heading2"/>
-        <w:spacing w:after="80" w:before="180"/>
-      </w:pPr>
-      <w:r>
-        <w:rPr>
-          <w:b/>
-          <w:bCs/>
-          <w:color w:val="12355B"/>
-          <w:sz w:val="24"/>
-          <w:szCs w:val="24"/>
-        </w:rPr>
-        <w:t xml:space="preserve">Worked Notes (I Do / We Do)</w:t>
+        <w:t xml:space="preserve">  — The first number (x-coordinate) tells you horizontal movement. 6 means go right 6 units from the origin.</w:t>
       </w:r>
     </w:p>
     <w:p>
@@ -3510,72 +3562,14 @@
           <w:sz w:val="21"/>
           <w:szCs w:val="21"/>
         </w:rPr>
-        <w:t xml:space="preserve">I Do:  </w:t>
-      </w:r>
-      <w:r>
-        <w:rPr>
-          <w:sz w:val="21"/>
-          <w:szCs w:val="21"/>
-        </w:rPr>
-        <w:t xml:space="preserve">A. (3, 7)</w:t>
-      </w:r>
-    </w:p>
-    <w:p>
-      <w:pPr>
-        <w:spacing w:after="80"/>
-      </w:pPr>
-      <w:r>
-        <w:rPr>
-          <w:b/>
-          <w:bCs/>
-          <w:sz w:val="21"/>
-          <w:szCs w:val="21"/>
-        </w:rPr>
-        <w:t xml:space="preserve">We Do:  </w:t>
-      </w:r>
-      <w:r>
-        <w:rPr>
-          <w:sz w:val="21"/>
-          <w:szCs w:val="21"/>
-        </w:rPr>
-        <w:t xml:space="preserve">A. (0, 0)</w:t>
-      </w:r>
-    </w:p>
-    <w:p>
-      <w:pPr>
-        <w:pStyle w:val="Heading2"/>
-        <w:spacing w:after="80" w:before="180"/>
-      </w:pPr>
-      <w:r>
-        <w:rPr>
-          <w:b/>
-          <w:bCs/>
-          <w:color w:val="12355B"/>
-          <w:sz w:val="24"/>
-          <w:szCs w:val="24"/>
-        </w:rPr>
-        <w:t xml:space="preserve">Independent Practice</w:t>
-      </w:r>
-    </w:p>
-    <w:p>
-      <w:pPr>
-        <w:spacing w:after="80"/>
-      </w:pPr>
-      <w:r>
-        <w:rPr>
-          <w:b/>
-          <w:bCs/>
-          <w:sz w:val="21"/>
-          <w:szCs w:val="21"/>
-        </w:rPr>
-        <w:t xml:space="preserve">1.  </w:t>
-      </w:r>
-      <w:r>
-        <w:rPr>
-          <w:sz w:val="21"/>
-          <w:szCs w:val="21"/>
-        </w:rPr>
-        <w:t xml:space="preserve">A)  Move 6 units to the right</w:t>
+        <w:t xml:space="preserve">2.  </w:t>
+      </w:r>
+      <w:r>
+        <w:rPr>
+          <w:sz w:val="21"/>
+          <w:szCs w:val="21"/>
+        </w:rPr>
+        <w:t xml:space="preserve">A)  (7, 2)</w:t>
       </w:r>
       <w:r>
         <w:rPr>
@@ -3585,7 +3579,7 @@
           <w:sz w:val="19"/>
           <w:szCs w:val="19"/>
         </w:rPr>
-        <w:t xml:space="preserve">  — The first number (x-coordinate) tells you horizontal movement. 6 means go right 6 units from the origin.</w:t>
+        <w:t xml:space="preserve">  — The x-coordinate is the sideways move (right 7) and the y-coordinate is the up move (up 2), so the Sandy Dock is (7, 2).</w:t>
       </w:r>
     </w:p>
     <w:p>
@@ -3599,14 +3593,14 @@
           <w:sz w:val="21"/>
           <w:szCs w:val="21"/>
         </w:rPr>
-        <w:t xml:space="preserve">2.  </w:t>
-      </w:r>
-      <w:r>
-        <w:rPr>
-          <w:sz w:val="21"/>
-          <w:szCs w:val="21"/>
-        </w:rPr>
-        <w:t xml:space="preserve">A)  Quadrant II</w:t>
+        <w:t xml:space="preserve">3.  </w:t>
+      </w:r>
+      <w:r>
+        <w:rPr>
+          <w:sz w:val="21"/>
+          <w:szCs w:val="21"/>
+        </w:rPr>
+        <w:t xml:space="preserve">A)  Move 4 units to the right along the x-axis</w:t>
       </w:r>
       <w:r>
         <w:rPr>
@@ -3616,7 +3610,7 @@
           <w:sz w:val="19"/>
           <w:szCs w:val="19"/>
         </w:rPr>
-        <w:t xml:space="preserve">  — Negative x and positive y place a point in Quadrant II.</w:t>
+        <w:t xml:space="preserve">  — The first number in (x, y) is the x-coordinate, so 4 means move 4 units to the right along the x-axis before moving up.</w:t>
       </w:r>
     </w:p>
     <w:p>
@@ -3630,14 +3624,14 @@
           <w:sz w:val="21"/>
           <w:szCs w:val="21"/>
         </w:rPr>
-        <w:t xml:space="preserve">3.  </w:t>
-      </w:r>
-      <w:r>
-        <w:rPr>
-          <w:sz w:val="21"/>
-          <w:szCs w:val="21"/>
-        </w:rPr>
-        <w:t xml:space="preserve">A)  (4, -2)</w:t>
+        <w:t xml:space="preserve">4.  </w:t>
+      </w:r>
+      <w:r>
+        <w:rPr>
+          <w:sz w:val="21"/>
+          <w:szCs w:val="21"/>
+        </w:rPr>
+        <w:t xml:space="preserve">A)  (3, 8)</w:t>
       </w:r>
       <w:r>
         <w:rPr>
@@ -3647,7 +3641,23 @@
           <w:sz w:val="19"/>
           <w:szCs w:val="19"/>
         </w:rPr>
-        <w:t xml:space="preserve">  — Right is positive x, down is negative y: (4, -2).</w:t>
+        <w:t xml:space="preserve">  — Across (3) is the x-coordinate and up (8) is the y-coordinate, so the Coconut Grove is at (3, 8).</w:t>
+      </w:r>
+    </w:p>
+    <w:p>
+      <w:pPr>
+        <w:pStyle w:val="Heading2"/>
+        <w:spacing w:after="80" w:before="180"/>
+      </w:pPr>
+      <w:r>
+        <w:rPr>
+          <w:b/>
+          <w:bCs/>
+          <w:color w:val="12355B"/>
+          <w:sz w:val="24"/>
+          <w:szCs w:val="24"/>
+        </w:rPr>
+        <w:t xml:space="preserve">Exit Ticket</w:t>
       </w:r>
     </w:p>
     <w:p>
@@ -3656,19 +3666,10 @@
       </w:pPr>
       <w:r>
         <w:rPr>
-          <w:b/>
-          <w:bCs/>
-          <w:sz w:val="21"/>
-          <w:szCs w:val="21"/>
-        </w:rPr>
-        <w:t xml:space="preserve">4.  </w:t>
-      </w:r>
-      <w:r>
-        <w:rPr>
-          <w:sz w:val="21"/>
-          <w:szCs w:val="21"/>
-        </w:rPr>
-        <w:t xml:space="preserve">A)  0</w:t>
+          <w:sz w:val="21"/>
+          <w:szCs w:val="21"/>
+        </w:rPr>
+        <w:t xml:space="preserve">A)  (6, 3)</w:t>
       </w:r>
       <w:r>
         <w:rPr>
@@ -3678,197 +3679,7 @@
           <w:sz w:val="19"/>
           <w:szCs w:val="19"/>
         </w:rPr>
-        <w:t xml:space="preserve">  — Points on the x-axis always have y = 0, so the point is (-6, 0).</w:t>
-      </w:r>
-    </w:p>
-    <w:p>
-      <w:pPr>
-        <w:pStyle w:val="Heading2"/>
-        <w:spacing w:after="80" w:before="180"/>
-      </w:pPr>
-      <w:r>
-        <w:rPr>
-          <w:b/>
-          <w:bCs/>
-          <w:color w:val="12355B"/>
-          <w:sz w:val="24"/>
-          <w:szCs w:val="24"/>
-        </w:rPr>
-        <w:t xml:space="preserve">Exit Ticket</w:t>
-      </w:r>
-    </w:p>
-    <w:p>
-      <w:pPr>
-        <w:spacing w:after="80"/>
-      </w:pPr>
-      <w:r>
-        <w:rPr>
-          <w:sz w:val="21"/>
-          <w:szCs w:val="21"/>
-        </w:rPr>
-        <w:t xml:space="preserve">A)  (6, 3)</w:t>
-      </w:r>
-      <w:r>
-        <w:rPr>
-          <w:i/>
-          <w:iCs/>
-          <w:color w:val="5F6F80"/>
-          <w:sz w:val="19"/>
-          <w:szCs w:val="19"/>
-        </w:rPr>
         <w:t xml:space="preserve">  — Right 6 = x-coordinate of 6, Up 3 = y-coordinate of 3. The ordered pair is (6, 3).</w:t>
-      </w:r>
-    </w:p>
-    <w:p>
-      <w:pPr>
-        <w:pStyle w:val="Heading2"/>
-        <w:spacing w:after="80" w:before="180"/>
-      </w:pPr>
-      <w:r>
-        <w:rPr>
-          <w:b/>
-          <w:bCs/>
-          <w:color w:val="12355B"/>
-          <w:sz w:val="24"/>
-          <w:szCs w:val="24"/>
-        </w:rPr>
-        <w:t xml:space="preserve">Writing (TWR) — what to look for</w:t>
-      </w:r>
-    </w:p>
-    <w:p>
-      <w:pPr>
-        <w:spacing w:after="80"/>
-      </w:pPr>
-      <w:r>
-        <w:rPr>
-          <w:sz w:val="20"/>
-          <w:szCs w:val="20"/>
-        </w:rPr>
-        <w:t xml:space="preserve">Kernel sentence: a complete sentence needs a subject and a verb. Example: Coordinate plane is a grid with a line going across and a line going up that cross.</w:t>
-      </w:r>
-    </w:p>
-    <w:p>
-      <w:pPr>
-        <w:spacing w:after="80"/>
-      </w:pPr>
-      <w:r>
-        <w:rPr>
-          <w:sz w:val="20"/>
-          <w:szCs w:val="20"/>
-        </w:rPr>
-        <w:t xml:space="preserve">Expansion: because = reason, but = contrast/exception, so = result. Answers vary; each must keep the kernel idea.</w:t>
-      </w:r>
-    </w:p>
-    <w:p>
-      <w:pPr>
-        <w:pStyle w:val="Heading2"/>
-        <w:spacing w:after="80" w:before="180"/>
-      </w:pPr>
-      <w:r>
-        <w:rPr>
-          <w:b/>
-          <w:bCs/>
-          <w:color w:val="12355B"/>
-          <w:sz w:val="24"/>
-          <w:szCs w:val="24"/>
-        </w:rPr>
-        <w:t xml:space="preserve">Turn &amp; Talk — listen for</w:t>
-      </w:r>
-    </w:p>
-    <w:p>
-      <w:pPr>
-        <w:spacing w:after="80"/>
-      </w:pPr>
-      <w:r>
-        <w:rPr>
-          <w:b/>
-          <w:bCs/>
-          <w:sz w:val="19"/>
-          <w:szCs w:val="19"/>
-        </w:rPr>
-        <w:t xml:space="preserve">1.  </w:t>
-      </w:r>
-      <w:r>
-        <w:rPr>
-          <w:i/>
-          <w:iCs/>
-          <w:color w:val="5F6F80"/>
-          <w:sz w:val="19"/>
-          <w:szCs w:val="19"/>
-        </w:rPr>
-        <w:t xml:space="preserve">Student states the x-coordinate is the sideways (horizontal) move and the y-coordinate is the up/down (vertical) move, both starting from the origin.</w:t>
-      </w:r>
-    </w:p>
-    <w:p>
-      <w:pPr>
-        <w:spacing w:after="80"/>
-      </w:pPr>
-      <w:r>
-        <w:rPr>
-          <w:b/>
-          <w:bCs/>
-          <w:sz w:val="19"/>
-          <w:szCs w:val="19"/>
-        </w:rPr>
-        <w:t xml:space="preserve">2.  </w:t>
-      </w:r>
-      <w:r>
-        <w:rPr>
-          <w:i/>
-          <w:iCs/>
-          <w:color w:val="5F6F80"/>
-          <w:sz w:val="19"/>
-          <w:szCs w:val="19"/>
-        </w:rPr>
-        <w:t xml:space="preserve">Student moves 4 right along the x-axis and 2 up along the y-axis, naming each axis and the origin as the start.</w:t>
-      </w:r>
-    </w:p>
-    <w:p>
-      <w:pPr>
-        <w:spacing w:after="80"/>
-      </w:pPr>
-      <w:r>
-        <w:rPr>
-          <w:b/>
-          <w:bCs/>
-          <w:sz w:val="19"/>
-          <w:szCs w:val="19"/>
-        </w:rPr>
-        <w:t xml:space="preserve">3.  </w:t>
-      </w:r>
-      <w:r>
-        <w:rPr>
-          <w:i/>
-          <w:iCs/>
-          <w:color w:val="5F6F80"/>
-          <w:sz w:val="19"/>
-          <w:szCs w:val="19"/>
-        </w:rPr>
-        <w:t xml:space="preserve">Student connects the x-value to horizontal travel and the y-value to vertical travel, like map or grid directions from a starting point.</w:t>
-      </w:r>
-    </w:p>
-    <w:p>
-      <w:pPr>
-        <w:spacing w:after="80"/>
-      </w:pPr>
-      <w:r>
-        <w:rPr>
-          <w:b/>
-          <w:bCs/>
-          <w:sz w:val="19"/>
-          <w:szCs w:val="19"/>
-        </w:rPr>
-        <w:t xml:space="preserve">4.  </w:t>
-      </w:r>
-      <w:r>
-        <w:rPr>
-          <w:i/>
-          <w:iCs/>
-          <w:color w:val="5F6F80"/>
-          <w:sz w:val="19"/>
-          <w:szCs w:val="19"/>
-        </w:rPr>
-        <w:t xml:space="preserve">Student identifies that the x- and y-coordinates were swapped and explains the correct order (x first, then y).</w:t>
       </w:r>
     </w:p>
     <w:sectPr>

--- a/lessons/9-1/downloads/9-1-notes.docx
+++ b/lessons/9-1/downloads/9-1-notes.docx
@@ -3267,419 +3267,6 @@
       </w:pPr>
       <w:r>
         <w:t xml:space="preserve"/>
-      </w:r>
-    </w:p>
-    <w:p>
-      <w:pPr>
-        <w:pStyle w:val="Heading1"/>
-        <w:pageBreakBefore/>
-        <w:pBdr>
-          <w:bottom w:val="single" w:color="1FA6A2" w:sz="14" w:space="6"/>
-        </w:pBdr>
-        <w:spacing w:after="140" w:before="0"/>
-      </w:pPr>
-      <w:r>
-        <w:rPr>
-          <w:b/>
-          <w:bCs/>
-          <w:color w:val="12355B"/>
-          <w:sz w:val="30"/>
-          <w:szCs w:val="30"/>
-        </w:rPr>
-        <w:t xml:space="preserve">Answer Key &amp; Teacher Guide</w:t>
-      </w:r>
-    </w:p>
-    <w:p>
-      <w:pPr>
-        <w:spacing w:after="100"/>
-      </w:pPr>
-      <w:r>
-        <w:rPr>
-          <w:i/>
-          <w:iCs/>
-          <w:color w:val="5F6F80"/>
-          <w:sz w:val="19"/>
-          <w:szCs w:val="19"/>
-        </w:rPr>
-        <w:t xml:space="preserve">Teacher reference — remove or fold back before distributing to students.</w:t>
-      </w:r>
-    </w:p>
-    <w:p>
-      <w:pPr>
-        <w:pStyle w:val="Heading2"/>
-        <w:spacing w:after="80" w:before="180"/>
-      </w:pPr>
-      <w:r>
-        <w:rPr>
-          <w:b/>
-          <w:bCs/>
-          <w:color w:val="12355B"/>
-          <w:sz w:val="24"/>
-          <w:szCs w:val="24"/>
-        </w:rPr>
-        <w:t xml:space="preserve">Guided Notes (Fill-in)</w:t>
-      </w:r>
-    </w:p>
-    <w:p>
-      <w:pPr>
-        <w:spacing w:after="80"/>
-      </w:pPr>
-      <w:r>
-        <w:rPr>
-          <w:b/>
-          <w:bCs/>
-          <w:sz w:val="21"/>
-          <w:szCs w:val="21"/>
-        </w:rPr>
-        <w:t xml:space="preserve">Notes 1:  </w:t>
-      </w:r>
-      <w:r>
-        <w:rPr>
-          <w:sz w:val="21"/>
-          <w:szCs w:val="21"/>
-        </w:rPr>
-        <w:t xml:space="preserve">Coordinate plane</w:t>
-      </w:r>
-    </w:p>
-    <w:p>
-      <w:pPr>
-        <w:spacing w:after="80"/>
-      </w:pPr>
-      <w:r>
-        <w:rPr>
-          <w:b/>
-          <w:bCs/>
-          <w:sz w:val="21"/>
-          <w:szCs w:val="21"/>
-        </w:rPr>
-        <w:t xml:space="preserve">Notes 2:  </w:t>
-      </w:r>
-      <w:r>
-        <w:rPr>
-          <w:sz w:val="21"/>
-          <w:szCs w:val="21"/>
-        </w:rPr>
-        <w:t xml:space="preserve">Ordered pair</w:t>
-      </w:r>
-    </w:p>
-    <w:p>
-      <w:pPr>
-        <w:spacing w:after="80"/>
-      </w:pPr>
-      <w:r>
-        <w:rPr>
-          <w:b/>
-          <w:bCs/>
-          <w:sz w:val="21"/>
-          <w:szCs w:val="21"/>
-        </w:rPr>
-        <w:t xml:space="preserve">Notes 3:  </w:t>
-      </w:r>
-      <w:r>
-        <w:rPr>
-          <w:sz w:val="21"/>
-          <w:szCs w:val="21"/>
-        </w:rPr>
-        <w:t xml:space="preserve">Origin</w:t>
-      </w:r>
-    </w:p>
-    <w:p>
-      <w:pPr>
-        <w:spacing w:after="80"/>
-      </w:pPr>
-      <w:r>
-        <w:rPr>
-          <w:b/>
-          <w:bCs/>
-          <w:sz w:val="21"/>
-          <w:szCs w:val="21"/>
-        </w:rPr>
-        <w:t xml:space="preserve">Notes 4:  </w:t>
-      </w:r>
-      <w:r>
-        <w:rPr>
-          <w:sz w:val="21"/>
-          <w:szCs w:val="21"/>
-        </w:rPr>
-        <w:t xml:space="preserve">Quadrant</w:t>
-      </w:r>
-    </w:p>
-    <w:p>
-      <w:pPr>
-        <w:spacing w:after="80"/>
-      </w:pPr>
-      <w:r>
-        <w:rPr>
-          <w:b/>
-          <w:bCs/>
-          <w:sz w:val="21"/>
-          <w:szCs w:val="21"/>
-        </w:rPr>
-        <w:t xml:space="preserve">Notes 5:  </w:t>
-      </w:r>
-      <w:r>
-        <w:rPr>
-          <w:sz w:val="21"/>
-          <w:szCs w:val="21"/>
-        </w:rPr>
-        <w:t xml:space="preserve">Reflection</w:t>
-      </w:r>
-    </w:p>
-    <w:p>
-      <w:pPr>
-        <w:spacing w:after="80"/>
-      </w:pPr>
-      <w:r>
-        <w:rPr>
-          <w:b/>
-          <w:bCs/>
-          <w:sz w:val="21"/>
-          <w:szCs w:val="21"/>
-        </w:rPr>
-        <w:t xml:space="preserve">Notes 6:  </w:t>
-      </w:r>
-      <w:r>
-        <w:rPr>
-          <w:sz w:val="21"/>
-          <w:szCs w:val="21"/>
-        </w:rPr>
-        <w:t xml:space="preserve">Integer</w:t>
-      </w:r>
-    </w:p>
-    <w:p>
-      <w:pPr>
-        <w:pStyle w:val="Heading2"/>
-        <w:spacing w:after="80" w:before="180"/>
-      </w:pPr>
-      <w:r>
-        <w:rPr>
-          <w:b/>
-          <w:bCs/>
-          <w:color w:val="12355B"/>
-          <w:sz w:val="24"/>
-          <w:szCs w:val="24"/>
-        </w:rPr>
-        <w:t xml:space="preserve">Worked Notes (I Do / We Do)</w:t>
-      </w:r>
-    </w:p>
-    <w:p>
-      <w:pPr>
-        <w:spacing w:after="80"/>
-      </w:pPr>
-      <w:r>
-        <w:rPr>
-          <w:b/>
-          <w:bCs/>
-          <w:sz w:val="21"/>
-          <w:szCs w:val="21"/>
-        </w:rPr>
-        <w:t xml:space="preserve">I Do:  </w:t>
-      </w:r>
-      <w:r>
-        <w:rPr>
-          <w:sz w:val="21"/>
-          <w:szCs w:val="21"/>
-        </w:rPr>
-        <w:t xml:space="preserve">A. (3, 7)</w:t>
-      </w:r>
-    </w:p>
-    <w:p>
-      <w:pPr>
-        <w:spacing w:after="80"/>
-      </w:pPr>
-      <w:r>
-        <w:rPr>
-          <w:b/>
-          <w:bCs/>
-          <w:sz w:val="21"/>
-          <w:szCs w:val="21"/>
-        </w:rPr>
-        <w:t xml:space="preserve">We Do:  </w:t>
-      </w:r>
-      <w:r>
-        <w:rPr>
-          <w:sz w:val="21"/>
-          <w:szCs w:val="21"/>
-        </w:rPr>
-        <w:t xml:space="preserve">A. (0, 0)</w:t>
-      </w:r>
-    </w:p>
-    <w:p>
-      <w:pPr>
-        <w:pStyle w:val="Heading2"/>
-        <w:spacing w:after="80" w:before="180"/>
-      </w:pPr>
-      <w:r>
-        <w:rPr>
-          <w:b/>
-          <w:bCs/>
-          <w:color w:val="12355B"/>
-          <w:sz w:val="24"/>
-          <w:szCs w:val="24"/>
-        </w:rPr>
-        <w:t xml:space="preserve">Independent Practice</w:t>
-      </w:r>
-    </w:p>
-    <w:p>
-      <w:pPr>
-        <w:spacing w:after="80"/>
-      </w:pPr>
-      <w:r>
-        <w:rPr>
-          <w:b/>
-          <w:bCs/>
-          <w:sz w:val="21"/>
-          <w:szCs w:val="21"/>
-        </w:rPr>
-        <w:t xml:space="preserve">1.  </w:t>
-      </w:r>
-      <w:r>
-        <w:rPr>
-          <w:sz w:val="21"/>
-          <w:szCs w:val="21"/>
-        </w:rPr>
-        <w:t xml:space="preserve">A)  Move 6 units to the right</w:t>
-      </w:r>
-      <w:r>
-        <w:rPr>
-          <w:i/>
-          <w:iCs/>
-          <w:color w:val="5F6F80"/>
-          <w:sz w:val="19"/>
-          <w:szCs w:val="19"/>
-        </w:rPr>
-        <w:t xml:space="preserve">  — The first number (x-coordinate) tells you horizontal movement. 6 means go right 6 units from the origin.</w:t>
-      </w:r>
-    </w:p>
-    <w:p>
-      <w:pPr>
-        <w:spacing w:after="80"/>
-      </w:pPr>
-      <w:r>
-        <w:rPr>
-          <w:b/>
-          <w:bCs/>
-          <w:sz w:val="21"/>
-          <w:szCs w:val="21"/>
-        </w:rPr>
-        <w:t xml:space="preserve">2.  </w:t>
-      </w:r>
-      <w:r>
-        <w:rPr>
-          <w:sz w:val="21"/>
-          <w:szCs w:val="21"/>
-        </w:rPr>
-        <w:t xml:space="preserve">A)  (7, 2)</w:t>
-      </w:r>
-      <w:r>
-        <w:rPr>
-          <w:i/>
-          <w:iCs/>
-          <w:color w:val="5F6F80"/>
-          <w:sz w:val="19"/>
-          <w:szCs w:val="19"/>
-        </w:rPr>
-        <w:t xml:space="preserve">  — The x-coordinate is the sideways move (right 7) and the y-coordinate is the up move (up 2), so the Sandy Dock is (7, 2).</w:t>
-      </w:r>
-    </w:p>
-    <w:p>
-      <w:pPr>
-        <w:spacing w:after="80"/>
-      </w:pPr>
-      <w:r>
-        <w:rPr>
-          <w:b/>
-          <w:bCs/>
-          <w:sz w:val="21"/>
-          <w:szCs w:val="21"/>
-        </w:rPr>
-        <w:t xml:space="preserve">3.  </w:t>
-      </w:r>
-      <w:r>
-        <w:rPr>
-          <w:sz w:val="21"/>
-          <w:szCs w:val="21"/>
-        </w:rPr>
-        <w:t xml:space="preserve">A)  Move 4 units to the right along the x-axis</w:t>
-      </w:r>
-      <w:r>
-        <w:rPr>
-          <w:i/>
-          <w:iCs/>
-          <w:color w:val="5F6F80"/>
-          <w:sz w:val="19"/>
-          <w:szCs w:val="19"/>
-        </w:rPr>
-        <w:t xml:space="preserve">  — The first number in (x, y) is the x-coordinate, so 4 means move 4 units to the right along the x-axis before moving up.</w:t>
-      </w:r>
-    </w:p>
-    <w:p>
-      <w:pPr>
-        <w:spacing w:after="80"/>
-      </w:pPr>
-      <w:r>
-        <w:rPr>
-          <w:b/>
-          <w:bCs/>
-          <w:sz w:val="21"/>
-          <w:szCs w:val="21"/>
-        </w:rPr>
-        <w:t xml:space="preserve">4.  </w:t>
-      </w:r>
-      <w:r>
-        <w:rPr>
-          <w:sz w:val="21"/>
-          <w:szCs w:val="21"/>
-        </w:rPr>
-        <w:t xml:space="preserve">A)  (3, 8)</w:t>
-      </w:r>
-      <w:r>
-        <w:rPr>
-          <w:i/>
-          <w:iCs/>
-          <w:color w:val="5F6F80"/>
-          <w:sz w:val="19"/>
-          <w:szCs w:val="19"/>
-        </w:rPr>
-        <w:t xml:space="preserve">  — Across (3) is the x-coordinate and up (8) is the y-coordinate, so the Coconut Grove is at (3, 8).</w:t>
-      </w:r>
-    </w:p>
-    <w:p>
-      <w:pPr>
-        <w:pStyle w:val="Heading2"/>
-        <w:spacing w:after="80" w:before="180"/>
-      </w:pPr>
-      <w:r>
-        <w:rPr>
-          <w:b/>
-          <w:bCs/>
-          <w:color w:val="12355B"/>
-          <w:sz w:val="24"/>
-          <w:szCs w:val="24"/>
-        </w:rPr>
-        <w:t xml:space="preserve">Exit Ticket</w:t>
-      </w:r>
-    </w:p>
-    <w:p>
-      <w:pPr>
-        <w:spacing w:after="80"/>
-      </w:pPr>
-      <w:r>
-        <w:rPr>
-          <w:sz w:val="21"/>
-          <w:szCs w:val="21"/>
-        </w:rPr>
-        <w:t xml:space="preserve">A)  (6, 3)</w:t>
-      </w:r>
-      <w:r>
-        <w:rPr>
-          <w:i/>
-          <w:iCs/>
-          <w:color w:val="5F6F80"/>
-          <w:sz w:val="19"/>
-          <w:szCs w:val="19"/>
-        </w:rPr>
-        <w:t xml:space="preserve">  — Right 6 = x-coordinate of 6, Up 3 = y-coordinate of 3. The ordered pair is (6, 3).</w:t>
       </w:r>
     </w:p>
     <w:sectPr>

--- a/lessons/9-1/downloads/9-1-notes.docx
+++ b/lessons/9-1/downloads/9-1-notes.docx
@@ -14,7 +14,7 @@
           <w:sz w:val="18"/>
           <w:szCs w:val="18"/>
         </w:rPr>
-        <w:t xml:space="preserve">UNIT 9  ·  LESSON 1      STANDARD 6.NS.6</w:t>
+        <w:t xml:space="preserve">UNIT 9  ·  LESSON 1      STANDARD 6.NOS.6</w:t>
       </w:r>
     </w:p>
     <w:p>
@@ -2634,6 +2634,32 @@
     </w:p>
     <w:p>
       <w:pPr>
+        <w:pStyle w:val="Heading2"/>
+        <w:spacing w:after="80" w:before="180"/>
+      </w:pPr>
+      <w:r>
+        <w:rPr>
+          <w:b/>
+          <w:bCs/>
+          <w:color w:val="12355B"/>
+          <w:sz w:val="24"/>
+          <w:szCs w:val="24"/>
+        </w:rPr>
+        <w:t xml:space="preserve">Level 1 Support</w:t>
+      </w:r>
+      <w:r>
+        <w:rPr>
+          <w:i/>
+          <w:iCs/>
+          <w:color w:val="1FA6A2"/>
+          <w:sz w:val="19"/>
+          <w:szCs w:val="19"/>
+        </w:rPr>
+        <w:t xml:space="preserve">   extra scaffolding</w:t>
+      </w:r>
+    </w:p>
+    <w:p>
+      <w:pPr>
         <w:keepNext/>
         <w:spacing w:after="60" w:before="160"/>
       </w:pPr>
@@ -2707,396 +2733,6 @@
           <w:szCs w:val="20"/>
         </w:rPr>
         <w:t xml:space="preserve">D)  The point is in Quadrant 6</w:t>
-      </w:r>
-    </w:p>
-    <w:p>
-      <w:pPr>
-        <w:spacing w:after="20"/>
-      </w:pPr>
-      <w:r>
-        <w:t xml:space="preserve"/>
-      </w:r>
-    </w:p>
-    <w:tbl>
-      <w:tblPr>
-        <w:tblW w:type="pct" w:w="100%"/>
-        <w:tblBorders>
-          <w:top w:val="single" w:color="C7D2DD" w:sz="6"/>
-          <w:left w:val="single" w:color="C7D2DD" w:sz="6"/>
-          <w:bottom w:val="single" w:color="C7D2DD" w:sz="6"/>
-          <w:right w:val="single" w:color="C7D2DD" w:sz="6"/>
-          <w:insideH w:val="single" w:color="auto" w:sz="4"/>
-          <w:insideV w:val="single" w:color="auto" w:sz="4"/>
-        </w:tblBorders>
-      </w:tblPr>
-      <w:tblGrid>
-        <w:gridCol w:w="100"/>
-      </w:tblGrid>
-      <w:tr>
-        <w:tc>
-          <w:tcPr>
-            <w:shd w:fill="FBF3E2" w:color="auto" w:val="clear"/>
-            <w:tcMar>
-              <w:top w:type="dxa" w:w="60"/>
-              <w:left w:type="dxa" w:w="120"/>
-              <w:bottom w:type="dxa" w:w="60"/>
-              <w:right w:type="dxa" w:w="120"/>
-            </w:tcMar>
-          </w:tcPr>
-          <w:p>
-            <w:pPr>
-              <w:spacing w:after="0" w:line="320"/>
-            </w:pPr>
-            <w:r>
-              <w:t xml:space="preserve"/>
-            </w:r>
-          </w:p>
-          <w:p>
-            <w:pPr>
-              <w:spacing w:after="0" w:line="320"/>
-            </w:pPr>
-            <w:r>
-              <w:t xml:space="preserve"/>
-            </w:r>
-          </w:p>
-        </w:tc>
-      </w:tr>
-    </w:tbl>
-    <w:p>
-      <w:pPr>
-        <w:keepNext/>
-        <w:spacing w:after="60" w:before="160"/>
-      </w:pPr>
-      <w:r>
-        <w:rPr>
-          <w:b/>
-          <w:bCs/>
-          <w:color w:val="12355B"/>
-          <w:sz w:val="22"/>
-          <w:szCs w:val="22"/>
-        </w:rPr>
-        <w:t xml:space="preserve">2.  </w:t>
-      </w:r>
-      <w:r>
-        <w:rPr>
-          <w:b/>
-          <w:bCs/>
-          <w:sz w:val="21"/>
-          <w:szCs w:val="21"/>
-        </w:rPr>
-        <w:t xml:space="preserve">Spot 1 — Captain Vega's first clue says the Sandy Dock is right 7 and up 2 from the origin. Which ordered pair names the Sandy Dock?</w:t>
-      </w:r>
-    </w:p>
-    <w:p>
-      <w:pPr>
-        <w:spacing w:after="40"/>
-        <w:ind w:left="420"/>
-      </w:pPr>
-      <w:r>
-        <w:rPr>
-          <w:sz w:val="20"/>
-          <w:szCs w:val="20"/>
-        </w:rPr>
-        <w:t xml:space="preserve">A)  (7, 2)</w:t>
-      </w:r>
-    </w:p>
-    <w:p>
-      <w:pPr>
-        <w:spacing w:after="40"/>
-        <w:ind w:left="420"/>
-      </w:pPr>
-      <w:r>
-        <w:rPr>
-          <w:sz w:val="20"/>
-          <w:szCs w:val="20"/>
-        </w:rPr>
-        <w:t xml:space="preserve">B)  (2, 7)</w:t>
-      </w:r>
-    </w:p>
-    <w:p>
-      <w:pPr>
-        <w:spacing w:after="40"/>
-        <w:ind w:left="420"/>
-      </w:pPr>
-      <w:r>
-        <w:rPr>
-          <w:sz w:val="20"/>
-          <w:szCs w:val="20"/>
-        </w:rPr>
-        <w:t xml:space="preserve">C)  (7, 0)</w:t>
-      </w:r>
-    </w:p>
-    <w:p>
-      <w:pPr>
-        <w:spacing w:after="40"/>
-        <w:ind w:left="420"/>
-      </w:pPr>
-      <w:r>
-        <w:rPr>
-          <w:sz w:val="20"/>
-          <w:szCs w:val="20"/>
-        </w:rPr>
-        <w:t xml:space="preserve">D)  (2, 2)</w:t>
-      </w:r>
-    </w:p>
-    <w:p>
-      <w:pPr>
-        <w:spacing w:after="20"/>
-      </w:pPr>
-      <w:r>
-        <w:t xml:space="preserve"/>
-      </w:r>
-    </w:p>
-    <w:tbl>
-      <w:tblPr>
-        <w:tblW w:type="pct" w:w="100%"/>
-        <w:tblBorders>
-          <w:top w:val="single" w:color="C7D2DD" w:sz="6"/>
-          <w:left w:val="single" w:color="C7D2DD" w:sz="6"/>
-          <w:bottom w:val="single" w:color="C7D2DD" w:sz="6"/>
-          <w:right w:val="single" w:color="C7D2DD" w:sz="6"/>
-          <w:insideH w:val="single" w:color="auto" w:sz="4"/>
-          <w:insideV w:val="single" w:color="auto" w:sz="4"/>
-        </w:tblBorders>
-      </w:tblPr>
-      <w:tblGrid>
-        <w:gridCol w:w="100"/>
-      </w:tblGrid>
-      <w:tr>
-        <w:tc>
-          <w:tcPr>
-            <w:shd w:fill="FBF3E2" w:color="auto" w:val="clear"/>
-            <w:tcMar>
-              <w:top w:type="dxa" w:w="60"/>
-              <w:left w:type="dxa" w:w="120"/>
-              <w:bottom w:type="dxa" w:w="60"/>
-              <w:right w:type="dxa" w:w="120"/>
-            </w:tcMar>
-          </w:tcPr>
-          <w:p>
-            <w:pPr>
-              <w:spacing w:after="0" w:line="320"/>
-            </w:pPr>
-            <w:r>
-              <w:t xml:space="preserve"/>
-            </w:r>
-          </w:p>
-          <w:p>
-            <w:pPr>
-              <w:spacing w:after="0" w:line="320"/>
-            </w:pPr>
-            <w:r>
-              <w:t xml:space="preserve"/>
-            </w:r>
-          </w:p>
-        </w:tc>
-      </w:tr>
-    </w:tbl>
-    <w:p>
-      <w:pPr>
-        <w:keepNext/>
-        <w:spacing w:after="60" w:before="160"/>
-      </w:pPr>
-      <w:r>
-        <w:rPr>
-          <w:b/>
-          <w:bCs/>
-          <w:color w:val="12355B"/>
-          <w:sz w:val="22"/>
-          <w:szCs w:val="22"/>
-        </w:rPr>
-        <w:t xml:space="preserve">3.  </w:t>
-      </w:r>
-      <w:r>
-        <w:rPr>
-          <w:b/>
-          <w:bCs/>
-          <w:sz w:val="21"/>
-          <w:szCs w:val="21"/>
-        </w:rPr>
-        <w:t xml:space="preserve">Spot 2 — The map marks the Lookout Tower at (4, 9). What does the 4 tell you to do from the origin?</w:t>
-      </w:r>
-    </w:p>
-    <w:p>
-      <w:pPr>
-        <w:spacing w:after="40"/>
-        <w:ind w:left="420"/>
-      </w:pPr>
-      <w:r>
-        <w:rPr>
-          <w:sz w:val="20"/>
-          <w:szCs w:val="20"/>
-        </w:rPr>
-        <w:t xml:space="preserve">A)  Move 4 units to the right along the x-axis</w:t>
-      </w:r>
-    </w:p>
-    <w:p>
-      <w:pPr>
-        <w:spacing w:after="40"/>
-        <w:ind w:left="420"/>
-      </w:pPr>
-      <w:r>
-        <w:rPr>
-          <w:sz w:val="20"/>
-          <w:szCs w:val="20"/>
-        </w:rPr>
-        <w:t xml:space="preserve">B)  Move 4 units up along the y-axis</w:t>
-      </w:r>
-    </w:p>
-    <w:p>
-      <w:pPr>
-        <w:spacing w:after="40"/>
-        <w:ind w:left="420"/>
-      </w:pPr>
-      <w:r>
-        <w:rPr>
-          <w:sz w:val="20"/>
-          <w:szCs w:val="20"/>
-        </w:rPr>
-        <w:t xml:space="preserve">C)  Move 4 units to the left</w:t>
-      </w:r>
-    </w:p>
-    <w:p>
-      <w:pPr>
-        <w:spacing w:after="40"/>
-        <w:ind w:left="420"/>
-      </w:pPr>
-      <w:r>
-        <w:rPr>
-          <w:sz w:val="20"/>
-          <w:szCs w:val="20"/>
-        </w:rPr>
-        <w:t xml:space="preserve">D)  Stay on the y-axis at 4</w:t>
-      </w:r>
-    </w:p>
-    <w:p>
-      <w:pPr>
-        <w:spacing w:after="20"/>
-      </w:pPr>
-      <w:r>
-        <w:t xml:space="preserve"/>
-      </w:r>
-    </w:p>
-    <w:tbl>
-      <w:tblPr>
-        <w:tblW w:type="pct" w:w="100%"/>
-        <w:tblBorders>
-          <w:top w:val="single" w:color="C7D2DD" w:sz="6"/>
-          <w:left w:val="single" w:color="C7D2DD" w:sz="6"/>
-          <w:bottom w:val="single" w:color="C7D2DD" w:sz="6"/>
-          <w:right w:val="single" w:color="C7D2DD" w:sz="6"/>
-          <w:insideH w:val="single" w:color="auto" w:sz="4"/>
-          <w:insideV w:val="single" w:color="auto" w:sz="4"/>
-        </w:tblBorders>
-      </w:tblPr>
-      <w:tblGrid>
-        <w:gridCol w:w="100"/>
-      </w:tblGrid>
-      <w:tr>
-        <w:tc>
-          <w:tcPr>
-            <w:shd w:fill="FBF3E2" w:color="auto" w:val="clear"/>
-            <w:tcMar>
-              <w:top w:type="dxa" w:w="60"/>
-              <w:left w:type="dxa" w:w="120"/>
-              <w:bottom w:type="dxa" w:w="60"/>
-              <w:right w:type="dxa" w:w="120"/>
-            </w:tcMar>
-          </w:tcPr>
-          <w:p>
-            <w:pPr>
-              <w:spacing w:after="0" w:line="320"/>
-            </w:pPr>
-            <w:r>
-              <w:t xml:space="preserve"/>
-            </w:r>
-          </w:p>
-          <w:p>
-            <w:pPr>
-              <w:spacing w:after="0" w:line="320"/>
-            </w:pPr>
-            <w:r>
-              <w:t xml:space="preserve"/>
-            </w:r>
-          </w:p>
-        </w:tc>
-      </w:tr>
-    </w:tbl>
-    <w:p>
-      <w:pPr>
-        <w:keepNext/>
-        <w:spacing w:after="60" w:before="160"/>
-      </w:pPr>
-      <w:r>
-        <w:rPr>
-          <w:b/>
-          <w:bCs/>
-          <w:color w:val="12355B"/>
-          <w:sz w:val="22"/>
-          <w:szCs w:val="22"/>
-        </w:rPr>
-        <w:t xml:space="preserve">4.  </w:t>
-      </w:r>
-      <w:r>
-        <w:rPr>
-          <w:b/>
-          <w:bCs/>
-          <w:sz w:val="21"/>
-          <w:szCs w:val="21"/>
-        </w:rPr>
-        <w:t xml:space="preserve">Spot 3 — Vega writes: 'The Coconut Grove is 3 across and 8 up.' Which point on the map is the Coconut Grove?</w:t>
-      </w:r>
-    </w:p>
-    <w:p>
-      <w:pPr>
-        <w:spacing w:after="40"/>
-        <w:ind w:left="420"/>
-      </w:pPr>
-      <w:r>
-        <w:rPr>
-          <w:sz w:val="20"/>
-          <w:szCs w:val="20"/>
-        </w:rPr>
-        <w:t xml:space="preserve">A)  (3, 8)</w:t>
-      </w:r>
-    </w:p>
-    <w:p>
-      <w:pPr>
-        <w:spacing w:after="40"/>
-        <w:ind w:left="420"/>
-      </w:pPr>
-      <w:r>
-        <w:rPr>
-          <w:sz w:val="20"/>
-          <w:szCs w:val="20"/>
-        </w:rPr>
-        <w:t xml:space="preserve">B)  (8, 3)</w:t>
-      </w:r>
-    </w:p>
-    <w:p>
-      <w:pPr>
-        <w:spacing w:after="40"/>
-        <w:ind w:left="420"/>
-      </w:pPr>
-      <w:r>
-        <w:rPr>
-          <w:sz w:val="20"/>
-          <w:szCs w:val="20"/>
-        </w:rPr>
-        <w:t xml:space="preserve">C)  (3, 3)</w:t>
-      </w:r>
-    </w:p>
-    <w:p>
-      <w:pPr>
-        <w:spacing w:after="40"/>
-        <w:ind w:left="420"/>
-      </w:pPr>
-      <w:r>
-        <w:rPr>
-          <w:sz w:val="20"/>
-          <w:szCs w:val="20"/>
-        </w:rPr>
-        <w:t xml:space="preserve">D)  (0, 8)</w:t>
       </w:r>
     </w:p>
     <w:p>

--- a/lessons/9-1/downloads/9-1-notes.docx
+++ b/lessons/9-1/downloads/9-1-notes.docx
@@ -1404,6 +1404,1302 @@
           <w:szCs w:val="22"/>
         </w:rPr>
         <w:t xml:space="preserve">A whole number or its opposite, with no fraction part, is an ___.</w:t>
+      </w:r>
+    </w:p>
+    <w:p>
+      <w:pPr>
+        <w:pStyle w:val="Heading1"/>
+        <w:pageBreakBefore/>
+        <w:pBdr>
+          <w:bottom w:val="single" w:color="1FA6A2" w:sz="14" w:space="6"/>
+        </w:pBdr>
+        <w:spacing w:after="140" w:before="0"/>
+      </w:pPr>
+      <w:r>
+        <w:rPr>
+          <w:b/>
+          <w:bCs/>
+          <w:color w:val="12355B"/>
+          <w:sz w:val="30"/>
+          <w:szCs w:val="30"/>
+        </w:rPr>
+        <w:t xml:space="preserve">Write About the Math</w:t>
+      </w:r>
+    </w:p>
+    <w:p>
+      <w:pPr>
+        <w:spacing w:after="100"/>
+      </w:pPr>
+      <w:r>
+        <w:rPr>
+          <w:i/>
+          <w:iCs/>
+          <w:color w:val="5F6F80"/>
+          <w:sz w:val="19"/>
+          <w:szCs w:val="19"/>
+        </w:rPr>
+        <w:t xml:space="preserve">Use the support level you need. Every level answers the same math question.</w:t>
+      </w:r>
+    </w:p>
+    <w:p>
+      <w:pPr>
+        <w:pStyle w:val="Heading2"/>
+        <w:spacing w:after="80" w:before="180"/>
+      </w:pPr>
+      <w:r>
+        <w:rPr>
+          <w:b/>
+          <w:bCs/>
+          <w:color w:val="12355B"/>
+          <w:sz w:val="24"/>
+          <w:szCs w:val="24"/>
+        </w:rPr>
+        <w:t xml:space="preserve">1. Understand the Question</w:t>
+      </w:r>
+      <w:r>
+        <w:rPr>
+          <w:i/>
+          <w:iCs/>
+          <w:color w:val="B97A12"/>
+          <w:sz w:val="19"/>
+          <w:szCs w:val="19"/>
+        </w:rPr>
+        <w:t xml:space="preserve">   explain</w:t>
+      </w:r>
+    </w:p>
+    <w:tbl>
+      <w:tblPr>
+        <w:tblW w:type="pct" w:w="100%"/>
+        <w:tblBorders>
+          <w:top w:val="single" w:color="1FA6A2" w:sz="8"/>
+          <w:left w:val="single" w:color="1FA6A2" w:sz="8"/>
+          <w:bottom w:val="single" w:color="1FA6A2" w:sz="8"/>
+          <w:right w:val="single" w:color="1FA6A2" w:sz="8"/>
+          <w:insideH w:val="single" w:color="auto" w:sz="4"/>
+          <w:insideV w:val="single" w:color="auto" w:sz="4"/>
+        </w:tblBorders>
+      </w:tblPr>
+      <w:tblGrid>
+        <w:gridCol w:w="100"/>
+      </w:tblGrid>
+      <w:tr>
+        <w:tc>
+          <w:tcPr>
+            <w:shd w:fill="E6F4F3" w:color="auto" w:val="clear"/>
+            <w:tcMar>
+              <w:top w:type="dxa" w:w="120"/>
+              <w:left w:type="dxa" w:w="180"/>
+              <w:bottom w:type="dxa" w:w="120"/>
+              <w:right w:type="dxa" w:w="180"/>
+            </w:tcMar>
+          </w:tcPr>
+          <w:p>
+            <w:pPr>
+              <w:spacing w:after="60"/>
+            </w:pPr>
+            <w:r>
+              <w:rPr>
+                <w:color w:val="1A2733"/>
+                <w:sz w:val="21"/>
+                <w:szCs w:val="21"/>
+              </w:rPr>
+              <w:t xml:space="preserve">You need to plot (4, 2). Walk your partner through every move you make from the origin, using the words x-axis and y-axis?</w:t>
+            </w:r>
+          </w:p>
+          <w:p>
+            <w:pPr>
+              <w:spacing w:after="0"/>
+            </w:pPr>
+            <w:r>
+              <w:rPr>
+                <w:b/>
+                <w:bCs/>
+                <w:color w:val="12355B"/>
+                <w:sz w:val="20"/>
+                <w:szCs w:val="20"/>
+              </w:rPr>
+              <w:t xml:space="preserve">Your job:  </w:t>
+            </w:r>
+            <w:r>
+              <w:rPr>
+                <w:sz w:val="20"/>
+                <w:szCs w:val="20"/>
+              </w:rPr>
+              <w:t xml:space="preserve">Answer the question. Use math evidence. Explain how the evidence proves your answer.</w:t>
+            </w:r>
+            <w:r>
+              <w:rPr>
+                <w:i/>
+                <w:iCs/>
+                <w:color w:val="5F6F80"/>
+                <w:sz w:val="18"/>
+                <w:szCs w:val="18"/>
+              </w:rPr>
+              <w:br/>
+              <w:t xml:space="preserve">Responde la pregunta. Usa evidencia matemática. Explica cómo la evidencia demuestra tu respuesta.</w:t>
+            </w:r>
+          </w:p>
+        </w:tc>
+      </w:tr>
+    </w:tbl>
+    <w:p>
+      <w:pPr>
+        <w:pStyle w:val="Heading2"/>
+        <w:spacing w:after="80" w:before="180"/>
+      </w:pPr>
+      <w:r>
+        <w:rPr>
+          <w:b/>
+          <w:bCs/>
+          <w:color w:val="12355B"/>
+          <w:sz w:val="24"/>
+          <w:szCs w:val="24"/>
+        </w:rPr>
+        <w:t xml:space="preserve">2. Plan Your Math Words</w:t>
+      </w:r>
+      <w:r>
+        <w:rPr>
+          <w:i/>
+          <w:iCs/>
+          <w:color w:val="1FA6A2"/>
+          <w:sz w:val="19"/>
+          <w:szCs w:val="19"/>
+        </w:rPr>
+        <w:t xml:space="preserve">   check at least two</w:t>
+      </w:r>
+    </w:p>
+    <w:p>
+      <w:pPr>
+        <w:spacing w:after="60"/>
+      </w:pPr>
+      <w:r>
+        <w:rPr>
+          <w:b/>
+          <w:bCs/>
+          <w:color w:val="1FA6A2"/>
+          <w:sz w:val="22"/>
+          <w:szCs w:val="22"/>
+        </w:rPr>
+        <w:t xml:space="preserve">☐  </w:t>
+      </w:r>
+      <w:r>
+        <w:rPr>
+          <w:b/>
+          <w:bCs/>
+          <w:color w:val="12355B"/>
+          <w:sz w:val="20"/>
+          <w:szCs w:val="20"/>
+        </w:rPr>
+        <w:t xml:space="preserve">Coordinate plane — </w:t>
+      </w:r>
+      <w:r>
+        <w:rPr>
+          <w:sz w:val="20"/>
+          <w:szCs w:val="20"/>
+        </w:rPr>
+        <w:t xml:space="preserve">A grid with a line going across and a line going up that cross.</w:t>
+      </w:r>
+      <w:r>
+        <w:rPr>
+          <w:i/>
+          <w:iCs/>
+          <w:color w:val="5F6F80"/>
+          <w:sz w:val="18"/>
+          <w:szCs w:val="18"/>
+        </w:rPr>
+        <w:br/>
+        <w:t xml:space="preserve">Plano cartesiano — Una cuadrícula con una línea horizontal y una vertical que se cruzan.</w:t>
+      </w:r>
+    </w:p>
+    <w:p>
+      <w:pPr>
+        <w:spacing w:after="60"/>
+      </w:pPr>
+      <w:r>
+        <w:rPr>
+          <w:b/>
+          <w:bCs/>
+          <w:color w:val="1FA6A2"/>
+          <w:sz w:val="22"/>
+          <w:szCs w:val="22"/>
+        </w:rPr>
+        <w:t xml:space="preserve">☐  </w:t>
+      </w:r>
+      <w:r>
+        <w:rPr>
+          <w:b/>
+          <w:bCs/>
+          <w:color w:val="12355B"/>
+          <w:sz w:val="20"/>
+          <w:szCs w:val="20"/>
+        </w:rPr>
+        <w:t xml:space="preserve">Ordered pair — </w:t>
+      </w:r>
+      <w:r>
+        <w:rPr>
+          <w:sz w:val="20"/>
+          <w:szCs w:val="20"/>
+        </w:rPr>
+        <w:t xml:space="preserve">Two numbers (x, y) that tell where a point is on a grid.</w:t>
+      </w:r>
+      <w:r>
+        <w:rPr>
+          <w:i/>
+          <w:iCs/>
+          <w:color w:val="5F6F80"/>
+          <w:sz w:val="18"/>
+          <w:szCs w:val="18"/>
+        </w:rPr>
+        <w:br/>
+        <w:t xml:space="preserve">Par ordenado — Dos números (x, y) que dicen dónde está un punto en una cuadrícula.</w:t>
+      </w:r>
+    </w:p>
+    <w:p>
+      <w:pPr>
+        <w:spacing w:after="60"/>
+      </w:pPr>
+      <w:r>
+        <w:rPr>
+          <w:b/>
+          <w:bCs/>
+          <w:color w:val="1FA6A2"/>
+          <w:sz w:val="22"/>
+          <w:szCs w:val="22"/>
+        </w:rPr>
+        <w:t xml:space="preserve">☐  </w:t>
+      </w:r>
+      <w:r>
+        <w:rPr>
+          <w:b/>
+          <w:bCs/>
+          <w:color w:val="12355B"/>
+          <w:sz w:val="20"/>
+          <w:szCs w:val="20"/>
+        </w:rPr>
+        <w:t xml:space="preserve">Origin — </w:t>
+      </w:r>
+      <w:r>
+        <w:rPr>
+          <w:sz w:val="20"/>
+          <w:szCs w:val="20"/>
+        </w:rPr>
+        <w:t xml:space="preserve">The point (0, 0) where the two grid lines cross.</w:t>
+      </w:r>
+      <w:r>
+        <w:rPr>
+          <w:i/>
+          <w:iCs/>
+          <w:color w:val="5F6F80"/>
+          <w:sz w:val="18"/>
+          <w:szCs w:val="18"/>
+        </w:rPr>
+        <w:br/>
+        <w:t xml:space="preserve">Origen — El punto (0, 0) donde se cruzan las dos líneas de la cuadrícula.</w:t>
+      </w:r>
+    </w:p>
+    <w:p>
+      <w:pPr>
+        <w:spacing w:after="60"/>
+      </w:pPr>
+      <w:r>
+        <w:rPr>
+          <w:b/>
+          <w:bCs/>
+          <w:color w:val="1FA6A2"/>
+          <w:sz w:val="22"/>
+          <w:szCs w:val="22"/>
+        </w:rPr>
+        <w:t xml:space="preserve">☐  </w:t>
+      </w:r>
+      <w:r>
+        <w:rPr>
+          <w:b/>
+          <w:bCs/>
+          <w:color w:val="12355B"/>
+          <w:sz w:val="20"/>
+          <w:szCs w:val="20"/>
+        </w:rPr>
+        <w:t xml:space="preserve">Quadrant — </w:t>
+      </w:r>
+      <w:r>
+        <w:rPr>
+          <w:sz w:val="20"/>
+          <w:szCs w:val="20"/>
+        </w:rPr>
+        <w:t xml:space="preserve">One of the four parts of a coordinate grid.</w:t>
+      </w:r>
+      <w:r>
+        <w:rPr>
+          <w:i/>
+          <w:iCs/>
+          <w:color w:val="5F6F80"/>
+          <w:sz w:val="18"/>
+          <w:szCs w:val="18"/>
+        </w:rPr>
+        <w:br/>
+        <w:t xml:space="preserve">Cuadrante — Una de las cuatro partes de una cuadrícula de coordenadas.</w:t>
+      </w:r>
+    </w:p>
+    <w:p>
+      <w:pPr>
+        <w:spacing w:after="60"/>
+      </w:pPr>
+      <w:r>
+        <w:rPr>
+          <w:b/>
+          <w:bCs/>
+          <w:color w:val="1FA6A2"/>
+          <w:sz w:val="22"/>
+          <w:szCs w:val="22"/>
+        </w:rPr>
+        <w:t xml:space="preserve">☐  </w:t>
+      </w:r>
+      <w:r>
+        <w:rPr>
+          <w:b/>
+          <w:bCs/>
+          <w:color w:val="12355B"/>
+          <w:sz w:val="20"/>
+          <w:szCs w:val="20"/>
+        </w:rPr>
+        <w:t xml:space="preserve">Reflection — </w:t>
+      </w:r>
+      <w:r>
+        <w:rPr>
+          <w:sz w:val="20"/>
+          <w:szCs w:val="20"/>
+        </w:rPr>
+        <w:t xml:space="preserve">A flipped, mirror image across a line.</w:t>
+      </w:r>
+      <w:r>
+        <w:rPr>
+          <w:i/>
+          <w:iCs/>
+          <w:color w:val="5F6F80"/>
+          <w:sz w:val="18"/>
+          <w:szCs w:val="18"/>
+        </w:rPr>
+        <w:br/>
+        <w:t xml:space="preserve">Reflexión — Una imagen reflejada al otro lado de una línea.</w:t>
+      </w:r>
+    </w:p>
+    <w:tbl>
+      <w:tblPr>
+        <w:tblW w:type="pct" w:w="100%"/>
+        <w:tblBorders>
+          <w:top w:val="single" w:color="1FA6A2" w:sz="8"/>
+          <w:left w:val="single" w:color="1FA6A2" w:sz="8"/>
+          <w:bottom w:val="single" w:color="1FA6A2" w:sz="8"/>
+          <w:right w:val="single" w:color="1FA6A2" w:sz="8"/>
+          <w:insideH w:val="single" w:color="auto" w:sz="4"/>
+          <w:insideV w:val="single" w:color="auto" w:sz="4"/>
+        </w:tblBorders>
+      </w:tblPr>
+      <w:tblGrid>
+        <w:gridCol w:w="100"/>
+      </w:tblGrid>
+      <w:tr>
+        <w:tc>
+          <w:tcPr>
+            <w:shd w:fill="F7FFFD" w:color="auto" w:val="clear"/>
+            <w:tcMar>
+              <w:top w:type="dxa" w:w="120"/>
+              <w:left w:type="dxa" w:w="180"/>
+              <w:bottom w:type="dxa" w:w="120"/>
+              <w:right w:type="dxa" w:w="180"/>
+            </w:tcMar>
+          </w:tcPr>
+          <w:p>
+            <w:pPr>
+              <w:spacing w:after="50"/>
+            </w:pPr>
+            <w:r>
+              <w:rPr>
+                <w:b/>
+                <w:bCs/>
+                <w:color w:val="1FA6A2"/>
+                <w:sz w:val="20"/>
+                <w:szCs w:val="20"/>
+              </w:rPr>
+              <w:t xml:space="preserve">Say it first:  </w:t>
+            </w:r>
+            <w:r>
+              <w:rPr>
+                <w:sz w:val="20"/>
+                <w:szCs w:val="20"/>
+              </w:rPr>
+              <w:t xml:space="preserve">Say your idea to a partner or quietly to yourself before you write.</w:t>
+            </w:r>
+          </w:p>
+          <w:p>
+            <w:pPr>
+              <w:spacing w:after="60"/>
+            </w:pPr>
+            <w:r>
+              <w:rPr>
+                <w:color w:val="1A2733"/>
+                <w:sz w:val="21"/>
+                <w:szCs w:val="21"/>
+              </w:rPr>
+              <w:t xml:space="preserve">I move ___ units along the x-axis.</w:t>
+            </w:r>
+            <w:r>
+              <w:rPr>
+                <w:i/>
+                <w:iCs/>
+                <w:color w:val="5F6F80"/>
+                <w:sz w:val="19"/>
+                <w:szCs w:val="19"/>
+              </w:rPr>
+              <w:br/>
+              <w:t xml:space="preserve">Me muevo ___ unidades por el eje x.</w:t>
+            </w:r>
+          </w:p>
+        </w:tc>
+      </w:tr>
+    </w:tbl>
+    <w:p>
+      <w:pPr>
+        <w:pStyle w:val="Heading2"/>
+        <w:spacing w:after="80" w:before="180"/>
+      </w:pPr>
+      <w:r>
+        <w:rPr>
+          <w:b/>
+          <w:bCs/>
+          <w:color w:val="12355B"/>
+          <w:sz w:val="24"/>
+          <w:szCs w:val="24"/>
+        </w:rPr>
+        <w:t xml:space="preserve">3. Build Your Explanation</w:t>
+      </w:r>
+      <w:r>
+        <w:rPr>
+          <w:i/>
+          <w:iCs/>
+          <w:color w:val="B97A12"/>
+          <w:sz w:val="19"/>
+          <w:szCs w:val="19"/>
+        </w:rPr>
+        <w:t xml:space="preserve">   choose your support</w:t>
+      </w:r>
+    </w:p>
+    <w:tbl>
+      <w:tblPr>
+        <w:tblW w:type="pct" w:w="100%"/>
+        <w:tblBorders>
+          <w:top w:val="single" w:color="BBD0DE" w:sz="8"/>
+          <w:left w:val="single" w:color="BBD0DE" w:sz="8"/>
+          <w:bottom w:val="single" w:color="BBD0DE" w:sz="8"/>
+          <w:right w:val="single" w:color="BBD0DE" w:sz="8"/>
+          <w:insideH w:val="single" w:color="auto" w:sz="4"/>
+          <w:insideV w:val="single" w:color="auto" w:sz="4"/>
+        </w:tblBorders>
+      </w:tblPr>
+      <w:tblGrid>
+        <w:gridCol w:w="100"/>
+      </w:tblGrid>
+      <w:tr>
+        <w:tc>
+          <w:tcPr>
+            <w:shd w:fill="EEF4F8" w:color="auto" w:val="clear"/>
+            <w:tcMar>
+              <w:top w:type="dxa" w:w="120"/>
+              <w:left w:type="dxa" w:w="180"/>
+              <w:bottom w:type="dxa" w:w="120"/>
+              <w:right w:type="dxa" w:w="180"/>
+            </w:tcMar>
+          </w:tcPr>
+          <w:p>
+            <w:pPr>
+              <w:spacing w:after="50"/>
+            </w:pPr>
+            <w:r>
+              <w:rPr>
+                <w:i/>
+                <w:iCs/>
+                <w:color w:val="5F6F80"/>
+                <w:sz w:val="19"/>
+                <w:szCs w:val="19"/>
+              </w:rPr>
+              <w:t xml:space="preserve">This model shows the parts of an explanation. It does not answer your writing question.</w:t>
+            </w:r>
+          </w:p>
+          <w:p>
+            <w:pPr>
+              <w:spacing w:after="80"/>
+            </w:pPr>
+            <w:r>
+              <w:rPr>
+                <w:b/>
+                <w:bCs/>
+                <w:color w:val="12355B"/>
+                <w:sz w:val="19"/>
+                <w:szCs w:val="19"/>
+              </w:rPr>
+              <w:t xml:space="preserve">Claim:  </w:t>
+            </w:r>
+            <w:r>
+              <w:rPr>
+                <w:sz w:val="19"/>
+                <w:szCs w:val="19"/>
+              </w:rPr>
+              <w:t xml:space="preserve">We start at the origin and move along the x-axis first because ___.</w:t>
+            </w:r>
+          </w:p>
+          <w:p>
+            <w:pPr>
+              <w:spacing w:after="80"/>
+            </w:pPr>
+            <w:r>
+              <w:rPr>
+                <w:b/>
+                <w:bCs/>
+                <w:color w:val="12355B"/>
+                <w:sz w:val="19"/>
+                <w:szCs w:val="19"/>
+              </w:rPr>
+              <w:t xml:space="preserve">Evidence:  </w:t>
+            </w:r>
+            <w:r>
+              <w:rPr>
+                <w:sz w:val="19"/>
+                <w:szCs w:val="19"/>
+              </w:rPr>
+              <w:t xml:space="preserve">Student states the x-coordinate is the sideways (horizontal) move and the y-coordinate is the up/down (vertical) move, both starting from the origin.</w:t>
+            </w:r>
+          </w:p>
+          <w:p>
+            <w:pPr>
+              <w:spacing w:after="80"/>
+            </w:pPr>
+            <w:r>
+              <w:rPr>
+                <w:b/>
+                <w:bCs/>
+                <w:color w:val="12355B"/>
+                <w:sz w:val="19"/>
+                <w:szCs w:val="19"/>
+              </w:rPr>
+              <w:t xml:space="preserve">Reasoning:  </w:t>
+            </w:r>
+            <w:r>
+              <w:rPr>
+                <w:sz w:val="19"/>
+                <w:szCs w:val="19"/>
+              </w:rPr>
+              <w:t xml:space="preserve">This evidence connects the definition of coordinate plane to the mathematical claim.</w:t>
+            </w:r>
+          </w:p>
+        </w:tc>
+      </w:tr>
+    </w:tbl>
+    <w:p>
+      <w:pPr>
+        <w:pStyle w:val="Heading2"/>
+        <w:spacing w:after="80" w:before="180"/>
+      </w:pPr>
+      <w:r>
+        <w:rPr>
+          <w:b/>
+          <w:bCs/>
+          <w:color w:val="12355B"/>
+          <w:sz w:val="24"/>
+          <w:szCs w:val="24"/>
+        </w:rPr>
+        <w:t xml:space="preserve">Start</w:t>
+      </w:r>
+      <w:r>
+        <w:rPr>
+          <w:i/>
+          <w:iCs/>
+          <w:color w:val="1FA6A2"/>
+          <w:sz w:val="19"/>
+          <w:szCs w:val="19"/>
+        </w:rPr>
+        <w:t xml:space="preserve">   Most language support</w:t>
+      </w:r>
+    </w:p>
+    <w:p>
+      <w:pPr>
+        <w:spacing w:after="60"/>
+      </w:pPr>
+      <w:r>
+        <w:rPr>
+          <w:color w:val="1A2733"/>
+          <w:sz w:val="21"/>
+          <w:szCs w:val="21"/>
+        </w:rPr>
+        <w:t xml:space="preserve">Complete the frames. Use the word bank.</w:t>
+      </w:r>
+      <w:r>
+        <w:rPr>
+          <w:i/>
+          <w:iCs/>
+          <w:color w:val="5F6F80"/>
+          <w:sz w:val="19"/>
+          <w:szCs w:val="19"/>
+        </w:rPr>
+        <w:br/>
+        <w:t xml:space="preserve">Completa las oraciones. Usa el banco de palabras.</w:t>
+      </w:r>
+    </w:p>
+    <w:p>
+      <w:pPr>
+        <w:spacing w:after="60"/>
+      </w:pPr>
+      <w:r>
+        <w:rPr>
+          <w:color w:val="1A2733"/>
+          <w:sz w:val="21"/>
+          <w:szCs w:val="21"/>
+        </w:rPr>
+        <w:t xml:space="preserve">I move ___ units along the x-axis.</w:t>
+      </w:r>
+      <w:r>
+        <w:rPr>
+          <w:i/>
+          <w:iCs/>
+          <w:color w:val="5F6F80"/>
+          <w:sz w:val="19"/>
+          <w:szCs w:val="19"/>
+        </w:rPr>
+        <w:br/>
+        <w:t xml:space="preserve">Me muevo ___ unidades por el eje x.</w:t>
+      </w:r>
+    </w:p>
+    <w:p>
+      <w:pPr>
+        <w:spacing w:after="60"/>
+      </w:pPr>
+      <w:r>
+        <w:rPr>
+          <w:color w:val="1A2733"/>
+          <w:sz w:val="21"/>
+          <w:szCs w:val="21"/>
+        </w:rPr>
+        <w:t xml:space="preserve">Then I move ___ units along the y-axis.</w:t>
+      </w:r>
+      <w:r>
+        <w:rPr>
+          <w:i/>
+          <w:iCs/>
+          <w:color w:val="5F6F80"/>
+          <w:sz w:val="19"/>
+          <w:szCs w:val="19"/>
+        </w:rPr>
+        <w:br/>
+        <w:t xml:space="preserve">Luego me muevo ___ unidades por el eje y.</w:t>
+      </w:r>
+    </w:p>
+    <w:tbl>
+      <w:tblPr>
+        <w:tblW w:type="pct" w:w="100%"/>
+        <w:tblBorders>
+          <w:top w:val="single" w:color="C7D2DD" w:sz="6"/>
+          <w:left w:val="single" w:color="C7D2DD" w:sz="6"/>
+          <w:bottom w:val="single" w:color="C7D2DD" w:sz="6"/>
+          <w:right w:val="single" w:color="C7D2DD" w:sz="6"/>
+          <w:insideH w:val="single" w:color="auto" w:sz="4"/>
+          <w:insideV w:val="single" w:color="auto" w:sz="4"/>
+        </w:tblBorders>
+      </w:tblPr>
+      <w:tblGrid>
+        <w:gridCol w:w="100"/>
+      </w:tblGrid>
+      <w:tr>
+        <w:tc>
+          <w:tcPr>
+            <w:shd w:fill="FBF3E2" w:color="auto" w:val="clear"/>
+            <w:tcMar>
+              <w:top w:type="dxa" w:w="60"/>
+              <w:left w:type="dxa" w:w="120"/>
+              <w:bottom w:type="dxa" w:w="60"/>
+              <w:right w:type="dxa" w:w="120"/>
+            </w:tcMar>
+          </w:tcPr>
+          <w:p>
+            <w:pPr>
+              <w:spacing w:after="0" w:line="320"/>
+            </w:pPr>
+            <w:r>
+              <w:t xml:space="preserve"/>
+            </w:r>
+          </w:p>
+          <w:p>
+            <w:pPr>
+              <w:spacing w:after="0" w:line="320"/>
+            </w:pPr>
+            <w:r>
+              <w:t xml:space="preserve"/>
+            </w:r>
+          </w:p>
+          <w:p>
+            <w:pPr>
+              <w:spacing w:after="0" w:line="320"/>
+            </w:pPr>
+            <w:r>
+              <w:t xml:space="preserve"/>
+            </w:r>
+          </w:p>
+        </w:tc>
+      </w:tr>
+    </w:tbl>
+    <w:p>
+      <w:pPr>
+        <w:pStyle w:val="Heading2"/>
+        <w:spacing w:after="80" w:before="180"/>
+      </w:pPr>
+      <w:r>
+        <w:rPr>
+          <w:b/>
+          <w:bCs/>
+          <w:color w:val="12355B"/>
+          <w:sz w:val="24"/>
+          <w:szCs w:val="24"/>
+        </w:rPr>
+        <w:t xml:space="preserve">Build</w:t>
+      </w:r>
+      <w:r>
+        <w:rPr>
+          <w:i/>
+          <w:iCs/>
+          <w:color w:val="B97A12"/>
+          <w:sz w:val="19"/>
+          <w:szCs w:val="19"/>
+        </w:rPr>
+        <w:t xml:space="preserve">   Some language support</w:t>
+      </w:r>
+    </w:p>
+    <w:p>
+      <w:pPr>
+        <w:spacing w:after="60"/>
+      </w:pPr>
+      <w:r>
+        <w:rPr>
+          <w:color w:val="1A2733"/>
+          <w:sz w:val="21"/>
+          <w:szCs w:val="21"/>
+        </w:rPr>
+        <w:t xml:space="preserve">Write two connected sentences. Use because, so, or but.</w:t>
+      </w:r>
+      <w:r>
+        <w:rPr>
+          <w:i/>
+          <w:iCs/>
+          <w:color w:val="5F6F80"/>
+          <w:sz w:val="19"/>
+          <w:szCs w:val="19"/>
+        </w:rPr>
+        <w:br/>
+        <w:t xml:space="preserve">Escribe dos oraciones conectadas. Usa porque, entonces o pero.</w:t>
+      </w:r>
+    </w:p>
+    <w:p>
+      <w:pPr>
+        <w:spacing w:after="60"/>
+      </w:pPr>
+      <w:r>
+        <w:rPr>
+          <w:color w:val="1A2733"/>
+          <w:sz w:val="21"/>
+          <w:szCs w:val="21"/>
+        </w:rPr>
+        <w:t xml:space="preserve">My claim is ___.</w:t>
+      </w:r>
+      <w:r>
+        <w:rPr>
+          <w:i/>
+          <w:iCs/>
+          <w:color w:val="5F6F80"/>
+          <w:sz w:val="19"/>
+          <w:szCs w:val="19"/>
+        </w:rPr>
+        <w:br/>
+        <w:t xml:space="preserve">Mi afirmación es ___.</w:t>
+      </w:r>
+    </w:p>
+    <w:p>
+      <w:pPr>
+        <w:spacing w:after="60"/>
+      </w:pPr>
+      <w:r>
+        <w:rPr>
+          <w:color w:val="1A2733"/>
+          <w:sz w:val="21"/>
+          <w:szCs w:val="21"/>
+        </w:rPr>
+        <w:t xml:space="preserve">I know because ___.</w:t>
+      </w:r>
+      <w:r>
+        <w:rPr>
+          <w:i/>
+          <w:iCs/>
+          <w:color w:val="5F6F80"/>
+          <w:sz w:val="19"/>
+          <w:szCs w:val="19"/>
+        </w:rPr>
+        <w:br/>
+        <w:t xml:space="preserve">Lo sé porque ___.</w:t>
+      </w:r>
+    </w:p>
+    <w:p>
+      <w:pPr>
+        <w:spacing w:after="60"/>
+      </w:pPr>
+      <w:r>
+        <w:rPr>
+          <w:color w:val="1A2733"/>
+          <w:sz w:val="21"/>
+          <w:szCs w:val="21"/>
+        </w:rPr>
+        <w:t xml:space="preserve">So ___.</w:t>
+      </w:r>
+      <w:r>
+        <w:rPr>
+          <w:i/>
+          <w:iCs/>
+          <w:color w:val="5F6F80"/>
+          <w:sz w:val="19"/>
+          <w:szCs w:val="19"/>
+        </w:rPr>
+        <w:br/>
+        <w:t xml:space="preserve">Entonces ___.</w:t>
+      </w:r>
+    </w:p>
+    <w:tbl>
+      <w:tblPr>
+        <w:tblW w:type="pct" w:w="100%"/>
+        <w:tblBorders>
+          <w:top w:val="single" w:color="C7D2DD" w:sz="6"/>
+          <w:left w:val="single" w:color="C7D2DD" w:sz="6"/>
+          <w:bottom w:val="single" w:color="C7D2DD" w:sz="6"/>
+          <w:right w:val="single" w:color="C7D2DD" w:sz="6"/>
+          <w:insideH w:val="single" w:color="auto" w:sz="4"/>
+          <w:insideV w:val="single" w:color="auto" w:sz="4"/>
+        </w:tblBorders>
+      </w:tblPr>
+      <w:tblGrid>
+        <w:gridCol w:w="100"/>
+      </w:tblGrid>
+      <w:tr>
+        <w:tc>
+          <w:tcPr>
+            <w:shd w:fill="FBF3E2" w:color="auto" w:val="clear"/>
+            <w:tcMar>
+              <w:top w:type="dxa" w:w="60"/>
+              <w:left w:type="dxa" w:w="120"/>
+              <w:bottom w:type="dxa" w:w="60"/>
+              <w:right w:type="dxa" w:w="120"/>
+            </w:tcMar>
+          </w:tcPr>
+          <w:p>
+            <w:pPr>
+              <w:spacing w:after="0" w:line="320"/>
+            </w:pPr>
+            <w:r>
+              <w:t xml:space="preserve"/>
+            </w:r>
+          </w:p>
+          <w:p>
+            <w:pPr>
+              <w:spacing w:after="0" w:line="320"/>
+            </w:pPr>
+            <w:r>
+              <w:t xml:space="preserve"/>
+            </w:r>
+          </w:p>
+          <w:p>
+            <w:pPr>
+              <w:spacing w:after="0" w:line="320"/>
+            </w:pPr>
+            <w:r>
+              <w:t xml:space="preserve"/>
+            </w:r>
+          </w:p>
+        </w:tc>
+      </w:tr>
+    </w:tbl>
+    <w:p>
+      <w:pPr>
+        <w:pStyle w:val="Heading2"/>
+        <w:spacing w:after="80" w:before="180"/>
+      </w:pPr>
+      <w:r>
+        <w:rPr>
+          <w:b/>
+          <w:bCs/>
+          <w:color w:val="12355B"/>
+          <w:sz w:val="24"/>
+          <w:szCs w:val="24"/>
+        </w:rPr>
+        <w:t xml:space="preserve">Explain</w:t>
+      </w:r>
+      <w:r>
+        <w:rPr>
+          <w:i/>
+          <w:iCs/>
+          <w:color w:val="B97A12"/>
+          <w:sz w:val="19"/>
+          <w:szCs w:val="19"/>
+        </w:rPr>
+        <w:t xml:space="preserve">   Light language support</w:t>
+      </w:r>
+    </w:p>
+    <w:p>
+      <w:pPr>
+        <w:spacing w:after="60"/>
+      </w:pPr>
+      <w:r>
+        <w:rPr>
+          <w:color w:val="1A2733"/>
+          <w:sz w:val="21"/>
+          <w:szCs w:val="21"/>
+        </w:rPr>
+        <w:t xml:space="preserve">Write a claim, give math evidence, and explain your reasoning.</w:t>
+      </w:r>
+      <w:r>
+        <w:rPr>
+          <w:i/>
+          <w:iCs/>
+          <w:color w:val="5F6F80"/>
+          <w:sz w:val="19"/>
+          <w:szCs w:val="19"/>
+        </w:rPr>
+        <w:br/>
+        <w:t xml:space="preserve">Escribe una afirmación, da evidencia matemática y explica tu razonamiento.</w:t>
+      </w:r>
+    </w:p>
+    <w:p>
+      <w:pPr>
+        <w:spacing w:after="60"/>
+      </w:pPr>
+      <w:r>
+        <w:rPr>
+          <w:color w:val="1A2733"/>
+          <w:sz w:val="21"/>
+          <w:szCs w:val="21"/>
+        </w:rPr>
+        <w:t xml:space="preserve">My claim is ___.</w:t>
+      </w:r>
+      <w:r>
+        <w:rPr>
+          <w:i/>
+          <w:iCs/>
+          <w:color w:val="5F6F80"/>
+          <w:sz w:val="19"/>
+          <w:szCs w:val="19"/>
+        </w:rPr>
+        <w:br/>
+        <w:t xml:space="preserve">Mi afirmación es ___.</w:t>
+      </w:r>
+    </w:p>
+    <w:p>
+      <w:pPr>
+        <w:spacing w:after="60"/>
+      </w:pPr>
+      <w:r>
+        <w:rPr>
+          <w:color w:val="1A2733"/>
+          <w:sz w:val="21"/>
+          <w:szCs w:val="21"/>
+        </w:rPr>
+        <w:t xml:space="preserve">My math evidence is ___.</w:t>
+      </w:r>
+      <w:r>
+        <w:rPr>
+          <w:i/>
+          <w:iCs/>
+          <w:color w:val="5F6F80"/>
+          <w:sz w:val="19"/>
+          <w:szCs w:val="19"/>
+        </w:rPr>
+        <w:br/>
+        <w:t xml:space="preserve">Mi evidencia matemática es ___.</w:t>
+      </w:r>
+    </w:p>
+    <w:p>
+      <w:pPr>
+        <w:spacing w:after="60"/>
+      </w:pPr>
+      <w:r>
+        <w:rPr>
+          <w:color w:val="1A2733"/>
+          <w:sz w:val="21"/>
+          <w:szCs w:val="21"/>
+        </w:rPr>
+        <w:t xml:space="preserve">This proves ___ because ___.</w:t>
+      </w:r>
+      <w:r>
+        <w:rPr>
+          <w:i/>
+          <w:iCs/>
+          <w:color w:val="5F6F80"/>
+          <w:sz w:val="19"/>
+          <w:szCs w:val="19"/>
+        </w:rPr>
+        <w:br/>
+        <w:t xml:space="preserve">Esto demuestra ___ porque ___.</w:t>
+      </w:r>
+    </w:p>
+    <w:tbl>
+      <w:tblPr>
+        <w:tblW w:type="pct" w:w="100%"/>
+        <w:tblBorders>
+          <w:top w:val="single" w:color="C7D2DD" w:sz="6"/>
+          <w:left w:val="single" w:color="C7D2DD" w:sz="6"/>
+          <w:bottom w:val="single" w:color="C7D2DD" w:sz="6"/>
+          <w:right w:val="single" w:color="C7D2DD" w:sz="6"/>
+          <w:insideH w:val="single" w:color="auto" w:sz="4"/>
+          <w:insideV w:val="single" w:color="auto" w:sz="4"/>
+        </w:tblBorders>
+      </w:tblPr>
+      <w:tblGrid>
+        <w:gridCol w:w="100"/>
+      </w:tblGrid>
+      <w:tr>
+        <w:tc>
+          <w:tcPr>
+            <w:shd w:fill="FBF3E2" w:color="auto" w:val="clear"/>
+            <w:tcMar>
+              <w:top w:type="dxa" w:w="60"/>
+              <w:left w:type="dxa" w:w="120"/>
+              <w:bottom w:type="dxa" w:w="60"/>
+              <w:right w:type="dxa" w:w="120"/>
+            </w:tcMar>
+          </w:tcPr>
+          <w:p>
+            <w:pPr>
+              <w:spacing w:after="0" w:line="320"/>
+            </w:pPr>
+            <w:r>
+              <w:t xml:space="preserve"/>
+            </w:r>
+          </w:p>
+          <w:p>
+            <w:pPr>
+              <w:spacing w:after="0" w:line="320"/>
+            </w:pPr>
+            <w:r>
+              <w:t xml:space="preserve"/>
+            </w:r>
+          </w:p>
+          <w:p>
+            <w:pPr>
+              <w:spacing w:after="0" w:line="320"/>
+            </w:pPr>
+            <w:r>
+              <w:t xml:space="preserve"/>
+            </w:r>
+          </w:p>
+          <w:p>
+            <w:pPr>
+              <w:spacing w:after="0" w:line="320"/>
+            </w:pPr>
+            <w:r>
+              <w:t xml:space="preserve"/>
+            </w:r>
+          </w:p>
+          <w:p>
+            <w:pPr>
+              <w:spacing w:after="0" w:line="320"/>
+            </w:pPr>
+            <w:r>
+              <w:t xml:space="preserve"/>
+            </w:r>
+          </w:p>
+        </w:tc>
+      </w:tr>
+    </w:tbl>
+    <w:p>
+      <w:pPr>
+        <w:pStyle w:val="Heading2"/>
+        <w:spacing w:after="80" w:before="180"/>
+      </w:pPr>
+      <w:r>
+        <w:rPr>
+          <w:b/>
+          <w:bCs/>
+          <w:color w:val="12355B"/>
+          <w:sz w:val="24"/>
+          <w:szCs w:val="24"/>
+        </w:rPr>
+        <w:t xml:space="preserve">4. Check Your Explanation</w:t>
+      </w:r>
+      <w:r>
+        <w:rPr>
+          <w:i/>
+          <w:iCs/>
+          <w:color w:val="1FA6A2"/>
+          <w:sz w:val="19"/>
+          <w:szCs w:val="19"/>
+        </w:rPr>
+        <w:t xml:space="preserve">   five quick checks</w:t>
+      </w:r>
+    </w:p>
+    <w:p>
+      <w:pPr>
+        <w:spacing w:after="80"/>
+      </w:pPr>
+      <w:r>
+        <w:rPr>
+          <w:b/>
+          <w:bCs/>
+          <w:color w:val="1FA6A2"/>
+          <w:sz w:val="22"/>
+          <w:szCs w:val="22"/>
+        </w:rPr>
+        <w:t xml:space="preserve">☐  </w:t>
+      </w:r>
+      <w:r>
+        <w:rPr>
+          <w:sz w:val="20"/>
+          <w:szCs w:val="20"/>
+        </w:rPr>
+        <w:t xml:space="preserve">I answered the question.</w:t>
+      </w:r>
+      <w:r>
+        <w:rPr>
+          <w:i/>
+          <w:iCs/>
+          <w:color w:val="5F6F80"/>
+          <w:sz w:val="18"/>
+          <w:szCs w:val="18"/>
+        </w:rPr>
+        <w:br/>
+        <w:t xml:space="preserve">Respondí la pregunta.</w:t>
+      </w:r>
+    </w:p>
+    <w:p>
+      <w:pPr>
+        <w:spacing w:after="80"/>
+      </w:pPr>
+      <w:r>
+        <w:rPr>
+          <w:b/>
+          <w:bCs/>
+          <w:color w:val="1FA6A2"/>
+          <w:sz w:val="22"/>
+          <w:szCs w:val="22"/>
+        </w:rPr>
+        <w:t xml:space="preserve">☐  </w:t>
+      </w:r>
+      <w:r>
+        <w:rPr>
+          <w:sz w:val="20"/>
+          <w:szCs w:val="20"/>
+        </w:rPr>
+        <w:t xml:space="preserve">I used math evidence: numbers, an equation, a model, or a comparison.</w:t>
+      </w:r>
+      <w:r>
+        <w:rPr>
+          <w:i/>
+          <w:iCs/>
+          <w:color w:val="5F6F80"/>
+          <w:sz w:val="18"/>
+          <w:szCs w:val="18"/>
+        </w:rPr>
+        <w:br/>
+        <w:t xml:space="preserve">Usé evidencia matemática: números, una ecuación, un modelo o una comparación.</w:t>
+      </w:r>
+    </w:p>
+    <w:p>
+      <w:pPr>
+        <w:spacing w:after="80"/>
+      </w:pPr>
+      <w:r>
+        <w:rPr>
+          <w:b/>
+          <w:bCs/>
+          <w:color w:val="1FA6A2"/>
+          <w:sz w:val="22"/>
+          <w:szCs w:val="22"/>
+        </w:rPr>
+        <w:t xml:space="preserve">☐  </w:t>
+      </w:r>
+      <w:r>
+        <w:rPr>
+          <w:sz w:val="20"/>
+          <w:szCs w:val="20"/>
+        </w:rPr>
+        <w:t xml:space="preserve">I explained how the evidence proves my answer.</w:t>
+      </w:r>
+      <w:r>
+        <w:rPr>
+          <w:i/>
+          <w:iCs/>
+          <w:color w:val="5F6F80"/>
+          <w:sz w:val="18"/>
+          <w:szCs w:val="18"/>
+        </w:rPr>
+        <w:br/>
+        <w:t xml:space="preserve">Expliqué cómo la evidencia demuestra mi respuesta.</w:t>
+      </w:r>
+    </w:p>
+    <w:p>
+      <w:pPr>
+        <w:spacing w:after="80"/>
+      </w:pPr>
+      <w:r>
+        <w:rPr>
+          <w:b/>
+          <w:bCs/>
+          <w:color w:val="1FA6A2"/>
+          <w:sz w:val="22"/>
+          <w:szCs w:val="22"/>
+        </w:rPr>
+        <w:t xml:space="preserve">☐  </w:t>
+      </w:r>
+      <w:r>
+        <w:rPr>
+          <w:sz w:val="20"/>
+          <w:szCs w:val="20"/>
+        </w:rPr>
+        <w:t xml:space="preserve">I used at least two math words.</w:t>
+      </w:r>
+      <w:r>
+        <w:rPr>
+          <w:i/>
+          <w:iCs/>
+          <w:color w:val="5F6F80"/>
+          <w:sz w:val="18"/>
+          <w:szCs w:val="18"/>
+        </w:rPr>
+        <w:br/>
+        <w:t xml:space="preserve">Usé por lo menos dos palabras matemáticas.</w:t>
+      </w:r>
+    </w:p>
+    <w:p>
+      <w:pPr>
+        <w:spacing w:after="80"/>
+      </w:pPr>
+      <w:r>
+        <w:rPr>
+          <w:b/>
+          <w:bCs/>
+          <w:color w:val="1FA6A2"/>
+          <w:sz w:val="22"/>
+          <w:szCs w:val="22"/>
+        </w:rPr>
+        <w:t xml:space="preserve">☐  </w:t>
+      </w:r>
+      <w:r>
+        <w:rPr>
+          <w:sz w:val="20"/>
+          <w:szCs w:val="20"/>
+        </w:rPr>
+        <w:t xml:space="preserve">I reread complete sentences and punctuation.</w:t>
+      </w:r>
+      <w:r>
+        <w:rPr>
+          <w:i/>
+          <w:iCs/>
+          <w:color w:val="5F6F80"/>
+          <w:sz w:val="18"/>
+          <w:szCs w:val="18"/>
+        </w:rPr>
+        <w:br/>
+        <w:t xml:space="preserve">Volví a leer mis oraciones completas y la puntuación.</w:t>
       </w:r>
     </w:p>
     <w:p>

--- a/lessons/9-1/downloads/9-1-notes.docx
+++ b/lessons/9-1/downloads/9-1-notes.docx
@@ -366,7 +366,7 @@
           </w:p>
           <w:p>
             <w:pPr>
-              <w:spacing w:after="0"/>
+              <w:spacing w:after="40"/>
             </w:pPr>
             <w:r>
               <w:rPr>
@@ -374,6 +374,31 @@
                 <w:szCs w:val="21"/>
               </w:rPr>
               <w:t xml:space="preserve">The quantity that is subject to choice. It does not depend on the other quantity.</w:t>
+            </w:r>
+          </w:p>
+          <w:p>
+            <w:pPr>
+              <w:spacing w:after="0"/>
+            </w:pPr>
+            <w:r>
+              <w:rPr>
+                <w:b/>
+                <w:bCs/>
+                <w:color w:val="1FA6A2"/>
+                <w:sz w:val="18"/>
+                <w:szCs w:val="18"/>
+              </w:rPr>
+              <w:t xml:space="preserve">Example:  </w:t>
+            </w:r>
+            <w:r>
+              <w:rPr>
+                <w:i/>
+                <w:iCs/>
+                <w:color w:val="5F6F80"/>
+                <w:sz w:val="18"/>
+                <w:szCs w:val="18"/>
+              </w:rPr>
+              <w:t xml:space="preserve">Miguel picks the number of MONTHS — nothing else decides it for him.</w:t>
             </w:r>
           </w:p>
         </w:tc>
@@ -495,7 +520,7 @@
           </w:p>
           <w:p>
             <w:pPr>
-              <w:spacing w:after="0"/>
+              <w:spacing w:after="40"/>
             </w:pPr>
             <w:r>
               <w:rPr>
@@ -503,6 +528,31 @@
                 <w:szCs w:val="21"/>
               </w:rPr>
               <w:t xml:space="preserve">The quantity that changes in response to the independent variable.</w:t>
+            </w:r>
+          </w:p>
+          <w:p>
+            <w:pPr>
+              <w:spacing w:after="0"/>
+            </w:pPr>
+            <w:r>
+              <w:rPr>
+                <w:b/>
+                <w:bCs/>
+                <w:color w:val="1FA6A2"/>
+                <w:sz w:val="18"/>
+                <w:szCs w:val="18"/>
+              </w:rPr>
+              <w:t xml:space="preserve">Example:  </w:t>
+            </w:r>
+            <w:r>
+              <w:rPr>
+                <w:i/>
+                <w:iCs/>
+                <w:color w:val="5F6F80"/>
+                <w:sz w:val="18"/>
+                <w:szCs w:val="18"/>
+              </w:rPr>
+              <w:t xml:space="preserve">Total cost = $24.95 × months — the cost RESPONDS to the months.</w:t>
             </w:r>
           </w:p>
         </w:tc>
@@ -624,7 +674,7 @@
           </w:p>
           <w:p>
             <w:pPr>
-              <w:spacing w:after="0"/>
+              <w:spacing w:after="40"/>
             </w:pPr>
             <w:r>
               <w:rPr>
@@ -632,6 +682,31 @@
                 <w:szCs w:val="21"/>
               </w:rPr>
               <w:t xml:space="preserve">One quantity depends on another when changing the first causes the second to change.</w:t>
+            </w:r>
+          </w:p>
+          <w:p>
+            <w:pPr>
+              <w:spacing w:after="0"/>
+            </w:pPr>
+            <w:r>
+              <w:rPr>
+                <w:b/>
+                <w:bCs/>
+                <w:color w:val="1FA6A2"/>
+                <w:sz w:val="18"/>
+                <w:szCs w:val="18"/>
+              </w:rPr>
+              <w:t xml:space="preserve">Example:  </w:t>
+            </w:r>
+            <w:r>
+              <w:rPr>
+                <w:i/>
+                <w:iCs/>
+                <w:color w:val="5F6F80"/>
+                <w:sz w:val="18"/>
+                <w:szCs w:val="18"/>
+              </w:rPr>
+              <w:t xml:space="preserve">“Total cost depends on the number of months.” Responder first, chooser last.</w:t>
             </w:r>
           </w:p>
         </w:tc>
@@ -692,7 +767,7 @@
                           </pic:cNvPicPr>
                         </pic:nvPicPr>
                         <pic:blipFill>
-                          <a:blip r:embed="rId9" cstate="none"/>
+                          <a:blip r:embed="rId10" cstate="none"/>
                           <a:srcRect/>
                           <a:stretch>
                             <a:fillRect/>
@@ -753,7 +828,7 @@
           </w:p>
           <w:p>
             <w:pPr>
-              <w:spacing w:after="0"/>
+              <w:spacing w:after="40"/>
             </w:pPr>
             <w:r>
               <w:rPr>
@@ -761,6 +836,31 @@
                 <w:szCs w:val="21"/>
               </w:rPr>
               <w:t xml:space="preserve">Something that can be counted or measured.</w:t>
+            </w:r>
+          </w:p>
+          <w:p>
+            <w:pPr>
+              <w:spacing w:after="0"/>
+            </w:pPr>
+            <w:r>
+              <w:rPr>
+                <w:b/>
+                <w:bCs/>
+                <w:color w:val="1FA6A2"/>
+                <w:sz w:val="18"/>
+                <w:szCs w:val="18"/>
+              </w:rPr>
+              <w:t xml:space="preserve">Example:  </w:t>
+            </w:r>
+            <w:r>
+              <w:rPr>
+                <w:i/>
+                <w:iCs/>
+                <w:color w:val="5F6F80"/>
+                <w:sz w:val="18"/>
+                <w:szCs w:val="18"/>
+              </w:rPr>
+              <w:t xml:space="preserve">24.95 dollars per month, 12 months — each is a number with a meaning.</w:t>
             </w:r>
           </w:p>
         </w:tc>
@@ -821,7 +921,7 @@
                           </pic:cNvPicPr>
                         </pic:nvPicPr>
                         <pic:blipFill>
-                          <a:blip r:embed="rId9" cstate="none"/>
+                          <a:blip r:embed="rId11" cstate="none"/>
                           <a:srcRect/>
                           <a:stretch>
                             <a:fillRect/>
@@ -882,7 +982,7 @@
           </w:p>
           <w:p>
             <w:pPr>
-              <w:spacing w:after="0"/>
+              <w:spacing w:after="40"/>
             </w:pPr>
             <w:r>
               <w:rPr>
@@ -890,6 +990,31 @@
                 <w:szCs w:val="21"/>
               </w:rPr>
               <w:t xml:space="preserve">How two quantities change together.</w:t>
+            </w:r>
+          </w:p>
+          <w:p>
+            <w:pPr>
+              <w:spacing w:after="0"/>
+            </w:pPr>
+            <w:r>
+              <w:rPr>
+                <w:b/>
+                <w:bCs/>
+                <w:color w:val="1FA6A2"/>
+                <w:sz w:val="18"/>
+                <w:szCs w:val="18"/>
+              </w:rPr>
+              <w:t xml:space="preserve">Example:  </w:t>
+            </w:r>
+            <w:r>
+              <w:rPr>
+                <w:i/>
+                <w:iCs/>
+                <w:color w:val="5F6F80"/>
+                <w:sz w:val="18"/>
+                <w:szCs w:val="18"/>
+              </w:rPr>
+              <w:t xml:space="preserve">1 month → $24.95, 2 months → $49.90: the two quantities move together.</w:t>
             </w:r>
           </w:p>
         </w:tc>
@@ -1014,7 +1139,7 @@
           <w:sz w:val="22"/>
           <w:szCs w:val="22"/>
         </w:rPr>
-        <w:t xml:space="preserve">__________  —  The quantity that is subject to choice. It does not depend on the other quantity.</w:t>
+        <w:t xml:space="preserve">The quantity that is subject to choice is the ___ ___.</w:t>
       </w:r>
     </w:p>
     <w:p>
@@ -1036,7 +1161,7 @@
           <w:sz w:val="22"/>
           <w:szCs w:val="22"/>
         </w:rPr>
-        <w:t xml:space="preserve">__________  —  The quantity that changes in response to the independent variable.</w:t>
+        <w:t xml:space="preserve">The quantity that changes in response to the other is the ___ ___.</w:t>
       </w:r>
     </w:p>
     <w:p>
@@ -1058,7 +1183,7 @@
           <w:sz w:val="22"/>
           <w:szCs w:val="22"/>
         </w:rPr>
-        <w:t xml:space="preserve">__________  —  One quantity depends on another when changing the first causes the second to change.</w:t>
+        <w:t xml:space="preserve">Say it in order: the responding quantity ___ ___ the chosen one.</w:t>
       </w:r>
     </w:p>
     <w:p>
@@ -1080,7 +1205,7 @@
           <w:sz w:val="22"/>
           <w:szCs w:val="22"/>
         </w:rPr>
-        <w:t xml:space="preserve">__________  —  Something that can be counted or measured.</w:t>
+        <w:t xml:space="preserve">Something that can be counted or measured is a ___.</w:t>
       </w:r>
     </w:p>
     <w:p>
@@ -1102,7 +1227,7 @@
           <w:sz w:val="22"/>
           <w:szCs w:val="22"/>
         </w:rPr>
-        <w:t xml:space="preserve">__________  —  How two quantities change together.</w:t>
+        <w:t xml:space="preserve">How two quantities change together is a ___.</w:t>
       </w:r>
     </w:p>
     <w:p>
@@ -2486,7 +2611,7 @@
                 <w:sz w:val="21"/>
                 <w:szCs w:val="21"/>
               </w:rPr>
-              <w:t xml:space="preserve">Akela planted three trays of bean seeds for a science experiment. Each tray sat in a different spot, so each got a different amount of sunlight per day. After three weeks she measured the average plant height in every tray.</w:t>
+              <w:t xml:space="preserve">Akela planted three trays of bean seeds for a science experiment. Each tray sat in a different spot, so each got a different amount of sunlight per day. After three weeks she measured the average plant height in every tray. Two quantities in that experiment are related: change the sunlight and the height changes with it. One of them Akela chose, and the other one answered back. Today you will name which quantity is the independent one and which depends on it, and you will find pairs like this in a jogging tracker and a pizza shop.</w:t>
             </w:r>
           </w:p>
         </w:tc>

--- a/lessons/9-1/downloads/9-1-notes.docx
+++ b/lessons/9-1/downloads/9-1-notes.docx
@@ -219,10 +219,12 @@
     <w:p>
       <w:pPr>
         <w:pStyle w:val="Heading1"/>
+        <w:keepNext/>
+        <w:keepLines/>
         <w:pBdr>
           <w:bottom w:val="single" w:color="1FA6A2" w:sz="14" w:space="6"/>
         </w:pBdr>
-        <w:spacing w:after="140" w:before="260"/>
+        <w:spacing w:after="140" w:before="300"/>
       </w:pPr>
       <w:r>
         <w:rPr>
@@ -1023,10 +1025,12 @@
     <w:p>
       <w:pPr>
         <w:pStyle w:val="Heading1"/>
+        <w:keepNext/>
+        <w:keepLines/>
         <w:pBdr>
           <w:bottom w:val="single" w:color="1FA6A2" w:sz="14" w:space="6"/>
         </w:pBdr>
-        <w:spacing w:after="140" w:before="260"/>
+        <w:spacing w:after="140" w:before="300"/>
       </w:pPr>
       <w:r>
         <w:rPr>
@@ -1122,7 +1126,8 @@
     </w:p>
     <w:p>
       <w:pPr>
-        <w:spacing w:after="120" w:before="80"/>
+        <w:keepLines/>
+        <w:spacing w:after="260" w:before="200"/>
       </w:pPr>
       <w:r>
         <w:rPr>
@@ -1139,56 +1144,41 @@
           <w:sz w:val="22"/>
           <w:szCs w:val="22"/>
         </w:rPr>
-        <w:t xml:space="preserve">The quantity that is subject to choice is the ___ ___.</w:t>
-      </w:r>
-    </w:p>
-    <w:p>
-      <w:pPr>
-        <w:spacing w:after="120" w:before="80"/>
-      </w:pPr>
-      <w:r>
-        <w:rPr>
-          <w:b/>
-          <w:bCs/>
-          <w:color w:val="12355B"/>
+        <w:t xml:space="preserve">The quantity that is subject to choice is the </w:t>
+      </w:r>
+      <w:r>
+        <w:rPr>
           <w:sz w:val="22"/>
           <w:szCs w:val="22"/>
         </w:rPr>
-        <w:t xml:space="preserve">2.  </w:t>
+        <w:t xml:space="preserve">________________</w:t>
       </w:r>
       <w:r>
         <w:rPr>
           <w:sz w:val="22"/>
           <w:szCs w:val="22"/>
         </w:rPr>
-        <w:t xml:space="preserve">The quantity that changes in response to the other is the ___ ___.</w:t>
-      </w:r>
-    </w:p>
-    <w:p>
-      <w:pPr>
-        <w:spacing w:after="120" w:before="80"/>
-      </w:pPr>
-      <w:r>
-        <w:rPr>
-          <w:b/>
-          <w:bCs/>
-          <w:color w:val="12355B"/>
+        <w:t xml:space="preserve"> </w:t>
+      </w:r>
+      <w:r>
+        <w:rPr>
           <w:sz w:val="22"/>
           <w:szCs w:val="22"/>
         </w:rPr>
-        <w:t xml:space="preserve">3.  </w:t>
+        <w:t xml:space="preserve">________________</w:t>
       </w:r>
       <w:r>
         <w:rPr>
           <w:sz w:val="22"/>
           <w:szCs w:val="22"/>
         </w:rPr>
-        <w:t xml:space="preserve">Say it in order: the responding quantity ___ ___ the chosen one.</w:t>
-      </w:r>
-    </w:p>
-    <w:p>
-      <w:pPr>
-        <w:spacing w:after="120" w:before="80"/>
+        <w:t xml:space="preserve">.</w:t>
+      </w:r>
+    </w:p>
+    <w:p>
+      <w:pPr>
+        <w:keepLines/>
+        <w:spacing w:after="260" w:before="200"/>
       </w:pPr>
       <w:r>
         <w:rPr>
@@ -1198,46 +1188,178 @@
           <w:sz w:val="22"/>
           <w:szCs w:val="22"/>
         </w:rPr>
-        <w:t xml:space="preserve">4.  </w:t>
+        <w:t xml:space="preserve">2.  </w:t>
       </w:r>
       <w:r>
         <w:rPr>
           <w:sz w:val="22"/>
           <w:szCs w:val="22"/>
         </w:rPr>
-        <w:t xml:space="preserve">Something that can be counted or measured is a ___.</w:t>
-      </w:r>
-    </w:p>
-    <w:p>
-      <w:pPr>
-        <w:spacing w:after="120" w:before="80"/>
-      </w:pPr>
-      <w:r>
-        <w:rPr>
-          <w:b/>
-          <w:bCs/>
-          <w:color w:val="12355B"/>
+        <w:t xml:space="preserve">The quantity that changes in response to the other is the </w:t>
+      </w:r>
+      <w:r>
+        <w:rPr>
           <w:sz w:val="22"/>
           <w:szCs w:val="22"/>
         </w:rPr>
-        <w:t xml:space="preserve">5.  </w:t>
+        <w:t xml:space="preserve">________________</w:t>
       </w:r>
       <w:r>
         <w:rPr>
           <w:sz w:val="22"/>
           <w:szCs w:val="22"/>
         </w:rPr>
-        <w:t xml:space="preserve">How two quantities change together is a ___.</w:t>
+        <w:t xml:space="preserve"> </w:t>
+      </w:r>
+      <w:r>
+        <w:rPr>
+          <w:sz w:val="22"/>
+          <w:szCs w:val="22"/>
+        </w:rPr>
+        <w:t xml:space="preserve">________________</w:t>
+      </w:r>
+      <w:r>
+        <w:rPr>
+          <w:sz w:val="22"/>
+          <w:szCs w:val="22"/>
+        </w:rPr>
+        <w:t xml:space="preserve">.</w:t>
+      </w:r>
+    </w:p>
+    <w:p>
+      <w:pPr>
+        <w:keepLines/>
+        <w:spacing w:after="260" w:before="200"/>
+      </w:pPr>
+      <w:r>
+        <w:rPr>
+          <w:b/>
+          <w:bCs/>
+          <w:color w:val="12355B"/>
+          <w:sz w:val="22"/>
+          <w:szCs w:val="22"/>
+        </w:rPr>
+        <w:t xml:space="preserve">3.  </w:t>
+      </w:r>
+      <w:r>
+        <w:rPr>
+          <w:sz w:val="22"/>
+          <w:szCs w:val="22"/>
+        </w:rPr>
+        <w:t xml:space="preserve">Say it in order: the responding quantity </w:t>
+      </w:r>
+      <w:r>
+        <w:rPr>
+          <w:sz w:val="22"/>
+          <w:szCs w:val="22"/>
+        </w:rPr>
+        <w:t xml:space="preserve">________________</w:t>
+      </w:r>
+      <w:r>
+        <w:rPr>
+          <w:sz w:val="22"/>
+          <w:szCs w:val="22"/>
+        </w:rPr>
+        <w:t xml:space="preserve"> </w:t>
+      </w:r>
+      <w:r>
+        <w:rPr>
+          <w:sz w:val="22"/>
+          <w:szCs w:val="22"/>
+        </w:rPr>
+        <w:t xml:space="preserve">________________</w:t>
+      </w:r>
+      <w:r>
+        <w:rPr>
+          <w:sz w:val="22"/>
+          <w:szCs w:val="22"/>
+        </w:rPr>
+        <w:t xml:space="preserve"> the chosen one.</w:t>
+      </w:r>
+    </w:p>
+    <w:p>
+      <w:pPr>
+        <w:keepLines/>
+        <w:spacing w:after="260" w:before="200"/>
+      </w:pPr>
+      <w:r>
+        <w:rPr>
+          <w:b/>
+          <w:bCs/>
+          <w:color w:val="12355B"/>
+          <w:sz w:val="22"/>
+          <w:szCs w:val="22"/>
+        </w:rPr>
+        <w:t xml:space="preserve">4.  </w:t>
+      </w:r>
+      <w:r>
+        <w:rPr>
+          <w:sz w:val="22"/>
+          <w:szCs w:val="22"/>
+        </w:rPr>
+        <w:t xml:space="preserve">Something that can be counted or measured is a </w:t>
+      </w:r>
+      <w:r>
+        <w:rPr>
+          <w:sz w:val="22"/>
+          <w:szCs w:val="22"/>
+        </w:rPr>
+        <w:t xml:space="preserve">________________</w:t>
+      </w:r>
+      <w:r>
+        <w:rPr>
+          <w:sz w:val="22"/>
+          <w:szCs w:val="22"/>
+        </w:rPr>
+        <w:t xml:space="preserve">.</w:t>
+      </w:r>
+    </w:p>
+    <w:p>
+      <w:pPr>
+        <w:keepLines/>
+        <w:spacing w:after="260" w:before="200"/>
+      </w:pPr>
+      <w:r>
+        <w:rPr>
+          <w:b/>
+          <w:bCs/>
+          <w:color w:val="12355B"/>
+          <w:sz w:val="22"/>
+          <w:szCs w:val="22"/>
+        </w:rPr>
+        <w:t xml:space="preserve">5.  </w:t>
+      </w:r>
+      <w:r>
+        <w:rPr>
+          <w:sz w:val="22"/>
+          <w:szCs w:val="22"/>
+        </w:rPr>
+        <w:t xml:space="preserve">How two quantities change together is a </w:t>
+      </w:r>
+      <w:r>
+        <w:rPr>
+          <w:sz w:val="22"/>
+          <w:szCs w:val="22"/>
+        </w:rPr>
+        <w:t xml:space="preserve">________________</w:t>
+      </w:r>
+      <w:r>
+        <w:rPr>
+          <w:sz w:val="22"/>
+          <w:szCs w:val="22"/>
+        </w:rPr>
+        <w:t xml:space="preserve">.</w:t>
       </w:r>
     </w:p>
     <w:p>
       <w:pPr>
         <w:pStyle w:val="Heading1"/>
-        <w:pageBreakBefore/>
+        <w:keepNext/>
+        <w:keepLines/>
         <w:pBdr>
           <w:bottom w:val="single" w:color="1FA6A2" w:sz="14" w:space="6"/>
         </w:pBdr>
-        <w:spacing w:after="140" w:before="0"/>
+        <w:spacing w:after="140" w:before="300"/>
       </w:pPr>
       <w:r>
         <w:rPr>
@@ -2518,11 +2640,12 @@
     <w:p>
       <w:pPr>
         <w:pStyle w:val="Heading1"/>
-        <w:pageBreakBefore/>
+        <w:keepNext/>
+        <w:keepLines/>
         <w:pBdr>
           <w:bottom w:val="single" w:color="1FA6A2" w:sz="14" w:space="6"/>
         </w:pBdr>
-        <w:spacing w:after="140" w:before="0"/>
+        <w:spacing w:after="140" w:before="300"/>
       </w:pPr>
       <w:r>
         <w:rPr>
@@ -2775,11 +2898,12 @@
     <w:p>
       <w:pPr>
         <w:pStyle w:val="Heading1"/>
-        <w:pageBreakBefore/>
+        <w:keepNext/>
+        <w:keepLines/>
         <w:pBdr>
           <w:bottom w:val="single" w:color="1FA6A2" w:sz="14" w:space="6"/>
         </w:pBdr>
-        <w:spacing w:after="140" w:before="0"/>
+        <w:spacing w:after="140" w:before="300"/>
       </w:pPr>
       <w:r>
         <w:rPr>
@@ -3500,11 +3624,12 @@
     <w:p>
       <w:pPr>
         <w:pStyle w:val="Heading1"/>
-        <w:pageBreakBefore/>
+        <w:keepNext/>
+        <w:keepLines/>
         <w:pBdr>
           <w:bottom w:val="single" w:color="1FA6A2" w:sz="14" w:space="6"/>
         </w:pBdr>
-        <w:spacing w:after="140" w:before="0"/>
+        <w:spacing w:after="140" w:before="300"/>
       </w:pPr>
       <w:r>
         <w:rPr>
@@ -4393,11 +4518,12 @@
     <w:p>
       <w:pPr>
         <w:pStyle w:val="Heading1"/>
-        <w:pageBreakBefore/>
+        <w:keepNext/>
+        <w:keepLines/>
         <w:pBdr>
           <w:bottom w:val="single" w:color="1FA6A2" w:sz="14" w:space="6"/>
         </w:pBdr>
-        <w:spacing w:after="140" w:before="0"/>
+        <w:spacing w:after="140" w:before="300"/>
       </w:pPr>
       <w:r>
         <w:rPr>

--- a/lessons/9-1/downloads/9-1-notes.docx
+++ b/lessons/9-1/downloads/9-1-notes.docx
@@ -1372,47 +1372,6 @@
         <w:t xml:space="preserve">Write About the Math</w:t>
       </w:r>
     </w:p>
-    <w:p>
-      <w:pPr>
-        <w:spacing w:after="100"/>
-      </w:pPr>
-      <w:r>
-        <w:rPr>
-          <w:i/>
-          <w:iCs/>
-          <w:color w:val="5F6F80"/>
-          <w:sz w:val="19"/>
-          <w:szCs w:val="19"/>
-        </w:rPr>
-        <w:t xml:space="preserve">Use the support level you need. Every level answers the same math question.</w:t>
-      </w:r>
-    </w:p>
-    <w:p>
-      <w:pPr>
-        <w:pStyle w:val="Heading2"/>
-        <w:spacing w:after="80" w:before="180"/>
-      </w:pPr>
-      <w:r>
-        <w:rPr>
-          <w:b/>
-          <w:bCs/>
-          <w:color w:val="12355B"/>
-          <w:sz w:val="24"/>
-          <w:szCs w:val="24"/>
-        </w:rPr>
-        <w:t xml:space="preserve">1. Understand the Question</w:t>
-      </w:r>
-      <w:r>
-        <w:rPr>
-          <w:i/>
-          <w:iCs/>
-          <w:color w:val="B97A12"/>
-          <w:sz w:val="19"/>
-          <w:szCs w:val="19"/>
-        </w:rPr>
-        <w:t xml:space="preserve">   explain</w:t>
-      </w:r>
-    </w:p>
     <w:tbl>
       <w:tblPr>
         <w:tblW w:type="pct" w:w="100%"/>
@@ -1451,344 +1410,6 @@
               </w:rPr>
               <w:t xml:space="preserve">Which two quantities in this shop are related, so that one depends on the other — and which quantity does NOT depend on the number of pizzas at all?</w:t>
             </w:r>
-          </w:p>
-          <w:p>
-            <w:pPr>
-              <w:spacing w:after="0"/>
-            </w:pPr>
-            <w:r>
-              <w:rPr>
-                <w:b/>
-                <w:bCs/>
-                <w:color w:val="12355B"/>
-                <w:sz w:val="20"/>
-                <w:szCs w:val="20"/>
-              </w:rPr>
-              <w:t xml:space="preserve">Your job:  </w:t>
-            </w:r>
-            <w:r>
-              <w:rPr>
-                <w:sz w:val="20"/>
-                <w:szCs w:val="20"/>
-              </w:rPr>
-              <w:t xml:space="preserve">Answer the question. Use math evidence. Explain how the evidence proves your answer.</w:t>
-            </w:r>
-            <w:r>
-              <w:rPr>
-                <w:i/>
-                <w:iCs/>
-                <w:color w:val="5F6F80"/>
-                <w:sz w:val="18"/>
-                <w:szCs w:val="18"/>
-              </w:rPr>
-              <w:br/>
-              <w:t xml:space="preserve">Responde la pregunta. Usa evidencia matemática. Explica cómo la evidencia demuestra tu respuesta.</w:t>
-            </w:r>
-          </w:p>
-        </w:tc>
-      </w:tr>
-    </w:tbl>
-    <w:p>
-      <w:pPr>
-        <w:pStyle w:val="Heading2"/>
-        <w:spacing w:after="80" w:before="180"/>
-      </w:pPr>
-      <w:r>
-        <w:rPr>
-          <w:b/>
-          <w:bCs/>
-          <w:color w:val="12355B"/>
-          <w:sz w:val="24"/>
-          <w:szCs w:val="24"/>
-        </w:rPr>
-        <w:t xml:space="preserve">2. Plan Your Math Words</w:t>
-      </w:r>
-      <w:r>
-        <w:rPr>
-          <w:i/>
-          <w:iCs/>
-          <w:color w:val="1FA6A2"/>
-          <w:sz w:val="19"/>
-          <w:szCs w:val="19"/>
-        </w:rPr>
-        <w:t xml:space="preserve">   check at least two</w:t>
-      </w:r>
-    </w:p>
-    <w:p>
-      <w:pPr>
-        <w:spacing w:after="60"/>
-      </w:pPr>
-      <w:r>
-        <w:rPr>
-          <w:b/>
-          <w:bCs/>
-          <w:color w:val="1FA6A2"/>
-          <w:sz w:val="22"/>
-          <w:szCs w:val="22"/>
-        </w:rPr>
-        <w:t xml:space="preserve">☐  </w:t>
-      </w:r>
-      <w:r>
-        <w:rPr>
-          <w:b/>
-          <w:bCs/>
-          <w:color w:val="12355B"/>
-          <w:sz w:val="20"/>
-          <w:szCs w:val="20"/>
-        </w:rPr>
-        <w:t xml:space="preserve">independent variable — </w:t>
-      </w:r>
-      <w:r>
-        <w:rPr>
-          <w:sz w:val="20"/>
-          <w:szCs w:val="20"/>
-        </w:rPr>
-        <w:t xml:space="preserve">The quantity that is subject to choice. It does not depend on the other quantity.</w:t>
-      </w:r>
-      <w:r>
-        <w:rPr>
-          <w:i/>
-          <w:iCs/>
-          <w:color w:val="5F6F80"/>
-          <w:sz w:val="18"/>
-          <w:szCs w:val="18"/>
-        </w:rPr>
-        <w:br/>
-        <w:t xml:space="preserve">variable independiente — La cantidad que se elige. No depende de la otra cantidad.</w:t>
-      </w:r>
-    </w:p>
-    <w:p>
-      <w:pPr>
-        <w:spacing w:after="60"/>
-      </w:pPr>
-      <w:r>
-        <w:rPr>
-          <w:b/>
-          <w:bCs/>
-          <w:color w:val="1FA6A2"/>
-          <w:sz w:val="22"/>
-          <w:szCs w:val="22"/>
-        </w:rPr>
-        <w:t xml:space="preserve">☐  </w:t>
-      </w:r>
-      <w:r>
-        <w:rPr>
-          <w:b/>
-          <w:bCs/>
-          <w:color w:val="12355B"/>
-          <w:sz w:val="20"/>
-          <w:szCs w:val="20"/>
-        </w:rPr>
-        <w:t xml:space="preserve">dependent variable — </w:t>
-      </w:r>
-      <w:r>
-        <w:rPr>
-          <w:sz w:val="20"/>
-          <w:szCs w:val="20"/>
-        </w:rPr>
-        <w:t xml:space="preserve">The quantity that changes in response to the independent variable.</w:t>
-      </w:r>
-      <w:r>
-        <w:rPr>
-          <w:i/>
-          <w:iCs/>
-          <w:color w:val="5F6F80"/>
-          <w:sz w:val="18"/>
-          <w:szCs w:val="18"/>
-        </w:rPr>
-        <w:br/>
-        <w:t xml:space="preserve">variable dependiente — La cantidad que cambia en respuesta a la variable independiente.</w:t>
-      </w:r>
-    </w:p>
-    <w:p>
-      <w:pPr>
-        <w:spacing w:after="60"/>
-      </w:pPr>
-      <w:r>
-        <w:rPr>
-          <w:b/>
-          <w:bCs/>
-          <w:color w:val="1FA6A2"/>
-          <w:sz w:val="22"/>
-          <w:szCs w:val="22"/>
-        </w:rPr>
-        <w:t xml:space="preserve">☐  </w:t>
-      </w:r>
-      <w:r>
-        <w:rPr>
-          <w:b/>
-          <w:bCs/>
-          <w:color w:val="12355B"/>
-          <w:sz w:val="20"/>
-          <w:szCs w:val="20"/>
-        </w:rPr>
-        <w:t xml:space="preserve">depends on — </w:t>
-      </w:r>
-      <w:r>
-        <w:rPr>
-          <w:sz w:val="20"/>
-          <w:szCs w:val="20"/>
-        </w:rPr>
-        <w:t xml:space="preserve">One quantity depends on another when changing the first causes the second to change.</w:t>
-      </w:r>
-      <w:r>
-        <w:rPr>
-          <w:i/>
-          <w:iCs/>
-          <w:color w:val="5F6F80"/>
-          <w:sz w:val="18"/>
-          <w:szCs w:val="18"/>
-        </w:rPr>
-        <w:br/>
-        <w:t xml:space="preserve">depende de — Una cantidad depende de otra cuando cambiar la primera hace cambiar la segunda.</w:t>
-      </w:r>
-    </w:p>
-    <w:p>
-      <w:pPr>
-        <w:spacing w:after="60"/>
-      </w:pPr>
-      <w:r>
-        <w:rPr>
-          <w:b/>
-          <w:bCs/>
-          <w:color w:val="1FA6A2"/>
-          <w:sz w:val="22"/>
-          <w:szCs w:val="22"/>
-        </w:rPr>
-        <w:t xml:space="preserve">☐  </w:t>
-      </w:r>
-      <w:r>
-        <w:rPr>
-          <w:b/>
-          <w:bCs/>
-          <w:color w:val="12355B"/>
-          <w:sz w:val="20"/>
-          <w:szCs w:val="20"/>
-        </w:rPr>
-        <w:t xml:space="preserve">quantity — </w:t>
-      </w:r>
-      <w:r>
-        <w:rPr>
-          <w:sz w:val="20"/>
-          <w:szCs w:val="20"/>
-        </w:rPr>
-        <w:t xml:space="preserve">Something that can be counted or measured.</w:t>
-      </w:r>
-      <w:r>
-        <w:rPr>
-          <w:i/>
-          <w:iCs/>
-          <w:color w:val="5F6F80"/>
-          <w:sz w:val="18"/>
-          <w:szCs w:val="18"/>
-        </w:rPr>
-        <w:br/>
-        <w:t xml:space="preserve">cantidad — Algo que se puede contar o medir.</w:t>
-      </w:r>
-    </w:p>
-    <w:p>
-      <w:pPr>
-        <w:spacing w:after="60"/>
-      </w:pPr>
-      <w:r>
-        <w:rPr>
-          <w:b/>
-          <w:bCs/>
-          <w:color w:val="1FA6A2"/>
-          <w:sz w:val="22"/>
-          <w:szCs w:val="22"/>
-        </w:rPr>
-        <w:t xml:space="preserve">☐  </w:t>
-      </w:r>
-      <w:r>
-        <w:rPr>
-          <w:b/>
-          <w:bCs/>
-          <w:color w:val="12355B"/>
-          <w:sz w:val="20"/>
-          <w:szCs w:val="20"/>
-        </w:rPr>
-        <w:t xml:space="preserve">relationship — </w:t>
-      </w:r>
-      <w:r>
-        <w:rPr>
-          <w:sz w:val="20"/>
-          <w:szCs w:val="20"/>
-        </w:rPr>
-        <w:t xml:space="preserve">How two quantities change together.</w:t>
-      </w:r>
-      <w:r>
-        <w:rPr>
-          <w:i/>
-          <w:iCs/>
-          <w:color w:val="5F6F80"/>
-          <w:sz w:val="18"/>
-          <w:szCs w:val="18"/>
-        </w:rPr>
-        <w:br/>
-        <w:t xml:space="preserve">relación — Cómo dos cantidades cambian juntas.</w:t>
-      </w:r>
-    </w:p>
-    <w:tbl>
-      <w:tblPr>
-        <w:tblW w:type="pct" w:w="100%"/>
-        <w:tblBorders>
-          <w:top w:val="single" w:color="1FA6A2" w:sz="8"/>
-          <w:left w:val="single" w:color="1FA6A2" w:sz="8"/>
-          <w:bottom w:val="single" w:color="1FA6A2" w:sz="8"/>
-          <w:right w:val="single" w:color="1FA6A2" w:sz="8"/>
-          <w:insideH w:val="single" w:color="auto" w:sz="4"/>
-          <w:insideV w:val="single" w:color="auto" w:sz="4"/>
-        </w:tblBorders>
-      </w:tblPr>
-      <w:tblGrid>
-        <w:gridCol w:w="100"/>
-      </w:tblGrid>
-      <w:tr>
-        <w:tc>
-          <w:tcPr>
-            <w:shd w:fill="F7FFFD" w:color="auto" w:val="clear"/>
-            <w:tcMar>
-              <w:top w:type="dxa" w:w="120"/>
-              <w:left w:type="dxa" w:w="180"/>
-              <w:bottom w:type="dxa" w:w="120"/>
-              <w:right w:type="dxa" w:w="180"/>
-            </w:tcMar>
-          </w:tcPr>
-          <w:p>
-            <w:pPr>
-              <w:spacing w:after="50"/>
-            </w:pPr>
-            <w:r>
-              <w:rPr>
-                <w:b/>
-                <w:bCs/>
-                <w:color w:val="1FA6A2"/>
-                <w:sz w:val="20"/>
-                <w:szCs w:val="20"/>
-              </w:rPr>
-              <w:t xml:space="preserve">Say it first:  </w:t>
-            </w:r>
-            <w:r>
-              <w:rPr>
-                <w:sz w:val="20"/>
-                <w:szCs w:val="20"/>
-              </w:rPr>
-              <w:t xml:space="preserve">Say your idea to a partner or quietly to yourself before you write.</w:t>
-            </w:r>
-          </w:p>
-          <w:p>
-            <w:pPr>
-              <w:spacing w:after="60"/>
-            </w:pPr>
-            <w:r>
-              <w:rPr>
-                <w:color w:val="1A2733"/>
-                <w:sz w:val="21"/>
-                <w:szCs w:val="21"/>
-              </w:rPr>
-              <w:t xml:space="preserve">In this scenario, the ___ is the independent variable. The ___ and the ___ both depend on it. The number of ___ stays the same no matter how many pizzas are made.</w:t>
-            </w:r>
             <w:r>
               <w:rPr>
                 <w:i/>
@@ -1798,7 +1419,7 @@
                 <w:szCs w:val="19"/>
               </w:rPr>
               <w:br/>
-              <w:t xml:space="preserve">Di tu respuesta primero: Mi respuesta es ___ porque ___.</w:t>
+              <w:t xml:space="preserve">¿Qué dos cantidades de esta pizzería están relacionadas, de modo que una depende de la otra — y qué cantidad no depende para nada del número de pizzas?</w:t>
             </w:r>
           </w:p>
         </w:tc>
@@ -1806,28 +1427,192 @@
     </w:tbl>
     <w:p>
       <w:pPr>
-        <w:pStyle w:val="Heading2"/>
-        <w:spacing w:after="80" w:before="180"/>
-      </w:pPr>
-      <w:r>
-        <w:rPr>
-          <w:b/>
-          <w:bCs/>
-          <w:color w:val="12355B"/>
-          <w:sz w:val="24"/>
-          <w:szCs w:val="24"/>
-        </w:rPr>
-        <w:t xml:space="preserve">3. Build Your Explanation</w:t>
-      </w:r>
+        <w:spacing w:after="100"/>
+      </w:pPr>
       <w:r>
         <w:rPr>
           <w:i/>
           <w:iCs/>
-          <w:color w:val="B97A12"/>
+          <w:color w:val="5F6F80"/>
           <w:sz w:val="19"/>
           <w:szCs w:val="19"/>
         </w:rPr>
-        <w:t xml:space="preserve">   choose your support</w:t>
+        <w:t xml:space="preserve">Say your answer to a partner first. Then write it, using at least two of these words:</w:t>
+      </w:r>
+    </w:p>
+    <w:p>
+      <w:pPr>
+        <w:spacing w:after="40"/>
+      </w:pPr>
+      <w:r>
+        <w:rPr>
+          <w:b/>
+          <w:bCs/>
+          <w:color w:val="1FA6A2"/>
+          <w:sz w:val="22"/>
+          <w:szCs w:val="22"/>
+        </w:rPr>
+        <w:t xml:space="preserve">☐  </w:t>
+      </w:r>
+      <w:r>
+        <w:rPr>
+          <w:b/>
+          <w:bCs/>
+          <w:color w:val="12355B"/>
+          <w:sz w:val="20"/>
+          <w:szCs w:val="20"/>
+        </w:rPr>
+        <w:t xml:space="preserve">independent variable</w:t>
+      </w:r>
+      <w:r>
+        <w:rPr>
+          <w:i/>
+          <w:iCs/>
+          <w:color w:val="5F6F80"/>
+          <w:sz w:val="18"/>
+          <w:szCs w:val="18"/>
+        </w:rPr>
+        <w:t xml:space="preserve">  ·  variable independiente</w:t>
+      </w:r>
+    </w:p>
+    <w:p>
+      <w:pPr>
+        <w:spacing w:after="40"/>
+      </w:pPr>
+      <w:r>
+        <w:rPr>
+          <w:b/>
+          <w:bCs/>
+          <w:color w:val="1FA6A2"/>
+          <w:sz w:val="22"/>
+          <w:szCs w:val="22"/>
+        </w:rPr>
+        <w:t xml:space="preserve">☐  </w:t>
+      </w:r>
+      <w:r>
+        <w:rPr>
+          <w:b/>
+          <w:bCs/>
+          <w:color w:val="12355B"/>
+          <w:sz w:val="20"/>
+          <w:szCs w:val="20"/>
+        </w:rPr>
+        <w:t xml:space="preserve">dependent variable</w:t>
+      </w:r>
+      <w:r>
+        <w:rPr>
+          <w:i/>
+          <w:iCs/>
+          <w:color w:val="5F6F80"/>
+          <w:sz w:val="18"/>
+          <w:szCs w:val="18"/>
+        </w:rPr>
+        <w:t xml:space="preserve">  ·  variable dependiente</w:t>
+      </w:r>
+    </w:p>
+    <w:p>
+      <w:pPr>
+        <w:spacing w:after="40"/>
+      </w:pPr>
+      <w:r>
+        <w:rPr>
+          <w:b/>
+          <w:bCs/>
+          <w:color w:val="1FA6A2"/>
+          <w:sz w:val="22"/>
+          <w:szCs w:val="22"/>
+        </w:rPr>
+        <w:t xml:space="preserve">☐  </w:t>
+      </w:r>
+      <w:r>
+        <w:rPr>
+          <w:b/>
+          <w:bCs/>
+          <w:color w:val="12355B"/>
+          <w:sz w:val="20"/>
+          <w:szCs w:val="20"/>
+        </w:rPr>
+        <w:t xml:space="preserve">depends on</w:t>
+      </w:r>
+      <w:r>
+        <w:rPr>
+          <w:i/>
+          <w:iCs/>
+          <w:color w:val="5F6F80"/>
+          <w:sz w:val="18"/>
+          <w:szCs w:val="18"/>
+        </w:rPr>
+        <w:t xml:space="preserve">  ·  depende de</w:t>
+      </w:r>
+    </w:p>
+    <w:p>
+      <w:pPr>
+        <w:spacing w:after="40"/>
+      </w:pPr>
+      <w:r>
+        <w:rPr>
+          <w:b/>
+          <w:bCs/>
+          <w:color w:val="1FA6A2"/>
+          <w:sz w:val="22"/>
+          <w:szCs w:val="22"/>
+        </w:rPr>
+        <w:t xml:space="preserve">☐  </w:t>
+      </w:r>
+      <w:r>
+        <w:rPr>
+          <w:b/>
+          <w:bCs/>
+          <w:color w:val="12355B"/>
+          <w:sz w:val="20"/>
+          <w:szCs w:val="20"/>
+        </w:rPr>
+        <w:t xml:space="preserve">quantity</w:t>
+      </w:r>
+      <w:r>
+        <w:rPr>
+          <w:i/>
+          <w:iCs/>
+          <w:color w:val="5F6F80"/>
+          <w:sz w:val="18"/>
+          <w:szCs w:val="18"/>
+        </w:rPr>
+        <w:t xml:space="preserve">  ·  cantidad</w:t>
+      </w:r>
+    </w:p>
+    <w:p>
+      <w:pPr>
+        <w:spacing w:after="40"/>
+      </w:pPr>
+      <w:r>
+        <w:rPr>
+          <w:b/>
+          <w:bCs/>
+          <w:color w:val="1FA6A2"/>
+          <w:sz w:val="22"/>
+          <w:szCs w:val="22"/>
+        </w:rPr>
+        <w:t xml:space="preserve">☐  </w:t>
+      </w:r>
+      <w:r>
+        <w:rPr>
+          <w:b/>
+          <w:bCs/>
+          <w:color w:val="12355B"/>
+          <w:sz w:val="20"/>
+          <w:szCs w:val="20"/>
+        </w:rPr>
+        <w:t xml:space="preserve">relationship</w:t>
+      </w:r>
+      <w:r>
+        <w:rPr>
+          <w:i/>
+          <w:iCs/>
+          <w:color w:val="5F6F80"/>
+          <w:sz w:val="18"/>
+          <w:szCs w:val="18"/>
+        </w:rPr>
+        <w:t xml:space="preserve">  ·  relación</w:t>
       </w:r>
     </w:p>
     <w:tbl>
@@ -1858,21 +1643,6 @@
           </w:tcPr>
           <w:p>
             <w:pPr>
-              <w:spacing w:after="50"/>
-            </w:pPr>
-            <w:r>
-              <w:rPr>
-                <w:i/>
-                <w:iCs/>
-                <w:color w:val="5F6F80"/>
-                <w:sz w:val="19"/>
-                <w:szCs w:val="19"/>
-              </w:rPr>
-              <w:t xml:space="preserve">This model shows the parts of an explanation. It does not answer your writing question.</w:t>
-            </w:r>
-          </w:p>
-          <w:p>
-            <w:pPr>
               <w:spacing w:after="80"/>
             </w:pPr>
             <w:r>
@@ -1883,58 +1653,14 @@
                 <w:sz w:val="19"/>
                 <w:szCs w:val="19"/>
               </w:rPr>
-              <w:t xml:space="preserve">Claim:  </w:t>
+              <w:t xml:space="preserve">Model:  </w:t>
             </w:r>
             <w:r>
               <w:rPr>
                 <w:sz w:val="19"/>
                 <w:szCs w:val="19"/>
               </w:rPr>
-              <w:t xml:space="preserve">Akela chose where to place each tray, which set the hours of sunlight; the plant height was measured afterward, in response to the sunlight.</w:t>
-            </w:r>
-          </w:p>
-          <w:p>
-            <w:pPr>
-              <w:spacing w:after="80"/>
-            </w:pPr>
-            <w:r>
-              <w:rPr>
-                <w:b/>
-                <w:bCs/>
-                <w:color w:val="12355B"/>
-                <w:sz w:val="19"/>
-                <w:szCs w:val="19"/>
-              </w:rPr>
-              <w:t xml:space="preserve">Evidence:  </w:t>
-            </w:r>
-            <w:r>
-              <w:rPr>
-                <w:sz w:val="19"/>
-                <w:szCs w:val="19"/>
-              </w:rPr>
-              <w:t xml:space="preserve">A strong answer names sunlight as chosen (independent) and height as responding (dependent), and can say the sentence 'height depends on sunlight.' A weak answer just says 'height is bigger' without naming which quantity was chosen.</w:t>
-            </w:r>
-          </w:p>
-          <w:p>
-            <w:pPr>
-              <w:spacing w:after="80"/>
-            </w:pPr>
-            <w:r>
-              <w:rPr>
-                <w:b/>
-                <w:bCs/>
-                <w:color w:val="12355B"/>
-                <w:sz w:val="19"/>
-                <w:szCs w:val="19"/>
-              </w:rPr>
-              <w:t xml:space="preserve">Reasoning:  </w:t>
-            </w:r>
-            <w:r>
-              <w:rPr>
-                <w:sz w:val="19"/>
-                <w:szCs w:val="19"/>
-              </w:rPr>
-              <w:t xml:space="preserve">This evidence connects the definition of relationship to the mathematical claim.</w:t>
+              <w:t xml:space="preserve">Akela chose where to place each tray, which set the hours of sunlight; the plant height was measured afterward, in response to the sunlight. — A strong answer names sunlight as chosen (independent) and height as responding (dependent), and can say the sentence 'height depends on sunlight.' A weak answer just says 'height is bigger' without naming which quantity was chosen.</w:t>
             </w:r>
           </w:p>
         </w:tc>
@@ -2013,7 +1739,7 @@
           <w:sz w:val="21"/>
           <w:szCs w:val="21"/>
         </w:rPr>
-        <w:t xml:space="preserve">My answer is ___.</w:t>
+        <w:t xml:space="preserve">My answer is ___ because ___.</w:t>
       </w:r>
       <w:r>
         <w:rPr>
@@ -2024,7 +1750,7 @@
           <w:szCs w:val="19"/>
         </w:rPr>
         <w:br/>
-        <w:t xml:space="preserve">Mi respuesta es ___.</w:t>
+        <w:t xml:space="preserve">Mi respuesta es ___ porque ___.</w:t>
       </w:r>
     </w:p>
     <w:tbl>
@@ -2164,7 +1890,7 @@
           <w:sz w:val="21"/>
           <w:szCs w:val="21"/>
         </w:rPr>
-        <w:t xml:space="preserve">I know because ___.</w:t>
+        <w:t xml:space="preserve">My evidence is ___, so ___.</w:t>
       </w:r>
       <w:r>
         <w:rPr>
@@ -2175,31 +1901,7 @@
           <w:szCs w:val="19"/>
         </w:rPr>
         <w:br/>
-        <w:t xml:space="preserve">Lo sé porque ___.</w:t>
-      </w:r>
-    </w:p>
-    <w:p>
-      <w:pPr>
-        <w:spacing w:after="60"/>
-      </w:pPr>
-      <w:r>
-        <w:rPr>
-          <w:color w:val="1A2733"/>
-          <w:sz w:val="21"/>
-          <w:szCs w:val="21"/>
-        </w:rPr>
-        <w:t xml:space="preserve">So ___.</w:t>
-      </w:r>
-      <w:r>
-        <w:rPr>
-          <w:i/>
-          <w:iCs/>
-          <w:color w:val="5F6F80"/>
-          <w:sz w:val="19"/>
-          <w:szCs w:val="19"/>
-        </w:rPr>
-        <w:br/>
-        <w:t xml:space="preserve">Entonces ___.</w:t>
+        <w:t xml:space="preserve">Mi evidencia es ___, entonces ___.</w:t>
       </w:r>
     </w:p>
     <w:tbl>
@@ -2305,78 +2007,6 @@
         <w:t xml:space="preserve">Escribe una afirmación, da evidencia matemática y explica tu razonamiento.</w:t>
       </w:r>
     </w:p>
-    <w:p>
-      <w:pPr>
-        <w:spacing w:after="60"/>
-      </w:pPr>
-      <w:r>
-        <w:rPr>
-          <w:color w:val="1A2733"/>
-          <w:sz w:val="21"/>
-          <w:szCs w:val="21"/>
-        </w:rPr>
-        <w:t xml:space="preserve">My claim is ___.</w:t>
-      </w:r>
-      <w:r>
-        <w:rPr>
-          <w:i/>
-          <w:iCs/>
-          <w:color w:val="5F6F80"/>
-          <w:sz w:val="19"/>
-          <w:szCs w:val="19"/>
-        </w:rPr>
-        <w:br/>
-        <w:t xml:space="preserve">Mi afirmación es ___.</w:t>
-      </w:r>
-    </w:p>
-    <w:p>
-      <w:pPr>
-        <w:spacing w:after="60"/>
-      </w:pPr>
-      <w:r>
-        <w:rPr>
-          <w:color w:val="1A2733"/>
-          <w:sz w:val="21"/>
-          <w:szCs w:val="21"/>
-        </w:rPr>
-        <w:t xml:space="preserve">My math evidence is ___.</w:t>
-      </w:r>
-      <w:r>
-        <w:rPr>
-          <w:i/>
-          <w:iCs/>
-          <w:color w:val="5F6F80"/>
-          <w:sz w:val="19"/>
-          <w:szCs w:val="19"/>
-        </w:rPr>
-        <w:br/>
-        <w:t xml:space="preserve">Mi evidencia matemática es ___.</w:t>
-      </w:r>
-    </w:p>
-    <w:p>
-      <w:pPr>
-        <w:spacing w:after="60"/>
-      </w:pPr>
-      <w:r>
-        <w:rPr>
-          <w:color w:val="1A2733"/>
-          <w:sz w:val="21"/>
-          <w:szCs w:val="21"/>
-        </w:rPr>
-        <w:t xml:space="preserve">This proves ___ because ___.</w:t>
-      </w:r>
-      <w:r>
-        <w:rPr>
-          <w:i/>
-          <w:iCs/>
-          <w:color w:val="5F6F80"/>
-          <w:sz w:val="19"/>
-          <w:szCs w:val="19"/>
-        </w:rPr>
-        <w:br/>
-        <w:t xml:space="preserve">Esto demuestra ___ porque ___.</w:t>
-      </w:r>
-    </w:p>
     <w:tbl>
       <w:tblPr>
         <w:tblW w:type="pct" w:w="100%"/>
@@ -2459,7 +2089,7 @@
           <w:sz w:val="24"/>
           <w:szCs w:val="24"/>
         </w:rPr>
-        <w:t xml:space="preserve">4. Check Your Explanation</w:t>
+        <w:t xml:space="preserve">Check Your Explanation</w:t>
       </w:r>
       <w:r>
         <w:rPr>
@@ -2469,7 +2099,7 @@
           <w:sz w:val="19"/>
           <w:szCs w:val="19"/>
         </w:rPr>
-        <w:t xml:space="preserve">   five quick checks</w:t>
+        <w:t xml:space="preserve">   three quick checks</w:t>
       </w:r>
     </w:p>
     <w:p>
@@ -2493,17 +2123,6 @@
         </w:rPr>
         <w:t xml:space="preserve">I answered the question.</w:t>
       </w:r>
-      <w:r>
-        <w:rPr>
-          <w:i/>
-          <w:iCs/>
-          <w:color w:val="5F6F80"/>
-          <w:sz w:val="18"/>
-          <w:szCs w:val="18"/>
-        </w:rPr>
-        <w:br/>
-        <w:t xml:space="preserve">Respondí la pregunta.</w:t>
-      </w:r>
     </w:p>
     <w:p>
       <w:pPr>
@@ -2524,18 +2143,7 @@
           <w:sz w:val="20"/>
           <w:szCs w:val="20"/>
         </w:rPr>
-        <w:t xml:space="preserve">I used math evidence: numbers, an equation, a model, or a comparison.</w:t>
-      </w:r>
-      <w:r>
-        <w:rPr>
-          <w:i/>
-          <w:iCs/>
-          <w:color w:val="5F6F80"/>
-          <w:sz w:val="18"/>
-          <w:szCs w:val="18"/>
-        </w:rPr>
-        <w:br/>
-        <w:t xml:space="preserve">Usé evidencia matemática: números, una ecuación, un modelo o una comparación.</w:t>
+        <w:t xml:space="preserve">I used math evidence: numbers, an equation, or a model.</w:t>
       </w:r>
     </w:p>
     <w:p>
@@ -2557,84 +2165,7 @@
           <w:sz w:val="20"/>
           <w:szCs w:val="20"/>
         </w:rPr>
-        <w:t xml:space="preserve">I explained how the evidence proves my answer.</w:t>
-      </w:r>
-      <w:r>
-        <w:rPr>
-          <w:i/>
-          <w:iCs/>
-          <w:color w:val="5F6F80"/>
-          <w:sz w:val="18"/>
-          <w:szCs w:val="18"/>
-        </w:rPr>
-        <w:br/>
-        <w:t xml:space="preserve">Expliqué cómo la evidencia demuestra mi respuesta.</w:t>
-      </w:r>
-    </w:p>
-    <w:p>
-      <w:pPr>
-        <w:spacing w:after="80"/>
-      </w:pPr>
-      <w:r>
-        <w:rPr>
-          <w:b/>
-          <w:bCs/>
-          <w:color w:val="1FA6A2"/>
-          <w:sz w:val="22"/>
-          <w:szCs w:val="22"/>
-        </w:rPr>
-        <w:t xml:space="preserve">☐  </w:t>
-      </w:r>
-      <w:r>
-        <w:rPr>
-          <w:sz w:val="20"/>
-          <w:szCs w:val="20"/>
-        </w:rPr>
         <w:t xml:space="preserve">I used at least two math words.</w:t>
-      </w:r>
-      <w:r>
-        <w:rPr>
-          <w:i/>
-          <w:iCs/>
-          <w:color w:val="5F6F80"/>
-          <w:sz w:val="18"/>
-          <w:szCs w:val="18"/>
-        </w:rPr>
-        <w:br/>
-        <w:t xml:space="preserve">Usé por lo menos dos palabras matemáticas.</w:t>
-      </w:r>
-    </w:p>
-    <w:p>
-      <w:pPr>
-        <w:spacing w:after="80"/>
-      </w:pPr>
-      <w:r>
-        <w:rPr>
-          <w:b/>
-          <w:bCs/>
-          <w:color w:val="1FA6A2"/>
-          <w:sz w:val="22"/>
-          <w:szCs w:val="22"/>
-        </w:rPr>
-        <w:t xml:space="preserve">☐  </w:t>
-      </w:r>
-      <w:r>
-        <w:rPr>
-          <w:sz w:val="20"/>
-          <w:szCs w:val="20"/>
-        </w:rPr>
-        <w:t xml:space="preserve">I reread complete sentences and punctuation.</w:t>
-      </w:r>
-      <w:r>
-        <w:rPr>
-          <w:i/>
-          <w:iCs/>
-          <w:color w:val="5F6F80"/>
-          <w:sz w:val="18"/>
-          <w:szCs w:val="18"/>
-        </w:rPr>
-        <w:br/>
-        <w:t xml:space="preserve">Volví a leer mis oraciones completas y la puntuación.</w:t>
       </w:r>
     </w:p>
     <w:p>
